--- a/etude_cas_creativite_LLM_v2.docx
+++ b/etude_cas_creativite_LLM_v2.docx
@@ -10,7 +10,6 @@
         <w:spacing w:after="80"/>
         <w:jc w:val="center"/>
       </w:pPr>
-      <w:proofErr w:type="gramStart"/>
       <w:r>
         <w:rPr>
           <w:caps/>
@@ -18,26 +17,7 @@
           <w:sz w:val="20"/>
           <w:szCs w:val="20"/>
         </w:rPr>
-        <w:t>MENTION</w:t>
-      </w:r>
-      <w:r>
-        <w:rPr>
-          <w:caps/>
-          <w:color w:val="888888"/>
-          <w:sz w:val="20"/>
-          <w:szCs w:val="20"/>
-        </w:rPr>
-        <w:t xml:space="preserve">  INTELLIGENCE</w:t>
-      </w:r>
-      <w:proofErr w:type="gramEnd"/>
-      <w:r>
-        <w:rPr>
-          <w:caps/>
-          <w:color w:val="888888"/>
-          <w:sz w:val="20"/>
-          <w:szCs w:val="20"/>
-        </w:rPr>
-        <w:t xml:space="preserve"> ARTIFICIELLE</w:t>
+        <w:t>MENTION  INTELLIGENCE ARTIFICIELLE</w:t>
       </w:r>
     </w:p>
     <w:p>
@@ -99,53 +79,7 @@
           <w:sz w:val="26"/>
           <w:szCs w:val="26"/>
         </w:rPr>
-        <w:t xml:space="preserve">Données réelles </w:t>
-      </w:r>
-      <w:proofErr w:type="spellStart"/>
-      <w:proofErr w:type="gramStart"/>
-      <w:r>
-        <w:rPr>
-          <w:i/>
-          <w:iCs/>
-          <w:color w:val="2E75B6"/>
-          <w:sz w:val="26"/>
-          <w:szCs w:val="26"/>
-        </w:rPr>
-        <w:t>compar:IA</w:t>
-      </w:r>
-      <w:proofErr w:type="spellEnd"/>
-      <w:proofErr w:type="gramEnd"/>
-      <w:r>
-        <w:rPr>
-          <w:i/>
-          <w:iCs/>
-          <w:color w:val="2E75B6"/>
-          <w:sz w:val="26"/>
-          <w:szCs w:val="26"/>
-        </w:rPr>
-        <w:t xml:space="preserve"> — </w:t>
-      </w:r>
-      <w:proofErr w:type="gramStart"/>
-      <w:r>
-        <w:rPr>
-          <w:i/>
-          <w:iCs/>
-          <w:color w:val="2E75B6"/>
-          <w:sz w:val="26"/>
-          <w:szCs w:val="26"/>
-        </w:rPr>
-        <w:t>Ministère</w:t>
-      </w:r>
-      <w:proofErr w:type="gramEnd"/>
-      <w:r>
-        <w:rPr>
-          <w:i/>
-          <w:iCs/>
-          <w:color w:val="2E75B6"/>
-          <w:sz w:val="26"/>
-          <w:szCs w:val="26"/>
-        </w:rPr>
-        <w:t xml:space="preserve"> de la Culture (beta.gouv.fr)</w:t>
+        <w:t>Données réelles compar:IA — Ministère de la Culture (beta.gouv.fr)</w:t>
       </w:r>
     </w:p>
     <w:p/>
@@ -161,25 +95,7 @@
           <w:sz w:val="20"/>
           <w:szCs w:val="20"/>
         </w:rPr>
-        <w:t xml:space="preserve">Niveau : Master </w:t>
-      </w:r>
-      <w:proofErr w:type="gramStart"/>
-      <w:r>
-        <w:rPr>
-          <w:color w:val="666666"/>
-          <w:sz w:val="20"/>
-          <w:szCs w:val="20"/>
-        </w:rPr>
-        <w:t>2  •</w:t>
-      </w:r>
-      <w:proofErr w:type="gramEnd"/>
-      <w:r>
-        <w:rPr>
-          <w:color w:val="666666"/>
-          <w:sz w:val="20"/>
-          <w:szCs w:val="20"/>
-        </w:rPr>
-        <w:t xml:space="preserve">  Volume horaire : </w:t>
+        <w:t xml:space="preserve">Niveau : Master 2  •  Volume horaire : </w:t>
       </w:r>
       <w:r>
         <w:rPr>
@@ -189,49 +105,21 @@
         </w:rPr>
         <w:t>12</w:t>
       </w:r>
-      <w:proofErr w:type="gramStart"/>
       <w:r>
         <w:rPr>
           <w:color w:val="666666"/>
           <w:sz w:val="20"/>
           <w:szCs w:val="20"/>
         </w:rPr>
-        <w:t>h  •</w:t>
-      </w:r>
-      <w:proofErr w:type="gramEnd"/>
+        <w:t xml:space="preserve">h  •  Évaluation : </w:t>
+      </w:r>
       <w:r>
         <w:rPr>
           <w:color w:val="666666"/>
           <w:sz w:val="20"/>
           <w:szCs w:val="20"/>
         </w:rPr>
-        <w:t xml:space="preserve">  Évaluation : </w:t>
-      </w:r>
-      <w:r>
-        <w:rPr>
-          <w:color w:val="666666"/>
-          <w:sz w:val="20"/>
-          <w:szCs w:val="20"/>
-        </w:rPr>
-        <w:t xml:space="preserve">Code, </w:t>
-      </w:r>
-      <w:proofErr w:type="spellStart"/>
-      <w:r>
-        <w:rPr>
-          <w:color w:val="666666"/>
-          <w:sz w:val="20"/>
-          <w:szCs w:val="20"/>
-        </w:rPr>
-        <w:t>Readme</w:t>
-      </w:r>
-      <w:proofErr w:type="spellEnd"/>
-      <w:r>
-        <w:rPr>
-          <w:color w:val="666666"/>
-          <w:sz w:val="20"/>
-          <w:szCs w:val="20"/>
-        </w:rPr>
-        <w:t>, Présentation</w:t>
+        <w:t>Code, Readme, Présentation</w:t>
       </w:r>
     </w:p>
     <w:p/>
@@ -272,15 +160,7 @@
         <w:spacing w:before="40" w:after="40"/>
       </w:pPr>
       <w:r>
-        <w:t xml:space="preserve">Comprendre les enjeux épistémiques de la mesure de la créativité des </w:t>
-      </w:r>
-      <w:proofErr w:type="spellStart"/>
-      <w:r>
-        <w:t>LLMs</w:t>
-      </w:r>
-      <w:proofErr w:type="spellEnd"/>
-      <w:r>
-        <w:t xml:space="preserve"> et leurs limites fondamentales</w:t>
+        <w:t>Comprendre les enjeux épistémiques de la mesure de la créativité des LLMs et leurs limites fondamentales</w:t>
       </w:r>
     </w:p>
     <w:p>
@@ -319,15 +199,8 @@
         <w:spacing w:before="40" w:after="40"/>
       </w:pPr>
       <w:r>
-        <w:t xml:space="preserve">Identifier, quantifier et corriger les biais systématiques présents dans les données </w:t>
-      </w:r>
-      <w:proofErr w:type="spellStart"/>
-      <w:proofErr w:type="gramStart"/>
-      <w:r>
-        <w:t>compar:IA</w:t>
-      </w:r>
-      <w:proofErr w:type="spellEnd"/>
-      <w:proofErr w:type="gramEnd"/>
+        <w:t>Identifier, quantifier et corriger les biais systématiques présents dans les données compar:IA</w:t>
+      </w:r>
     </w:p>
     <w:p>
       <w:pPr>
@@ -364,23 +237,13 @@
         <w:spacing w:before="80" w:after="80"/>
       </w:pPr>
       <w:r>
-        <w:t>La créativité est l’une des capacités cognitives les plus débattues dans l’évaluation des grands modèles de langue (</w:t>
-      </w:r>
-      <w:proofErr w:type="spellStart"/>
-      <w:r>
-        <w:t>LLMs</w:t>
-      </w:r>
-      <w:proofErr w:type="spellEnd"/>
-      <w:r>
-        <w:t xml:space="preserve">). Contrairement aux benchmarks classiques — MMLU, </w:t>
-      </w:r>
-      <w:proofErr w:type="spellStart"/>
-      <w:r>
-        <w:t>HumanEval</w:t>
-      </w:r>
-      <w:proofErr w:type="spellEnd"/>
-      <w:r>
-        <w:t>, GSM8K — qui mesurent des capacités reproductibles et vérifiables, évaluer la créativité pose un problème épistémique fondamental : comment quantifier ce qui, par définition, dépasse les conventions ?</w:t>
+        <w:t xml:space="preserve">La créativité est l’une des capacités cognitives les plus débattues dans l’évaluation des grands modèles de langue (LLMs). Contrairement aux benchmarks classiques — MMLU, HumanEval, GSM8K — qui mesurent des capacités reproductibles et vérifiables, </w:t>
+      </w:r>
+      <w:r>
+        <w:rPr>
+          <w:highlight w:val="yellow"/>
+        </w:rPr>
+        <w:t>évaluer la créativité pose un problème épistémique fondamental : comment quantifier ce qui, par définition, dépasse les conventions ?</w:t>
       </w:r>
     </w:p>
     <w:p/>
@@ -388,8 +251,6 @@
       <w:pPr>
         <w:spacing w:before="80" w:after="80"/>
       </w:pPr>
-      <w:proofErr w:type="spellStart"/>
-      <w:proofErr w:type="gramStart"/>
       <w:r>
         <w:rPr>
           <w:b/>
@@ -397,46 +258,18 @@
         </w:rPr>
         <w:t>compar:IA</w:t>
       </w:r>
-      <w:proofErr w:type="spellEnd"/>
-      <w:proofErr w:type="gramEnd"/>
       <w:r>
         <w:t xml:space="preserve"> est un comparateur d’IA conversationnelle (</w:t>
       </w:r>
-      <w:proofErr w:type="spellStart"/>
       <w:r>
         <w:rPr>
           <w:i/>
           <w:iCs/>
         </w:rPr>
-        <w:t>chatbot</w:t>
-      </w:r>
-      <w:proofErr w:type="spellEnd"/>
-      <w:r>
-        <w:rPr>
-          <w:i/>
-          <w:iCs/>
-        </w:rPr>
-        <w:t xml:space="preserve"> </w:t>
-      </w:r>
-      <w:proofErr w:type="spellStart"/>
-      <w:r>
-        <w:rPr>
-          <w:i/>
-          <w:iCs/>
-        </w:rPr>
-        <w:t>arena</w:t>
-      </w:r>
-      <w:proofErr w:type="spellEnd"/>
-      <w:r>
-        <w:t xml:space="preserve">) développé au sein du </w:t>
-      </w:r>
-      <w:proofErr w:type="gramStart"/>
-      <w:r>
-        <w:t>Ministère</w:t>
-      </w:r>
-      <w:proofErr w:type="gramEnd"/>
-      <w:r>
-        <w:t xml:space="preserve"> de la Culture dans le cadre du programme beta.gouv.fr. La plateforme propose à des utilisateurs réels de converser simultanément avec deux modèles inconnus, puis de voter pour le meilleur ou de les juger équivalents. Ces préférences constituent l’entrée principale de cette étude.</w:t>
+        <w:t>chatbot arena</w:t>
+      </w:r>
+      <w:r>
+        <w:t>) développé au sein du Ministère de la Culture dans le cadre du programme beta.gouv.fr. La plateforme propose à des utilisateurs réels de converser simultanément avec deux modèles inconnus, puis de voter pour le meilleur ou de les juger équivalents. Ces préférences constituent l’entrée principale de cette étude.</w:t>
       </w:r>
     </w:p>
     <w:p/>
@@ -461,12 +294,6 @@
         <w:gridCol w:w="9360"/>
       </w:tblGrid>
       <w:tr>
-        <w:tblPrEx>
-          <w:tblCellMar>
-            <w:top w:w="0" w:type="dxa"/>
-            <w:bottom w:w="0" w:type="dxa"/>
-          </w:tblCellMar>
-        </w:tblPrEx>
         <w:tc>
           <w:tcPr>
             <w:tcW w:w="9360" w:type="dxa"/>
@@ -497,12 +324,6 @@
         </w:tc>
       </w:tr>
       <w:tr>
-        <w:tblPrEx>
-          <w:tblCellMar>
-            <w:top w:w="0" w:type="dxa"/>
-            <w:bottom w:w="0" w:type="dxa"/>
-          </w:tblCellMar>
-        </w:tblPrEx>
         <w:tc>
           <w:tcPr>
             <w:tcW w:w="9360" w:type="dxa"/>
@@ -525,34 +346,18 @@
               <w:spacing w:before="40" w:after="40"/>
               <w:jc w:val="both"/>
             </w:pPr>
-            <w:r>
-              <w:t xml:space="preserve">Contrairement aux benchmarks classiques construits par des annotateurs </w:t>
-            </w:r>
-            <w:proofErr w:type="spellStart"/>
-            <w:r>
-              <w:t>Prolific</w:t>
-            </w:r>
-            <w:proofErr w:type="spellEnd"/>
-            <w:r>
-              <w:t xml:space="preserve">, les données </w:t>
-            </w:r>
-            <w:proofErr w:type="spellStart"/>
-            <w:proofErr w:type="gramStart"/>
-            <w:r>
-              <w:t>compar:IA</w:t>
-            </w:r>
-            <w:proofErr w:type="spellEnd"/>
-            <w:proofErr w:type="gramEnd"/>
-            <w:r>
-              <w:t xml:space="preserve"> </w:t>
-            </w:r>
-            <w:proofErr w:type="gramStart"/>
-            <w:r>
-              <w:t>reflètent</w:t>
-            </w:r>
-            <w:proofErr w:type="gramEnd"/>
-            <w:r>
-              <w:t xml:space="preserve"> des usages réels et non contraints, majoritairement en français. Cela introduit des biais spécifiques (diversité des intentions, multi-tours, questions hors domaine) mais garantit une validité écologique bien supérieure aux corpus expérimentaux.</w:t>
+            <w:commentRangeStart w:id="0"/>
+            <w:r>
+              <w:t>Contrairement aux benchmarks classiques construits par des annotateurs Prolific, les données compar:IA reflètent des usages réels et non contraints, majoritairement en français. Cela introduit des biais spécifiques (diversité des intentions, multi-tours, questions hors domaine) mais garantit une validité écologique bien supérieure aux corpus expérimentaux.</w:t>
+            </w:r>
+            <w:commentRangeEnd w:id="0"/>
+            <w:r>
+              <w:rPr>
+                <w:rStyle w:val="Marquedecommentaire"/>
+                <w:sz w:val="22"/>
+                <w:szCs w:val="22"/>
+              </w:rPr>
+              <w:commentReference w:id="0"/>
             </w:r>
           </w:p>
         </w:tc>
@@ -620,12 +425,6 @@
         <w:gridCol w:w="3460"/>
       </w:tblGrid>
       <w:tr>
-        <w:tblPrEx>
-          <w:tblCellMar>
-            <w:top w:w="0" w:type="dxa"/>
-            <w:bottom w:w="0" w:type="dxa"/>
-          </w:tblCellMar>
-        </w:tblPrEx>
         <w:tc>
           <w:tcPr>
             <w:tcW w:w="2200" w:type="dxa"/>
@@ -718,12 +517,6 @@
         </w:tc>
       </w:tr>
       <w:tr>
-        <w:tblPrEx>
-          <w:tblCellMar>
-            <w:top w:w="0" w:type="dxa"/>
-            <w:bottom w:w="0" w:type="dxa"/>
-          </w:tblCellMar>
-        </w:tblPrEx>
         <w:tc>
           <w:tcPr>
             <w:tcW w:w="2200" w:type="dxa"/>
@@ -801,34 +594,12 @@
                 <w:sz w:val="20"/>
                 <w:szCs w:val="20"/>
               </w:rPr>
-              <w:t xml:space="preserve">N-gramme </w:t>
-            </w:r>
-            <w:proofErr w:type="spellStart"/>
-            <w:r>
-              <w:rPr>
-                <w:sz w:val="20"/>
-                <w:szCs w:val="20"/>
-              </w:rPr>
-              <w:t>rarity</w:t>
-            </w:r>
-            <w:proofErr w:type="spellEnd"/>
-            <w:r>
-              <w:rPr>
-                <w:sz w:val="20"/>
-                <w:szCs w:val="20"/>
-              </w:rPr>
-              <w:t>, Self-BLEU, distance de plongement</w:t>
+              <w:t>N-gramme rarity, Self-BLEU, distance de plongement</w:t>
             </w:r>
           </w:p>
         </w:tc>
       </w:tr>
       <w:tr>
-        <w:tblPrEx>
-          <w:tblCellMar>
-            <w:top w:w="0" w:type="dxa"/>
-            <w:bottom w:w="0" w:type="dxa"/>
-          </w:tblCellMar>
-        </w:tblPrEx>
         <w:tc>
           <w:tcPr>
             <w:tcW w:w="2200" w:type="dxa"/>
@@ -912,12 +683,6 @@
         </w:tc>
       </w:tr>
       <w:tr>
-        <w:tblPrEx>
-          <w:tblCellMar>
-            <w:top w:w="0" w:type="dxa"/>
-            <w:bottom w:w="0" w:type="dxa"/>
-          </w:tblCellMar>
-        </w:tblPrEx>
         <w:tc>
           <w:tcPr>
             <w:tcW w:w="2200" w:type="dxa"/>
@@ -995,25 +760,7 @@
                 <w:sz w:val="20"/>
                 <w:szCs w:val="20"/>
               </w:rPr>
-              <w:t xml:space="preserve">Entropie de prédiction, écart vs. </w:t>
-            </w:r>
-            <w:proofErr w:type="spellStart"/>
-            <w:proofErr w:type="gramStart"/>
-            <w:r>
-              <w:rPr>
-                <w:sz w:val="20"/>
-                <w:szCs w:val="20"/>
-              </w:rPr>
-              <w:t>baseline</w:t>
-            </w:r>
-            <w:proofErr w:type="spellEnd"/>
-            <w:proofErr w:type="gramEnd"/>
-            <w:r>
-              <w:rPr>
-                <w:sz w:val="20"/>
-                <w:szCs w:val="20"/>
-              </w:rPr>
-              <w:t xml:space="preserve"> stochastique</w:t>
+              <w:t>Entropie de prédiction, écart vs. baseline stochastique</w:t>
             </w:r>
           </w:p>
         </w:tc>
@@ -1042,51 +789,16 @@
         <w:jc w:val="both"/>
       </w:pPr>
       <w:r>
-        <w:t xml:space="preserve">Avant d’analyser les données </w:t>
-      </w:r>
-      <w:proofErr w:type="spellStart"/>
-      <w:proofErr w:type="gramStart"/>
-      <w:r>
-        <w:t>compar:IA</w:t>
-      </w:r>
-      <w:proofErr w:type="spellEnd"/>
-      <w:proofErr w:type="gramEnd"/>
-      <w:r>
-        <w:t xml:space="preserve">, vous devez proposer un cadre métrique rigoureux. Cet objectif est central : sans définition opérationnelle de la créativité, toute analyse subséquente est circulaire. Notez qu’une colonne « </w:t>
-      </w:r>
-      <w:proofErr w:type="spellStart"/>
-      <w:r>
-        <w:t>creative</w:t>
-      </w:r>
-      <w:proofErr w:type="spellEnd"/>
-      <w:r>
-        <w:t xml:space="preserve"> » existe déjà dans les </w:t>
-      </w:r>
-      <w:proofErr w:type="spellStart"/>
-      <w:r>
-        <w:t>datasets</w:t>
-      </w:r>
-      <w:proofErr w:type="spellEnd"/>
-      <w:r>
-        <w:t xml:space="preserve"> </w:t>
-      </w:r>
-      <w:proofErr w:type="spellStart"/>
-      <w:proofErr w:type="gramStart"/>
-      <w:r>
-        <w:t>compar:IA</w:t>
-      </w:r>
-      <w:proofErr w:type="spellEnd"/>
-      <w:proofErr w:type="gramEnd"/>
-      <w:r>
-        <w:t xml:space="preserve"> (</w:t>
-      </w:r>
-      <w:proofErr w:type="spellStart"/>
-      <w:r>
-        <w:t>reactions</w:t>
-      </w:r>
-      <w:proofErr w:type="spellEnd"/>
-      <w:r>
-        <w:t xml:space="preserve"> et votes) : elle sera votre ancre de validation, pas votre seule métrique.</w:t>
+        <w:t xml:space="preserve">Avant d’analyser les données compar:IA, vous devez proposer un cadre métrique rigoureux. Cet objectif est central : sans définition opérationnelle de la créativité, toute analyse subséquente est circulaire. </w:t>
+      </w:r>
+      <w:r>
+        <w:rPr>
+          <w:highlight w:val="yellow"/>
+        </w:rPr>
+        <w:t>Notez qu’une colonne « creative » existe déjà dans les datasets compar:IA (reactions et votes) : elle sera votre ancre de validation, pas votre seule métrique</w:t>
+      </w:r>
+      <w:r>
+        <w:t>.</w:t>
       </w:r>
     </w:p>
     <w:p/>
@@ -1130,12 +842,6 @@
         <w:gridCol w:w="2360"/>
       </w:tblGrid>
       <w:tr>
-        <w:tblPrEx>
-          <w:tblCellMar>
-            <w:top w:w="0" w:type="dxa"/>
-            <w:bottom w:w="0" w:type="dxa"/>
-          </w:tblCellMar>
-        </w:tblPrEx>
         <w:tc>
           <w:tcPr>
             <w:tcW w:w="1900" w:type="dxa"/>
@@ -1258,12 +964,6 @@
         </w:tc>
       </w:tr>
       <w:tr>
-        <w:tblPrEx>
-          <w:tblCellMar>
-            <w:top w:w="0" w:type="dxa"/>
-            <w:bottom w:w="0" w:type="dxa"/>
-          </w:tblCellMar>
-        </w:tblPrEx>
         <w:tc>
           <w:tcPr>
             <w:tcW w:w="1900" w:type="dxa"/>
@@ -1287,23 +987,7 @@
                 <w:sz w:val="20"/>
                 <w:szCs w:val="20"/>
               </w:rPr>
-              <w:t>Type-</w:t>
-            </w:r>
-            <w:proofErr w:type="spellStart"/>
-            <w:r>
-              <w:rPr>
-                <w:sz w:val="20"/>
-                <w:szCs w:val="20"/>
-              </w:rPr>
-              <w:t>Token</w:t>
-            </w:r>
-            <w:proofErr w:type="spellEnd"/>
-            <w:r>
-              <w:rPr>
-                <w:sz w:val="20"/>
-                <w:szCs w:val="20"/>
-              </w:rPr>
-              <w:t xml:space="preserve"> Ratio (TTR)</w:t>
+              <w:t>Type-Token Ratio (TTR)</w:t>
             </w:r>
           </w:p>
         </w:tc>
@@ -1330,39 +1014,7 @@
                 <w:sz w:val="20"/>
                 <w:szCs w:val="20"/>
               </w:rPr>
-              <w:t xml:space="preserve">TTR = |V| / </w:t>
-            </w:r>
-            <w:proofErr w:type="gramStart"/>
-            <w:r>
-              <w:rPr>
-                <w:sz w:val="20"/>
-                <w:szCs w:val="20"/>
-              </w:rPr>
-              <w:t>N  (</w:t>
-            </w:r>
-            <w:proofErr w:type="gramEnd"/>
-            <w:r>
-              <w:rPr>
-                <w:sz w:val="20"/>
-                <w:szCs w:val="20"/>
-              </w:rPr>
-              <w:t xml:space="preserve">V = vocabulaire unique, N = </w:t>
-            </w:r>
-            <w:proofErr w:type="spellStart"/>
-            <w:r>
-              <w:rPr>
-                <w:sz w:val="20"/>
-                <w:szCs w:val="20"/>
-              </w:rPr>
-              <w:t>tokens</w:t>
-            </w:r>
-            <w:proofErr w:type="spellEnd"/>
-            <w:r>
-              <w:rPr>
-                <w:sz w:val="20"/>
-                <w:szCs w:val="20"/>
-              </w:rPr>
-              <w:t xml:space="preserve"> totaux)</w:t>
+              <w:t>TTR = |V| / N  (V = vocabulaire unique, N = tokens totaux)</w:t>
             </w:r>
           </w:p>
         </w:tc>
@@ -1422,12 +1074,6 @@
         </w:tc>
       </w:tr>
       <w:tr>
-        <w:tblPrEx>
-          <w:tblCellMar>
-            <w:top w:w="0" w:type="dxa"/>
-            <w:bottom w:w="0" w:type="dxa"/>
-          </w:tblCellMar>
-        </w:tblPrEx>
         <w:tc>
           <w:tcPr>
             <w:tcW w:w="1900" w:type="dxa"/>
@@ -1538,12 +1184,6 @@
         </w:tc>
       </w:tr>
       <w:tr>
-        <w:tblPrEx>
-          <w:tblCellMar>
-            <w:top w:w="0" w:type="dxa"/>
-            <w:bottom w:w="0" w:type="dxa"/>
-          </w:tblCellMar>
-        </w:tblPrEx>
         <w:tc>
           <w:tcPr>
             <w:tcW w:w="1900" w:type="dxa"/>
@@ -1567,23 +1207,7 @@
                 <w:sz w:val="20"/>
                 <w:szCs w:val="20"/>
               </w:rPr>
-              <w:t xml:space="preserve">N-gramme </w:t>
-            </w:r>
-            <w:proofErr w:type="spellStart"/>
-            <w:r>
-              <w:rPr>
-                <w:sz w:val="20"/>
-                <w:szCs w:val="20"/>
-              </w:rPr>
-              <w:t>Rarity</w:t>
-            </w:r>
-            <w:proofErr w:type="spellEnd"/>
-            <w:r>
-              <w:rPr>
-                <w:sz w:val="20"/>
-                <w:szCs w:val="20"/>
-              </w:rPr>
-              <w:t xml:space="preserve"> Score</w:t>
+              <w:t>N-gramme Rarity Score</w:t>
             </w:r>
           </w:p>
         </w:tc>
@@ -1610,23 +1234,7 @@
                 <w:sz w:val="20"/>
                 <w:szCs w:val="20"/>
               </w:rPr>
-              <w:t xml:space="preserve">Proportion de </w:t>
-            </w:r>
-            <w:proofErr w:type="spellStart"/>
-            <w:r>
-              <w:rPr>
-                <w:sz w:val="20"/>
-                <w:szCs w:val="20"/>
-              </w:rPr>
-              <w:t>bigrammes</w:t>
-            </w:r>
-            <w:proofErr w:type="spellEnd"/>
-            <w:r>
-              <w:rPr>
-                <w:sz w:val="20"/>
-                <w:szCs w:val="20"/>
-              </w:rPr>
-              <w:t xml:space="preserve"> absents du corpus de référence (The Pile)</w:t>
+              <w:t>Proportion de bigrammes absents du corpus de référence (The Pile)</w:t>
             </w:r>
           </w:p>
         </w:tc>
@@ -1686,12 +1294,6 @@
         </w:tc>
       </w:tr>
       <w:tr>
-        <w:tblPrEx>
-          <w:tblCellMar>
-            <w:top w:w="0" w:type="dxa"/>
-            <w:bottom w:w="0" w:type="dxa"/>
-          </w:tblCellMar>
-        </w:tblPrEx>
         <w:tc>
           <w:tcPr>
             <w:tcW w:w="1900" w:type="dxa"/>
@@ -1742,23 +1344,7 @@
                 <w:sz w:val="20"/>
                 <w:szCs w:val="20"/>
               </w:rPr>
-              <w:t xml:space="preserve">BLEU de la réponse vs. </w:t>
-            </w:r>
-            <w:proofErr w:type="gramStart"/>
-            <w:r>
-              <w:rPr>
-                <w:sz w:val="20"/>
-                <w:szCs w:val="20"/>
-              </w:rPr>
-              <w:t>autres</w:t>
-            </w:r>
-            <w:proofErr w:type="gramEnd"/>
-            <w:r>
-              <w:rPr>
-                <w:sz w:val="20"/>
-                <w:szCs w:val="20"/>
-              </w:rPr>
-              <w:t xml:space="preserve"> réponses du même modèle</w:t>
+              <w:t>BLEU de la réponse vs. autres réponses du même modèle</w:t>
             </w:r>
           </w:p>
         </w:tc>
@@ -1818,12 +1404,6 @@
         </w:tc>
       </w:tr>
       <w:tr>
-        <w:tblPrEx>
-          <w:tblCellMar>
-            <w:top w:w="0" w:type="dxa"/>
-            <w:bottom w:w="0" w:type="dxa"/>
-          </w:tblCellMar>
-        </w:tblPrEx>
         <w:tc>
           <w:tcPr>
             <w:tcW w:w="1900" w:type="dxa"/>
@@ -1847,17 +1427,8 @@
                 <w:sz w:val="20"/>
                 <w:szCs w:val="20"/>
               </w:rPr>
-              <w:t>Distance d’</w:t>
-            </w:r>
-            <w:proofErr w:type="spellStart"/>
-            <w:r>
-              <w:rPr>
-                <w:sz w:val="20"/>
-                <w:szCs w:val="20"/>
-              </w:rPr>
-              <w:t>embedding</w:t>
-            </w:r>
-            <w:proofErr w:type="spellEnd"/>
+              <w:t>Distance d’embedding</w:t>
+            </w:r>
           </w:p>
         </w:tc>
         <w:tc>
@@ -1883,48 +1454,7 @@
                 <w:sz w:val="20"/>
                 <w:szCs w:val="20"/>
               </w:rPr>
-              <w:t xml:space="preserve">1 − </w:t>
-            </w:r>
-            <w:proofErr w:type="gramStart"/>
-            <w:r>
-              <w:rPr>
-                <w:sz w:val="20"/>
-                <w:szCs w:val="20"/>
-              </w:rPr>
-              <w:t>cos(</w:t>
-            </w:r>
-            <w:proofErr w:type="spellStart"/>
-            <w:proofErr w:type="gramEnd"/>
-            <w:r>
-              <w:rPr>
-                <w:sz w:val="20"/>
-                <w:szCs w:val="20"/>
-              </w:rPr>
-              <w:t>e_réponse</w:t>
-            </w:r>
-            <w:proofErr w:type="spellEnd"/>
-            <w:r>
-              <w:rPr>
-                <w:sz w:val="20"/>
-                <w:szCs w:val="20"/>
-              </w:rPr>
-              <w:t xml:space="preserve">, </w:t>
-            </w:r>
-            <w:proofErr w:type="spellStart"/>
-            <w:r>
-              <w:rPr>
-                <w:sz w:val="20"/>
-                <w:szCs w:val="20"/>
-              </w:rPr>
-              <w:t>e_moyen_corpus</w:t>
-            </w:r>
-            <w:proofErr w:type="spellEnd"/>
-            <w:r>
-              <w:rPr>
-                <w:sz w:val="20"/>
-                <w:szCs w:val="20"/>
-              </w:rPr>
-              <w:t>)</w:t>
+              <w:t>1 − cos(e_réponse, e_moyen_corpus)</w:t>
             </w:r>
           </w:p>
         </w:tc>
@@ -1951,19 +1481,8 @@
                 <w:sz w:val="20"/>
                 <w:szCs w:val="20"/>
               </w:rPr>
-              <w:t xml:space="preserve">Distance sémantique vs. </w:t>
-            </w:r>
-            <w:proofErr w:type="spellStart"/>
-            <w:proofErr w:type="gramStart"/>
-            <w:r>
-              <w:rPr>
-                <w:sz w:val="20"/>
-                <w:szCs w:val="20"/>
-              </w:rPr>
-              <w:t>centroide</w:t>
-            </w:r>
-            <w:proofErr w:type="spellEnd"/>
-            <w:proofErr w:type="gramEnd"/>
+              <w:t>Distance sémantique vs. centroide</w:t>
+            </w:r>
           </w:p>
         </w:tc>
         <w:tc>
@@ -1989,23 +1508,7 @@
                 <w:sz w:val="20"/>
                 <w:szCs w:val="20"/>
               </w:rPr>
-              <w:t>Sensible au modèle d’</w:t>
-            </w:r>
-            <w:proofErr w:type="spellStart"/>
-            <w:r>
-              <w:rPr>
-                <w:sz w:val="20"/>
-                <w:szCs w:val="20"/>
-              </w:rPr>
-              <w:t>embedding</w:t>
-            </w:r>
-            <w:proofErr w:type="spellEnd"/>
-            <w:r>
-              <w:rPr>
-                <w:sz w:val="20"/>
-                <w:szCs w:val="20"/>
-              </w:rPr>
-              <w:t xml:space="preserve"> utilisé</w:t>
+              <w:t>Sensible au modèle d’embedding utilisé</w:t>
             </w:r>
           </w:p>
         </w:tc>
@@ -2044,12 +1547,6 @@
         <w:gridCol w:w="2360"/>
       </w:tblGrid>
       <w:tr>
-        <w:tblPrEx>
-          <w:tblCellMar>
-            <w:top w:w="0" w:type="dxa"/>
-            <w:bottom w:w="0" w:type="dxa"/>
-          </w:tblCellMar>
-        </w:tblPrEx>
         <w:tc>
           <w:tcPr>
             <w:tcW w:w="1900" w:type="dxa"/>
@@ -2172,12 +1669,6 @@
         </w:tc>
       </w:tr>
       <w:tr>
-        <w:tblPrEx>
-          <w:tblCellMar>
-            <w:top w:w="0" w:type="dxa"/>
-            <w:bottom w:w="0" w:type="dxa"/>
-          </w:tblCellMar>
-        </w:tblPrEx>
         <w:tc>
           <w:tcPr>
             <w:tcW w:w="1900" w:type="dxa"/>
@@ -2223,53 +1714,33 @@
             </w:tcMar>
           </w:tcPr>
           <w:p>
-            <w:r>
-              <w:rPr>
-                <w:sz w:val="20"/>
-                <w:szCs w:val="20"/>
-              </w:rPr>
-              <w:t xml:space="preserve">PP = </w:t>
-            </w:r>
-            <w:proofErr w:type="spellStart"/>
-            <w:proofErr w:type="gramStart"/>
-            <w:r>
-              <w:rPr>
-                <w:sz w:val="20"/>
-                <w:szCs w:val="20"/>
-              </w:rPr>
-              <w:t>exp</w:t>
-            </w:r>
-            <w:proofErr w:type="spellEnd"/>
-            <w:r>
-              <w:rPr>
-                <w:sz w:val="20"/>
-                <w:szCs w:val="20"/>
-              </w:rPr>
-              <w:t>(</w:t>
-            </w:r>
-            <w:proofErr w:type="gramEnd"/>
-            <w:r>
-              <w:rPr>
-                <w:sz w:val="20"/>
-                <w:szCs w:val="20"/>
-              </w:rPr>
-              <w:t>−1/N × Σ log P(</w:t>
-            </w:r>
-            <w:proofErr w:type="spellStart"/>
-            <w:r>
-              <w:rPr>
-                <w:sz w:val="20"/>
-                <w:szCs w:val="20"/>
-              </w:rPr>
-              <w:t>wi|w</w:t>
-            </w:r>
-            <w:proofErr w:type="spellEnd"/>
-            <w:r>
-              <w:rPr>
-                <w:sz w:val="20"/>
-                <w:szCs w:val="20"/>
-              </w:rPr>
-              <w:t>&lt;i))</w:t>
+            <w:pPr>
+              <w:rPr>
+                <w:lang w:val="en-GB"/>
+              </w:rPr>
+            </w:pPr>
+            <w:r>
+              <w:rPr>
+                <w:sz w:val="20"/>
+                <w:szCs w:val="20"/>
+                <w:lang w:val="en-GB"/>
+              </w:rPr>
+              <w:t xml:space="preserve">PP = exp(−1/N × </w:t>
+            </w:r>
+            <w:r>
+              <w:rPr>
+                <w:sz w:val="20"/>
+                <w:szCs w:val="20"/>
+              </w:rPr>
+              <w:t>Σ</w:t>
+            </w:r>
+            <w:r>
+              <w:rPr>
+                <w:sz w:val="20"/>
+                <w:szCs w:val="20"/>
+                <w:lang w:val="en-GB"/>
+              </w:rPr>
+              <w:t xml:space="preserve"> log P(wi|w&lt;i))</w:t>
             </w:r>
           </w:p>
         </w:tc>
@@ -2329,12 +1800,6 @@
         </w:tc>
       </w:tr>
       <w:tr>
-        <w:tblPrEx>
-          <w:tblCellMar>
-            <w:top w:w="0" w:type="dxa"/>
-            <w:bottom w:w="0" w:type="dxa"/>
-          </w:tblCellMar>
-        </w:tblPrEx>
         <w:tc>
           <w:tcPr>
             <w:tcW w:w="1900" w:type="dxa"/>
@@ -2446,12 +1911,6 @@
         </w:tc>
       </w:tr>
       <w:tr>
-        <w:tblPrEx>
-          <w:tblCellMar>
-            <w:top w:w="0" w:type="dxa"/>
-            <w:bottom w:w="0" w:type="dxa"/>
-          </w:tblCellMar>
-        </w:tblPrEx>
         <w:tc>
           <w:tcPr>
             <w:tcW w:w="1900" w:type="dxa"/>
@@ -2475,23 +1934,7 @@
                 <w:sz w:val="20"/>
                 <w:szCs w:val="20"/>
               </w:rPr>
-              <w:t xml:space="preserve">ROUGE-L (vs. </w:t>
-            </w:r>
-            <w:proofErr w:type="gramStart"/>
-            <w:r>
-              <w:rPr>
-                <w:sz w:val="20"/>
-                <w:szCs w:val="20"/>
-              </w:rPr>
-              <w:t>consigne</w:t>
-            </w:r>
-            <w:proofErr w:type="gramEnd"/>
-            <w:r>
-              <w:rPr>
-                <w:sz w:val="20"/>
-                <w:szCs w:val="20"/>
-              </w:rPr>
-              <w:t>)</w:t>
+              <w:t>ROUGE-L (vs. consigne)</w:t>
             </w:r>
           </w:p>
         </w:tc>
@@ -2513,37 +1956,12 @@
             </w:tcMar>
           </w:tcPr>
           <w:p>
-            <w:proofErr w:type="spellStart"/>
-            <w:r>
-              <w:rPr>
-                <w:sz w:val="20"/>
-                <w:szCs w:val="20"/>
-              </w:rPr>
-              <w:t>Longest</w:t>
-            </w:r>
-            <w:proofErr w:type="spellEnd"/>
-            <w:r>
-              <w:rPr>
-                <w:sz w:val="20"/>
-                <w:szCs w:val="20"/>
-              </w:rPr>
-              <w:t xml:space="preserve"> Common </w:t>
-            </w:r>
-            <w:proofErr w:type="spellStart"/>
-            <w:r>
-              <w:rPr>
-                <w:sz w:val="20"/>
-                <w:szCs w:val="20"/>
-              </w:rPr>
-              <w:t>Subsequence</w:t>
-            </w:r>
-            <w:proofErr w:type="spellEnd"/>
-            <w:r>
-              <w:rPr>
-                <w:sz w:val="20"/>
-                <w:szCs w:val="20"/>
-              </w:rPr>
-              <w:t xml:space="preserve"> avec le prompt</w:t>
+            <w:r>
+              <w:rPr>
+                <w:sz w:val="20"/>
+                <w:szCs w:val="20"/>
+              </w:rPr>
+              <w:t>Longest Common Subsequence avec le prompt</w:t>
             </w:r>
           </w:p>
         </w:tc>
@@ -2603,12 +2021,6 @@
         </w:tc>
       </w:tr>
       <w:tr>
-        <w:tblPrEx>
-          <w:tblCellMar>
-            <w:top w:w="0" w:type="dxa"/>
-            <w:bottom w:w="0" w:type="dxa"/>
-          </w:tblCellMar>
-        </w:tblPrEx>
         <w:tc>
           <w:tcPr>
             <w:tcW w:w="1900" w:type="dxa"/>
@@ -2627,7 +2039,6 @@
             </w:tcMar>
           </w:tcPr>
           <w:p>
-            <w:proofErr w:type="spellStart"/>
             <w:r>
               <w:rPr>
                 <w:sz w:val="20"/>
@@ -2635,7 +2046,6 @@
               </w:rPr>
               <w:t>BERTScore</w:t>
             </w:r>
-            <w:proofErr w:type="spellEnd"/>
           </w:p>
         </w:tc>
         <w:tc>
@@ -2661,33 +2071,8 @@
                 <w:sz w:val="20"/>
                 <w:szCs w:val="20"/>
               </w:rPr>
-              <w:t xml:space="preserve">Alignement sémantique </w:t>
-            </w:r>
-            <w:proofErr w:type="spellStart"/>
-            <w:r>
-              <w:rPr>
-                <w:sz w:val="20"/>
-                <w:szCs w:val="20"/>
-              </w:rPr>
-              <w:t>token</w:t>
-            </w:r>
-            <w:proofErr w:type="spellEnd"/>
-            <w:r>
-              <w:rPr>
-                <w:sz w:val="20"/>
-                <w:szCs w:val="20"/>
-              </w:rPr>
-              <w:t>-à-</w:t>
-            </w:r>
-            <w:proofErr w:type="spellStart"/>
-            <w:r>
-              <w:rPr>
-                <w:sz w:val="20"/>
-                <w:szCs w:val="20"/>
-              </w:rPr>
-              <w:t>token</w:t>
-            </w:r>
-            <w:proofErr w:type="spellEnd"/>
+              <w:t>Alignement sémantique token-à-token</w:t>
+            </w:r>
           </w:p>
         </w:tc>
         <w:tc>
@@ -2779,12 +2164,6 @@
         <w:gridCol w:w="2360"/>
       </w:tblGrid>
       <w:tr>
-        <w:tblPrEx>
-          <w:tblCellMar>
-            <w:top w:w="0" w:type="dxa"/>
-            <w:bottom w:w="0" w:type="dxa"/>
-          </w:tblCellMar>
-        </w:tblPrEx>
         <w:tc>
           <w:tcPr>
             <w:tcW w:w="1900" w:type="dxa"/>
@@ -2907,12 +2286,6 @@
         </w:tc>
       </w:tr>
       <w:tr>
-        <w:tblPrEx>
-          <w:tblCellMar>
-            <w:top w:w="0" w:type="dxa"/>
-            <w:bottom w:w="0" w:type="dxa"/>
-          </w:tblCellMar>
-        </w:tblPrEx>
         <w:tc>
           <w:tcPr>
             <w:tcW w:w="1900" w:type="dxa"/>
@@ -3023,12 +2396,6 @@
         </w:tc>
       </w:tr>
       <w:tr>
-        <w:tblPrEx>
-          <w:tblCellMar>
-            <w:top w:w="0" w:type="dxa"/>
-            <w:bottom w:w="0" w:type="dxa"/>
-          </w:tblCellMar>
-        </w:tblPrEx>
         <w:tc>
           <w:tcPr>
             <w:tcW w:w="1900" w:type="dxa"/>
@@ -3052,23 +2419,7 @@
                 <w:sz w:val="20"/>
                 <w:szCs w:val="20"/>
               </w:rPr>
-              <w:t>Surprise moyenne (</w:t>
-            </w:r>
-            <w:proofErr w:type="spellStart"/>
-            <w:r>
-              <w:rPr>
-                <w:sz w:val="20"/>
-                <w:szCs w:val="20"/>
-              </w:rPr>
-              <w:t>Sp</w:t>
-            </w:r>
-            <w:proofErr w:type="spellEnd"/>
-            <w:r>
-              <w:rPr>
-                <w:sz w:val="20"/>
-                <w:szCs w:val="20"/>
-              </w:rPr>
-              <w:t>)</w:t>
+              <w:t>Surprise moyenne (Sp)</w:t>
             </w:r>
           </w:p>
         </w:tc>
@@ -3090,46 +2441,12 @@
             </w:tcMar>
           </w:tcPr>
           <w:p>
-            <w:proofErr w:type="spellStart"/>
-            <w:r>
-              <w:rPr>
-                <w:sz w:val="20"/>
-                <w:szCs w:val="20"/>
-              </w:rPr>
-              <w:t>Sp</w:t>
-            </w:r>
-            <w:proofErr w:type="spellEnd"/>
-            <w:r>
-              <w:rPr>
-                <w:sz w:val="20"/>
-                <w:szCs w:val="20"/>
-              </w:rPr>
-              <w:t xml:space="preserve"> = −1/N Σ log P_</w:t>
-            </w:r>
-            <w:proofErr w:type="gramStart"/>
-            <w:r>
-              <w:rPr>
-                <w:sz w:val="20"/>
-                <w:szCs w:val="20"/>
-              </w:rPr>
-              <w:t>LM(</w:t>
-            </w:r>
-            <w:proofErr w:type="spellStart"/>
-            <w:proofErr w:type="gramEnd"/>
-            <w:r>
-              <w:rPr>
-                <w:sz w:val="20"/>
-                <w:szCs w:val="20"/>
-              </w:rPr>
-              <w:t>wi</w:t>
-            </w:r>
-            <w:proofErr w:type="spellEnd"/>
-            <w:r>
-              <w:rPr>
-                <w:sz w:val="20"/>
-                <w:szCs w:val="20"/>
-              </w:rPr>
-              <w:t xml:space="preserve"> | contexte)</w:t>
+            <w:r>
+              <w:rPr>
+                <w:sz w:val="20"/>
+                <w:szCs w:val="20"/>
+              </w:rPr>
+              <w:t>Sp = −1/N Σ log P_LM(wi | contexte)</w:t>
             </w:r>
           </w:p>
         </w:tc>
@@ -3156,17 +2473,8 @@
                 <w:sz w:val="20"/>
                 <w:szCs w:val="20"/>
               </w:rPr>
-              <w:t xml:space="preserve">Quantifie l’inattendu par rapport à la </w:t>
-            </w:r>
-            <w:proofErr w:type="spellStart"/>
-            <w:r>
-              <w:rPr>
-                <w:sz w:val="20"/>
-                <w:szCs w:val="20"/>
-              </w:rPr>
-              <w:t>baseline</w:t>
-            </w:r>
-            <w:proofErr w:type="spellEnd"/>
+              <w:t>Quantifie l’inattendu par rapport à la baseline</w:t>
+            </w:r>
           </w:p>
         </w:tc>
         <w:tc>
@@ -3198,12 +2506,6 @@
         </w:tc>
       </w:tr>
       <w:tr>
-        <w:tblPrEx>
-          <w:tblCellMar>
-            <w:top w:w="0" w:type="dxa"/>
-            <w:bottom w:w="0" w:type="dxa"/>
-          </w:tblCellMar>
-        </w:tblPrEx>
         <w:tc>
           <w:tcPr>
             <w:tcW w:w="1900" w:type="dxa"/>
@@ -3227,23 +2529,7 @@
                 <w:sz w:val="20"/>
                 <w:szCs w:val="20"/>
               </w:rPr>
-              <w:t xml:space="preserve">Divergent </w:t>
-            </w:r>
-            <w:proofErr w:type="spellStart"/>
-            <w:r>
-              <w:rPr>
-                <w:sz w:val="20"/>
-                <w:szCs w:val="20"/>
-              </w:rPr>
-              <w:t>Thinking</w:t>
-            </w:r>
-            <w:proofErr w:type="spellEnd"/>
-            <w:r>
-              <w:rPr>
-                <w:sz w:val="20"/>
-                <w:szCs w:val="20"/>
-              </w:rPr>
-              <w:t xml:space="preserve"> Score</w:t>
+              <w:t>Divergent Thinking Score</w:t>
             </w:r>
           </w:p>
         </w:tc>
@@ -3292,28 +2578,18 @@
             </w:tcMar>
           </w:tcPr>
           <w:p>
-            <w:r>
-              <w:rPr>
-                <w:sz w:val="20"/>
-                <w:szCs w:val="20"/>
-              </w:rPr>
-              <w:t xml:space="preserve">Inspiré du Torrance Creative </w:t>
-            </w:r>
-            <w:proofErr w:type="spellStart"/>
-            <w:r>
-              <w:rPr>
-                <w:sz w:val="20"/>
-                <w:szCs w:val="20"/>
-              </w:rPr>
-              <w:t>Thinking</w:t>
-            </w:r>
-            <w:proofErr w:type="spellEnd"/>
-            <w:r>
-              <w:rPr>
-                <w:sz w:val="20"/>
-                <w:szCs w:val="20"/>
-              </w:rPr>
-              <w:t xml:space="preserve"> Test</w:t>
+            <w:pPr>
+              <w:rPr>
+                <w:lang w:val="en-GB"/>
+              </w:rPr>
+            </w:pPr>
+            <w:r>
+              <w:rPr>
+                <w:sz w:val="20"/>
+                <w:szCs w:val="20"/>
+                <w:lang w:val="en-GB"/>
+              </w:rPr>
+              <w:t>Inspiré du Torrance Creative Thinking Test</w:t>
             </w:r>
           </w:p>
         </w:tc>
@@ -3346,12 +2622,6 @@
         </w:tc>
       </w:tr>
       <w:tr>
-        <w:tblPrEx>
-          <w:tblCellMar>
-            <w:top w:w="0" w:type="dxa"/>
-            <w:bottom w:w="0" w:type="dxa"/>
-          </w:tblCellMar>
-        </w:tblPrEx>
         <w:tc>
           <w:tcPr>
             <w:tcW w:w="1900" w:type="dxa"/>
@@ -3456,17 +2726,8 @@
                 <w:sz w:val="20"/>
                 <w:szCs w:val="20"/>
               </w:rPr>
-              <w:t>Dépendant du modèle d’</w:t>
-            </w:r>
-            <w:proofErr w:type="spellStart"/>
-            <w:r>
-              <w:rPr>
-                <w:sz w:val="20"/>
-                <w:szCs w:val="20"/>
-              </w:rPr>
-              <w:t>embedding</w:t>
-            </w:r>
-            <w:proofErr w:type="spellEnd"/>
+              <w:t>Dépendant du modèle d’embedding</w:t>
+            </w:r>
           </w:p>
         </w:tc>
       </w:tr>
@@ -3503,12 +2764,6 @@
         <w:gridCol w:w="2260"/>
       </w:tblGrid>
       <w:tr>
-        <w:tblPrEx>
-          <w:tblCellMar>
-            <w:top w:w="0" w:type="dxa"/>
-            <w:bottom w:w="0" w:type="dxa"/>
-          </w:tblCellMar>
-        </w:tblPrEx>
         <w:tc>
           <w:tcPr>
             <w:tcW w:w="2600" w:type="dxa"/>
@@ -3601,12 +2856,6 @@
         </w:tc>
       </w:tr>
       <w:tr>
-        <w:tblPrEx>
-          <w:tblCellMar>
-            <w:top w:w="0" w:type="dxa"/>
-            <w:bottom w:w="0" w:type="dxa"/>
-          </w:tblCellMar>
-        </w:tblPrEx>
         <w:tc>
           <w:tcPr>
             <w:tcW w:w="2600" w:type="dxa"/>
@@ -3625,21 +2874,12 @@
             </w:tcMar>
           </w:tcPr>
           <w:p>
-            <w:proofErr w:type="spellStart"/>
-            <w:r>
-              <w:rPr>
-                <w:sz w:val="20"/>
-                <w:szCs w:val="20"/>
-              </w:rPr>
-              <w:t>Creativity</w:t>
-            </w:r>
-            <w:proofErr w:type="spellEnd"/>
-            <w:r>
-              <w:rPr>
-                <w:sz w:val="20"/>
-                <w:szCs w:val="20"/>
-              </w:rPr>
-              <w:t xml:space="preserve"> Index (CI)</w:t>
+            <w:r>
+              <w:rPr>
+                <w:sz w:val="20"/>
+                <w:szCs w:val="20"/>
+              </w:rPr>
+              <w:t>Creativity Index (CI)</w:t>
             </w:r>
           </w:p>
         </w:tc>
@@ -3666,23 +2906,7 @@
                 <w:sz w:val="20"/>
                 <w:szCs w:val="20"/>
               </w:rPr>
-              <w:t xml:space="preserve">CI = α·Nouveauté + β·Valeur + </w:t>
-            </w:r>
-            <w:proofErr w:type="spellStart"/>
-            <w:r>
-              <w:rPr>
-                <w:sz w:val="20"/>
-                <w:szCs w:val="20"/>
-              </w:rPr>
-              <w:t>γ·Surprise</w:t>
-            </w:r>
-            <w:proofErr w:type="spellEnd"/>
-            <w:r>
-              <w:rPr>
-                <w:sz w:val="20"/>
-                <w:szCs w:val="20"/>
-              </w:rPr>
-              <w:t>, avec α+β+γ=1. Les poids doivent être justifiés empiriquement.</w:t>
+              <w:t>CI = α·Nouveauté + β·Valeur + γ·Surprise, avec α+β+γ=1. Les poids doivent être justifiés empiriquement.</w:t>
             </w:r>
           </w:p>
         </w:tc>
@@ -3715,12 +2939,6 @@
         </w:tc>
       </w:tr>
       <w:tr>
-        <w:tblPrEx>
-          <w:tblCellMar>
-            <w:top w:w="0" w:type="dxa"/>
-            <w:bottom w:w="0" w:type="dxa"/>
-          </w:tblCellMar>
-        </w:tblPrEx>
         <w:tc>
           <w:tcPr>
             <w:tcW w:w="2600" w:type="dxa"/>
@@ -3739,23 +2957,12 @@
             </w:tcMar>
           </w:tcPr>
           <w:p>
-            <w:proofErr w:type="spellStart"/>
-            <w:proofErr w:type="gramStart"/>
-            <w:r>
-              <w:rPr>
-                <w:sz w:val="20"/>
-                <w:szCs w:val="20"/>
-              </w:rPr>
-              <w:t>compar:IA</w:t>
-            </w:r>
-            <w:proofErr w:type="spellEnd"/>
-            <w:proofErr w:type="gramEnd"/>
-            <w:r>
-              <w:rPr>
-                <w:sz w:val="20"/>
-                <w:szCs w:val="20"/>
-              </w:rPr>
-              <w:t xml:space="preserve"> Creative Score</w:t>
+            <w:r>
+              <w:rPr>
+                <w:sz w:val="20"/>
+                <w:szCs w:val="20"/>
+              </w:rPr>
+              <w:t>compar:IA Creative Score</w:t>
             </w:r>
           </w:p>
         </w:tc>
@@ -3782,87 +2989,7 @@
                 <w:sz w:val="20"/>
                 <w:szCs w:val="20"/>
               </w:rPr>
-              <w:t xml:space="preserve">Taux de votes « </w:t>
-            </w:r>
-            <w:proofErr w:type="spellStart"/>
-            <w:r>
-              <w:rPr>
-                <w:sz w:val="20"/>
-                <w:szCs w:val="20"/>
-              </w:rPr>
-              <w:t>creative</w:t>
-            </w:r>
-            <w:proofErr w:type="spellEnd"/>
-            <w:r>
-              <w:rPr>
-                <w:sz w:val="20"/>
-                <w:szCs w:val="20"/>
-              </w:rPr>
-              <w:t xml:space="preserve"> » dans </w:t>
-            </w:r>
-            <w:proofErr w:type="spellStart"/>
-            <w:r>
-              <w:rPr>
-                <w:sz w:val="20"/>
-                <w:szCs w:val="20"/>
-              </w:rPr>
-              <w:t>comparia-reactions</w:t>
-            </w:r>
-            <w:proofErr w:type="spellEnd"/>
-            <w:r>
-              <w:rPr>
-                <w:sz w:val="20"/>
-                <w:szCs w:val="20"/>
-              </w:rPr>
-              <w:t xml:space="preserve"> / </w:t>
-            </w:r>
-            <w:proofErr w:type="spellStart"/>
-            <w:r>
-              <w:rPr>
-                <w:sz w:val="20"/>
-                <w:szCs w:val="20"/>
-              </w:rPr>
-              <w:t>comparia</w:t>
-            </w:r>
-            <w:proofErr w:type="spellEnd"/>
-            <w:r>
-              <w:rPr>
-                <w:sz w:val="20"/>
-                <w:szCs w:val="20"/>
-              </w:rPr>
-              <w:t xml:space="preserve">-votes (colonnes </w:t>
-            </w:r>
-            <w:proofErr w:type="spellStart"/>
-            <w:r>
-              <w:rPr>
-                <w:sz w:val="20"/>
-                <w:szCs w:val="20"/>
-              </w:rPr>
-              <w:t>conv_creative_a</w:t>
-            </w:r>
-            <w:proofErr w:type="spellEnd"/>
-            <w:r>
-              <w:rPr>
-                <w:sz w:val="20"/>
-                <w:szCs w:val="20"/>
-              </w:rPr>
-              <w:t xml:space="preserve">/b et </w:t>
-            </w:r>
-            <w:proofErr w:type="spellStart"/>
-            <w:r>
-              <w:rPr>
-                <w:sz w:val="20"/>
-                <w:szCs w:val="20"/>
-              </w:rPr>
-              <w:t>creative</w:t>
-            </w:r>
-            <w:proofErr w:type="spellEnd"/>
-            <w:r>
-              <w:rPr>
-                <w:sz w:val="20"/>
-                <w:szCs w:val="20"/>
-              </w:rPr>
-              <w:t>)</w:t>
+              <w:t>Taux de votes « creative » dans comparia-reactions / comparia-votes (colonnes conv_creative_a/b et creative)</w:t>
             </w:r>
           </w:p>
         </w:tc>
@@ -3895,12 +3022,6 @@
         </w:tc>
       </w:tr>
       <w:tr>
-        <w:tblPrEx>
-          <w:tblCellMar>
-            <w:top w:w="0" w:type="dxa"/>
-            <w:bottom w:w="0" w:type="dxa"/>
-          </w:tblCellMar>
-        </w:tblPrEx>
         <w:tc>
           <w:tcPr>
             <w:tcW w:w="2600" w:type="dxa"/>
@@ -3919,21 +3040,12 @@
             </w:tcMar>
           </w:tcPr>
           <w:p>
-            <w:proofErr w:type="spellStart"/>
-            <w:r>
-              <w:rPr>
-                <w:sz w:val="20"/>
-                <w:szCs w:val="20"/>
-              </w:rPr>
-              <w:t>Creativity-Coherence</w:t>
-            </w:r>
-            <w:proofErr w:type="spellEnd"/>
-            <w:r>
-              <w:rPr>
-                <w:sz w:val="20"/>
-                <w:szCs w:val="20"/>
-              </w:rPr>
-              <w:t xml:space="preserve"> Frontier</w:t>
+            <w:r>
+              <w:rPr>
+                <w:sz w:val="20"/>
+                <w:szCs w:val="20"/>
+              </w:rPr>
+              <w:t>Creativity-Coherence Frontier</w:t>
             </w:r>
           </w:p>
         </w:tc>
@@ -3960,17 +3072,8 @@
                 <w:sz w:val="20"/>
                 <w:szCs w:val="20"/>
               </w:rPr>
-              <w:t xml:space="preserve">Courbe Pareto entre Nouveauté et Valeur pour comparer les modèles et visualiser les </w:t>
-            </w:r>
-            <w:proofErr w:type="spellStart"/>
-            <w:r>
-              <w:rPr>
-                <w:sz w:val="20"/>
-                <w:szCs w:val="20"/>
-              </w:rPr>
-              <w:t>trade-offs</w:t>
-            </w:r>
-            <w:proofErr w:type="spellEnd"/>
+              <w:t>Courbe Pareto entre Nouveauté et Valeur pour comparer les modèles et visualiser les trade-offs</w:t>
+            </w:r>
           </w:p>
         </w:tc>
         <w:tc>
@@ -4024,12 +3127,6 @@
         <w:gridCol w:w="9360"/>
       </w:tblGrid>
       <w:tr>
-        <w:tblPrEx>
-          <w:tblCellMar>
-            <w:top w:w="0" w:type="dxa"/>
-            <w:bottom w:w="0" w:type="dxa"/>
-          </w:tblCellMar>
-        </w:tblPrEx>
         <w:tc>
           <w:tcPr>
             <w:tcW w:w="9360" w:type="dxa"/>
@@ -4060,12 +3157,6 @@
         </w:tc>
       </w:tr>
       <w:tr>
-        <w:tblPrEx>
-          <w:tblCellMar>
-            <w:top w:w="0" w:type="dxa"/>
-            <w:bottom w:w="0" w:type="dxa"/>
-          </w:tblCellMar>
-        </w:tblPrEx>
         <w:tc>
           <w:tcPr>
             <w:tcW w:w="9360" w:type="dxa"/>
@@ -4097,7 +3188,7 @@
               <w:pStyle w:val="Paragraphedeliste"/>
               <w:numPr>
                 <w:ilvl w:val="0"/>
-                <w:numId w:val="2"/>
+                <w:numId w:val="4"/>
               </w:numPr>
               <w:spacing w:before="40" w:after="40"/>
               <w:jc w:val="both"/>
@@ -4111,7 +3202,7 @@
               <w:pStyle w:val="Paragraphedeliste"/>
               <w:numPr>
                 <w:ilvl w:val="0"/>
-                <w:numId w:val="2"/>
+                <w:numId w:val="4"/>
               </w:numPr>
               <w:spacing w:before="40" w:after="40"/>
               <w:jc w:val="both"/>
@@ -4125,7 +3216,7 @@
               <w:pStyle w:val="Paragraphedeliste"/>
               <w:numPr>
                 <w:ilvl w:val="0"/>
-                <w:numId w:val="2"/>
+                <w:numId w:val="4"/>
               </w:numPr>
               <w:spacing w:before="40" w:after="40"/>
               <w:jc w:val="both"/>
@@ -4139,47 +3230,13 @@
               <w:pStyle w:val="Paragraphedeliste"/>
               <w:numPr>
                 <w:ilvl w:val="0"/>
-                <w:numId w:val="2"/>
+                <w:numId w:val="4"/>
               </w:numPr>
               <w:spacing w:before="40" w:after="40"/>
               <w:jc w:val="both"/>
             </w:pPr>
             <w:r>
-              <w:t xml:space="preserve">Proposez une pondération justifiée pour les combiner en un </w:t>
-            </w:r>
-            <w:proofErr w:type="spellStart"/>
-            <w:r>
-              <w:t>Creativity</w:t>
-            </w:r>
-            <w:proofErr w:type="spellEnd"/>
-            <w:r>
-              <w:t xml:space="preserve"> Index (CI). Validez-la en la corrélant au </w:t>
-            </w:r>
-            <w:proofErr w:type="spellStart"/>
-            <w:proofErr w:type="gramStart"/>
-            <w:r>
-              <w:t>compar:IA</w:t>
-            </w:r>
-            <w:proofErr w:type="spellEnd"/>
-            <w:proofErr w:type="gramEnd"/>
-            <w:r>
-              <w:t xml:space="preserve"> Creative Score (colonne </w:t>
-            </w:r>
-            <w:proofErr w:type="spellStart"/>
-            <w:r>
-              <w:t>creative</w:t>
-            </w:r>
-            <w:proofErr w:type="spellEnd"/>
-            <w:r>
-              <w:t xml:space="preserve"> / </w:t>
-            </w:r>
-            <w:proofErr w:type="spellStart"/>
-            <w:r>
-              <w:t>conv_creative</w:t>
-            </w:r>
-            <w:proofErr w:type="spellEnd"/>
-            <w:r>
-              <w:t>_*).</w:t>
+              <w:t>Proposez une pondération justifiée pour les combiner en un Creativity Index (CI). Validez-la en la corrélant au compar:IA Creative Score (colonne creative / conv_creative_*).</w:t>
             </w:r>
           </w:p>
         </w:tc>
@@ -4199,50 +3256,17 @@
         <w:pStyle w:val="Titre1"/>
       </w:pPr>
       <w:r>
-        <w:t xml:space="preserve">4. Description des données </w:t>
-      </w:r>
-      <w:proofErr w:type="spellStart"/>
-      <w:proofErr w:type="gramStart"/>
-      <w:r>
-        <w:t>compar:IA</w:t>
-      </w:r>
-      <w:proofErr w:type="spellEnd"/>
-      <w:proofErr w:type="gramEnd"/>
+        <w:t>4. Description des données compar:IA</w:t>
+      </w:r>
     </w:p>
     <w:p>
       <w:pPr>
         <w:spacing w:before="80" w:after="80"/>
       </w:pPr>
       <w:r>
-        <w:t xml:space="preserve">Le corpus </w:t>
-      </w:r>
-      <w:proofErr w:type="spellStart"/>
-      <w:proofErr w:type="gramStart"/>
-      <w:r>
-        <w:t>compar:IA</w:t>
-      </w:r>
-      <w:proofErr w:type="spellEnd"/>
-      <w:proofErr w:type="gramEnd"/>
-      <w:r>
-        <w:t xml:space="preserve"> est publié en open data sous licence Etalab 2.0 sur </w:t>
-      </w:r>
-      <w:proofErr w:type="spellStart"/>
-      <w:r>
-        <w:t>Hugging</w:t>
-      </w:r>
-      <w:proofErr w:type="spellEnd"/>
-      <w:r>
-        <w:t xml:space="preserve"> Face par le </w:t>
-      </w:r>
-      <w:proofErr w:type="gramStart"/>
-      <w:r>
-        <w:t>Ministère</w:t>
-      </w:r>
-      <w:proofErr w:type="gramEnd"/>
-      <w:r>
-        <w:t xml:space="preserve"> de la Culture (SNUM). Il comprend trois jeux de données complémentaires, accessibles à l’adresse : </w:t>
-      </w:r>
-      <w:hyperlink r:id="rId7" w:history="1">
+        <w:t xml:space="preserve">Le corpus compar:IA est publié en open data sous licence Etalab 2.0 sur Hugging Face par le Ministère de la Culture (SNUM). Il comprend trois jeux de données complémentaires, accessibles à l’adresse : </w:t>
+      </w:r>
+      <w:hyperlink r:id="rId11" w:history="1">
         <w:r>
           <w:rPr>
             <w:color w:val="2E75B6"/>
@@ -4285,12 +3309,6 @@
         <w:gridCol w:w="2960"/>
       </w:tblGrid>
       <w:tr>
-        <w:tblPrEx>
-          <w:tblCellMar>
-            <w:top w:w="0" w:type="dxa"/>
-            <w:bottom w:w="0" w:type="dxa"/>
-          </w:tblCellMar>
-        </w:tblPrEx>
         <w:tc>
           <w:tcPr>
             <w:tcW w:w="2200" w:type="dxa"/>
@@ -4309,7 +3327,6 @@
             </w:tcMar>
           </w:tcPr>
           <w:p>
-            <w:proofErr w:type="spellStart"/>
             <w:r>
               <w:rPr>
                 <w:b/>
@@ -4320,7 +3337,6 @@
               </w:rPr>
               <w:t>Dataset</w:t>
             </w:r>
-            <w:proofErr w:type="spellEnd"/>
           </w:p>
         </w:tc>
         <w:tc>
@@ -4409,40 +3425,12 @@
                 <w:sz w:val="20"/>
                 <w:szCs w:val="20"/>
               </w:rPr>
-              <w:t xml:space="preserve">Lien </w:t>
-            </w:r>
-            <w:proofErr w:type="spellStart"/>
-            <w:r>
-              <w:rPr>
-                <w:b/>
-                <w:bCs/>
-                <w:color w:val="FFFFFF"/>
-                <w:sz w:val="20"/>
-                <w:szCs w:val="20"/>
-              </w:rPr>
-              <w:t>Hugging</w:t>
-            </w:r>
-            <w:proofErr w:type="spellEnd"/>
-            <w:r>
-              <w:rPr>
-                <w:b/>
-                <w:bCs/>
-                <w:color w:val="FFFFFF"/>
-                <w:sz w:val="20"/>
-                <w:szCs w:val="20"/>
-              </w:rPr>
-              <w:t xml:space="preserve"> Face</w:t>
+              <w:t>Lien Hugging Face</w:t>
             </w:r>
           </w:p>
         </w:tc>
       </w:tr>
       <w:tr>
-        <w:tblPrEx>
-          <w:tblCellMar>
-            <w:top w:w="0" w:type="dxa"/>
-            <w:bottom w:w="0" w:type="dxa"/>
-          </w:tblCellMar>
-        </w:tblPrEx>
         <w:tc>
           <w:tcPr>
             <w:tcW w:w="2200" w:type="dxa"/>
@@ -4461,23 +3449,12 @@
             </w:tcMar>
           </w:tcPr>
           <w:p>
-            <w:proofErr w:type="spellStart"/>
-            <w:proofErr w:type="gramStart"/>
-            <w:r>
-              <w:rPr>
-                <w:sz w:val="20"/>
-                <w:szCs w:val="20"/>
-              </w:rPr>
-              <w:t>comparia</w:t>
-            </w:r>
-            <w:proofErr w:type="spellEnd"/>
-            <w:proofErr w:type="gramEnd"/>
-            <w:r>
-              <w:rPr>
-                <w:sz w:val="20"/>
-                <w:szCs w:val="20"/>
-              </w:rPr>
-              <w:t>-conversations</w:t>
+            <w:r>
+              <w:rPr>
+                <w:sz w:val="20"/>
+                <w:szCs w:val="20"/>
+              </w:rPr>
+              <w:t>comparia-conversations</w:t>
             </w:r>
           </w:p>
         </w:tc>
@@ -4531,39 +3508,7 @@
                 <w:sz w:val="20"/>
                 <w:szCs w:val="20"/>
               </w:rPr>
-              <w:t xml:space="preserve">Toutes les conversations (prompts + réponses des deux modèles), avec métadonnées (catégories, mots-clés, conso. </w:t>
-            </w:r>
-            <w:proofErr w:type="gramStart"/>
-            <w:r>
-              <w:rPr>
-                <w:sz w:val="20"/>
-                <w:szCs w:val="20"/>
-              </w:rPr>
-              <w:t>énergie</w:t>
-            </w:r>
-            <w:proofErr w:type="gramEnd"/>
-            <w:r>
-              <w:rPr>
-                <w:sz w:val="20"/>
-                <w:szCs w:val="20"/>
-              </w:rPr>
-              <w:t xml:space="preserve">, </w:t>
-            </w:r>
-            <w:proofErr w:type="spellStart"/>
-            <w:r>
-              <w:rPr>
-                <w:sz w:val="20"/>
-                <w:szCs w:val="20"/>
-              </w:rPr>
-              <w:t>tokens</w:t>
-            </w:r>
-            <w:proofErr w:type="spellEnd"/>
-            <w:r>
-              <w:rPr>
-                <w:sz w:val="20"/>
-                <w:szCs w:val="20"/>
-              </w:rPr>
-              <w:t>)</w:t>
+              <w:t>Toutes les conversations (prompts + réponses des deux modèles), avec métadonnées (catégories, mots-clés, conso. énergie, tokens)</w:t>
             </w:r>
           </w:p>
         </w:tc>
@@ -4585,50 +3530,17 @@
             </w:tcMar>
           </w:tcPr>
           <w:p>
-            <w:proofErr w:type="spellStart"/>
-            <w:proofErr w:type="gramStart"/>
-            <w:r>
-              <w:rPr>
-                <w:sz w:val="20"/>
-                <w:szCs w:val="20"/>
-              </w:rPr>
-              <w:t>ministere</w:t>
-            </w:r>
-            <w:proofErr w:type="spellEnd"/>
-            <w:proofErr w:type="gramEnd"/>
-            <w:r>
-              <w:rPr>
-                <w:sz w:val="20"/>
-                <w:szCs w:val="20"/>
-              </w:rPr>
-              <w:t>-culture/</w:t>
-            </w:r>
-            <w:proofErr w:type="spellStart"/>
-            <w:r>
-              <w:rPr>
-                <w:sz w:val="20"/>
-                <w:szCs w:val="20"/>
-              </w:rPr>
-              <w:t>comparia</w:t>
-            </w:r>
-            <w:proofErr w:type="spellEnd"/>
-            <w:r>
-              <w:rPr>
-                <w:sz w:val="20"/>
-                <w:szCs w:val="20"/>
-              </w:rPr>
-              <w:t>-conversations</w:t>
+            <w:r>
+              <w:rPr>
+                <w:sz w:val="20"/>
+                <w:szCs w:val="20"/>
+              </w:rPr>
+              <w:t>ministere-culture/comparia-conversations</w:t>
             </w:r>
           </w:p>
         </w:tc>
       </w:tr>
       <w:tr>
-        <w:tblPrEx>
-          <w:tblCellMar>
-            <w:top w:w="0" w:type="dxa"/>
-            <w:bottom w:w="0" w:type="dxa"/>
-          </w:tblCellMar>
-        </w:tblPrEx>
         <w:tc>
           <w:tcPr>
             <w:tcW w:w="2200" w:type="dxa"/>
@@ -4647,23 +3559,12 @@
             </w:tcMar>
           </w:tcPr>
           <w:p>
-            <w:proofErr w:type="spellStart"/>
-            <w:proofErr w:type="gramStart"/>
-            <w:r>
-              <w:rPr>
-                <w:sz w:val="20"/>
-                <w:szCs w:val="20"/>
-              </w:rPr>
-              <w:t>comparia</w:t>
-            </w:r>
-            <w:proofErr w:type="spellEnd"/>
-            <w:proofErr w:type="gramEnd"/>
-            <w:r>
-              <w:rPr>
-                <w:sz w:val="20"/>
-                <w:szCs w:val="20"/>
-              </w:rPr>
-              <w:t>-votes</w:t>
+            <w:r>
+              <w:rPr>
+                <w:sz w:val="20"/>
+                <w:szCs w:val="20"/>
+              </w:rPr>
+              <w:t>comparia-votes</w:t>
             </w:r>
           </w:p>
         </w:tc>
@@ -4717,71 +3618,7 @@
                 <w:sz w:val="20"/>
                 <w:szCs w:val="20"/>
               </w:rPr>
-              <w:t>Préférences au niveau conversation : vote pour modèle A, B ou égalité + qualificatifs (</w:t>
-            </w:r>
-            <w:proofErr w:type="spellStart"/>
-            <w:r>
-              <w:rPr>
-                <w:sz w:val="20"/>
-                <w:szCs w:val="20"/>
-              </w:rPr>
-              <w:t>useful</w:t>
-            </w:r>
-            <w:proofErr w:type="spellEnd"/>
-            <w:r>
-              <w:rPr>
-                <w:sz w:val="20"/>
-                <w:szCs w:val="20"/>
-              </w:rPr>
-              <w:t xml:space="preserve">, </w:t>
-            </w:r>
-            <w:proofErr w:type="spellStart"/>
-            <w:r>
-              <w:rPr>
-                <w:sz w:val="20"/>
-                <w:szCs w:val="20"/>
-              </w:rPr>
-              <w:t>creative</w:t>
-            </w:r>
-            <w:proofErr w:type="spellEnd"/>
-            <w:r>
-              <w:rPr>
-                <w:sz w:val="20"/>
-                <w:szCs w:val="20"/>
-              </w:rPr>
-              <w:t xml:space="preserve">, </w:t>
-            </w:r>
-            <w:proofErr w:type="spellStart"/>
-            <w:r>
-              <w:rPr>
-                <w:sz w:val="20"/>
-                <w:szCs w:val="20"/>
-              </w:rPr>
-              <w:t>clear_formatting</w:t>
-            </w:r>
-            <w:proofErr w:type="spellEnd"/>
-            <w:r>
-              <w:rPr>
-                <w:sz w:val="20"/>
-                <w:szCs w:val="20"/>
-              </w:rPr>
-              <w:t xml:space="preserve">, incorrect, </w:t>
-            </w:r>
-            <w:proofErr w:type="spellStart"/>
-            <w:r>
-              <w:rPr>
-                <w:sz w:val="20"/>
-                <w:szCs w:val="20"/>
-              </w:rPr>
-              <w:t>superficial</w:t>
-            </w:r>
-            <w:proofErr w:type="spellEnd"/>
-            <w:r>
-              <w:rPr>
-                <w:sz w:val="20"/>
-                <w:szCs w:val="20"/>
-              </w:rPr>
-              <w:t>...)</w:t>
+              <w:t>Préférences au niveau conversation : vote pour modèle A, B ou égalité + qualificatifs (useful, creative, clear_formatting, incorrect, superficial...)</w:t>
             </w:r>
           </w:p>
         </w:tc>
@@ -4803,50 +3640,17 @@
             </w:tcMar>
           </w:tcPr>
           <w:p>
-            <w:proofErr w:type="spellStart"/>
-            <w:proofErr w:type="gramStart"/>
-            <w:r>
-              <w:rPr>
-                <w:sz w:val="20"/>
-                <w:szCs w:val="20"/>
-              </w:rPr>
-              <w:t>ministere</w:t>
-            </w:r>
-            <w:proofErr w:type="spellEnd"/>
-            <w:proofErr w:type="gramEnd"/>
-            <w:r>
-              <w:rPr>
-                <w:sz w:val="20"/>
-                <w:szCs w:val="20"/>
-              </w:rPr>
-              <w:t>-culture/</w:t>
-            </w:r>
-            <w:proofErr w:type="spellStart"/>
-            <w:r>
-              <w:rPr>
-                <w:sz w:val="20"/>
-                <w:szCs w:val="20"/>
-              </w:rPr>
-              <w:t>comparia</w:t>
-            </w:r>
-            <w:proofErr w:type="spellEnd"/>
-            <w:r>
-              <w:rPr>
-                <w:sz w:val="20"/>
-                <w:szCs w:val="20"/>
-              </w:rPr>
-              <w:t>-votes</w:t>
+            <w:r>
+              <w:rPr>
+                <w:sz w:val="20"/>
+                <w:szCs w:val="20"/>
+              </w:rPr>
+              <w:t>ministere-culture/comparia-votes</w:t>
             </w:r>
           </w:p>
         </w:tc>
       </w:tr>
       <w:tr>
-        <w:tblPrEx>
-          <w:tblCellMar>
-            <w:top w:w="0" w:type="dxa"/>
-            <w:bottom w:w="0" w:type="dxa"/>
-          </w:tblCellMar>
-        </w:tblPrEx>
         <w:tc>
           <w:tcPr>
             <w:tcW w:w="2200" w:type="dxa"/>
@@ -4865,24 +3669,13 @@
             </w:tcMar>
           </w:tcPr>
           <w:p>
-            <w:proofErr w:type="spellStart"/>
-            <w:proofErr w:type="gramStart"/>
-            <w:r>
-              <w:rPr>
-                <w:sz w:val="20"/>
-                <w:szCs w:val="20"/>
-              </w:rPr>
-              <w:t>comparia</w:t>
-            </w:r>
-            <w:proofErr w:type="gramEnd"/>
-            <w:r>
-              <w:rPr>
-                <w:sz w:val="20"/>
-                <w:szCs w:val="20"/>
-              </w:rPr>
-              <w:t>-reactions</w:t>
-            </w:r>
-            <w:proofErr w:type="spellEnd"/>
+            <w:r>
+              <w:rPr>
+                <w:sz w:val="20"/>
+                <w:szCs w:val="20"/>
+              </w:rPr>
+              <w:t>comparia-reactions</w:t>
+            </w:r>
           </w:p>
         </w:tc>
         <w:tc>
@@ -4935,55 +3728,7 @@
                 <w:sz w:val="20"/>
                 <w:szCs w:val="20"/>
               </w:rPr>
-              <w:t>Préférences au niveau message : pouce haut/bas + qualificatifs par message individuel (</w:t>
-            </w:r>
-            <w:proofErr w:type="spellStart"/>
-            <w:r>
-              <w:rPr>
-                <w:sz w:val="20"/>
-                <w:szCs w:val="20"/>
-              </w:rPr>
-              <w:t>creative</w:t>
-            </w:r>
-            <w:proofErr w:type="spellEnd"/>
-            <w:r>
-              <w:rPr>
-                <w:sz w:val="20"/>
-                <w:szCs w:val="20"/>
-              </w:rPr>
-              <w:t xml:space="preserve">, </w:t>
-            </w:r>
-            <w:proofErr w:type="spellStart"/>
-            <w:r>
-              <w:rPr>
-                <w:sz w:val="20"/>
-                <w:szCs w:val="20"/>
-              </w:rPr>
-              <w:t>useful</w:t>
-            </w:r>
-            <w:proofErr w:type="spellEnd"/>
-            <w:r>
-              <w:rPr>
-                <w:sz w:val="20"/>
-                <w:szCs w:val="20"/>
-              </w:rPr>
-              <w:t xml:space="preserve">, </w:t>
-            </w:r>
-            <w:proofErr w:type="spellStart"/>
-            <w:r>
-              <w:rPr>
-                <w:sz w:val="20"/>
-                <w:szCs w:val="20"/>
-              </w:rPr>
-              <w:t>complete</w:t>
-            </w:r>
-            <w:proofErr w:type="spellEnd"/>
-            <w:r>
-              <w:rPr>
-                <w:sz w:val="20"/>
-                <w:szCs w:val="20"/>
-              </w:rPr>
-              <w:t>, incorrect...)</w:t>
+              <w:t>Préférences au niveau message : pouce haut/bas + qualificatifs par message individuel (creative, useful, complete, incorrect...)</w:t>
             </w:r>
           </w:p>
         </w:tc>
@@ -5005,33 +3750,13 @@
             </w:tcMar>
           </w:tcPr>
           <w:p>
-            <w:proofErr w:type="spellStart"/>
-            <w:proofErr w:type="gramStart"/>
-            <w:r>
-              <w:rPr>
-                <w:sz w:val="20"/>
-                <w:szCs w:val="20"/>
-              </w:rPr>
-              <w:t>ministere</w:t>
-            </w:r>
-            <w:proofErr w:type="spellEnd"/>
-            <w:proofErr w:type="gramEnd"/>
-            <w:r>
-              <w:rPr>
-                <w:sz w:val="20"/>
-                <w:szCs w:val="20"/>
-              </w:rPr>
-              <w:t>-culture/</w:t>
-            </w:r>
-            <w:proofErr w:type="spellStart"/>
-            <w:r>
-              <w:rPr>
-                <w:sz w:val="20"/>
-                <w:szCs w:val="20"/>
-              </w:rPr>
-              <w:t>comparia-reactions</w:t>
-            </w:r>
-            <w:proofErr w:type="spellEnd"/>
+            <w:r>
+              <w:rPr>
+                <w:sz w:val="20"/>
+                <w:szCs w:val="20"/>
+              </w:rPr>
+              <w:t>ministere-culture/comparia-reactions</w:t>
+            </w:r>
           </w:p>
         </w:tc>
       </w:tr>
@@ -5049,15 +3774,8 @@
       <w:pPr>
         <w:pStyle w:val="Titre3"/>
       </w:pPr>
-      <w:proofErr w:type="spellStart"/>
-      <w:proofErr w:type="gramStart"/>
-      <w:r>
-        <w:t>comparia</w:t>
-      </w:r>
-      <w:proofErr w:type="spellEnd"/>
-      <w:proofErr w:type="gramEnd"/>
-      <w:r>
-        <w:t>-votes — colonnes pertinentes pour la créativité</w:t>
+      <w:r>
+        <w:t>comparia-votes — colonnes pertinentes pour la créativité</w:t>
       </w:r>
     </w:p>
     <w:tbl>
@@ -5083,12 +3801,6 @@
         <w:gridCol w:w="5235"/>
       </w:tblGrid>
       <w:tr>
-        <w:tblPrEx>
-          <w:tblCellMar>
-            <w:top w:w="0" w:type="dxa"/>
-            <w:bottom w:w="0" w:type="dxa"/>
-          </w:tblCellMar>
-        </w:tblPrEx>
         <w:tc>
           <w:tcPr>
             <w:tcW w:w="2800" w:type="dxa"/>
@@ -5181,12 +3893,6 @@
         </w:tc>
       </w:tr>
       <w:tr>
-        <w:tblPrEx>
-          <w:tblCellMar>
-            <w:top w:w="0" w:type="dxa"/>
-            <w:bottom w:w="0" w:type="dxa"/>
-          </w:tblCellMar>
-        </w:tblPrEx>
         <w:tc>
           <w:tcPr>
             <w:tcW w:w="2800" w:type="dxa"/>
@@ -5205,24 +3911,13 @@
             </w:tcMar>
           </w:tcPr>
           <w:p>
-            <w:proofErr w:type="spellStart"/>
-            <w:proofErr w:type="gramStart"/>
-            <w:r>
-              <w:rPr>
-                <w:sz w:val="20"/>
-                <w:szCs w:val="20"/>
-              </w:rPr>
-              <w:t>chosen</w:t>
-            </w:r>
-            <w:proofErr w:type="gramEnd"/>
-            <w:r>
-              <w:rPr>
-                <w:sz w:val="20"/>
-                <w:szCs w:val="20"/>
-              </w:rPr>
-              <w:t>_model_name</w:t>
-            </w:r>
-            <w:proofErr w:type="spellEnd"/>
+            <w:r>
+              <w:rPr>
+                <w:sz w:val="20"/>
+                <w:szCs w:val="20"/>
+              </w:rPr>
+              <w:t>chosen_model_name</w:t>
+            </w:r>
           </w:p>
         </w:tc>
         <w:tc>
@@ -5243,7 +3938,6 @@
             </w:tcMar>
           </w:tcPr>
           <w:p>
-            <w:proofErr w:type="gramStart"/>
             <w:r>
               <w:rPr>
                 <w:sz w:val="20"/>
@@ -5251,7 +3945,6 @@
               </w:rPr>
               <w:t>string</w:t>
             </w:r>
-            <w:proofErr w:type="gramEnd"/>
           </w:p>
         </w:tc>
         <w:tc>
@@ -5283,12 +3976,6 @@
         </w:tc>
       </w:tr>
       <w:tr>
-        <w:tblPrEx>
-          <w:tblCellMar>
-            <w:top w:w="0" w:type="dxa"/>
-            <w:bottom w:w="0" w:type="dxa"/>
-          </w:tblCellMar>
-        </w:tblPrEx>
         <w:tc>
           <w:tcPr>
             <w:tcW w:w="2800" w:type="dxa"/>
@@ -5307,24 +3994,13 @@
             </w:tcMar>
           </w:tcPr>
           <w:p>
-            <w:proofErr w:type="spellStart"/>
-            <w:proofErr w:type="gramStart"/>
-            <w:r>
-              <w:rPr>
-                <w:sz w:val="20"/>
-                <w:szCs w:val="20"/>
-              </w:rPr>
-              <w:t>both</w:t>
-            </w:r>
-            <w:proofErr w:type="gramEnd"/>
-            <w:r>
-              <w:rPr>
-                <w:sz w:val="20"/>
-                <w:szCs w:val="20"/>
-              </w:rPr>
-              <w:t>_equal</w:t>
-            </w:r>
-            <w:proofErr w:type="spellEnd"/>
+            <w:r>
+              <w:rPr>
+                <w:sz w:val="20"/>
+                <w:szCs w:val="20"/>
+              </w:rPr>
+              <w:t>both_equal</w:t>
+            </w:r>
           </w:p>
         </w:tc>
         <w:tc>
@@ -5345,8 +4021,6 @@
             </w:tcMar>
           </w:tcPr>
           <w:p>
-            <w:proofErr w:type="spellStart"/>
-            <w:proofErr w:type="gramStart"/>
             <w:r>
               <w:rPr>
                 <w:sz w:val="20"/>
@@ -5354,8 +4028,6 @@
               </w:rPr>
               <w:t>bool</w:t>
             </w:r>
-            <w:proofErr w:type="spellEnd"/>
-            <w:proofErr w:type="gramEnd"/>
           </w:p>
         </w:tc>
         <w:tc>
@@ -5387,12 +4059,6 @@
         </w:tc>
       </w:tr>
       <w:tr>
-        <w:tblPrEx>
-          <w:tblCellMar>
-            <w:top w:w="0" w:type="dxa"/>
-            <w:bottom w:w="0" w:type="dxa"/>
-          </w:tblCellMar>
-        </w:tblPrEx>
         <w:tc>
           <w:tcPr>
             <w:tcW w:w="2800" w:type="dxa"/>
@@ -5411,30 +4077,12 @@
             </w:tcMar>
           </w:tcPr>
           <w:p>
-            <w:proofErr w:type="spellStart"/>
-            <w:proofErr w:type="gramStart"/>
-            <w:r>
-              <w:rPr>
-                <w:sz w:val="20"/>
-                <w:szCs w:val="20"/>
-              </w:rPr>
-              <w:t>conv</w:t>
-            </w:r>
-            <w:proofErr w:type="gramEnd"/>
-            <w:r>
-              <w:rPr>
-                <w:sz w:val="20"/>
-                <w:szCs w:val="20"/>
-              </w:rPr>
-              <w:t>_creative_a</w:t>
-            </w:r>
-            <w:proofErr w:type="spellEnd"/>
-            <w:r>
-              <w:rPr>
-                <w:sz w:val="20"/>
-                <w:szCs w:val="20"/>
-              </w:rPr>
-              <w:t xml:space="preserve"> / _b</w:t>
+            <w:r>
+              <w:rPr>
+                <w:sz w:val="20"/>
+                <w:szCs w:val="20"/>
+              </w:rPr>
+              <w:t>conv_creative_a / _b</w:t>
             </w:r>
           </w:p>
         </w:tc>
@@ -5456,8 +4104,6 @@
             </w:tcMar>
           </w:tcPr>
           <w:p>
-            <w:proofErr w:type="spellStart"/>
-            <w:proofErr w:type="gramStart"/>
             <w:r>
               <w:rPr>
                 <w:sz w:val="20"/>
@@ -5465,8 +4111,6 @@
               </w:rPr>
               <w:t>bool</w:t>
             </w:r>
-            <w:proofErr w:type="spellEnd"/>
-            <w:proofErr w:type="gramEnd"/>
           </w:p>
         </w:tc>
         <w:tc>
@@ -5498,12 +4142,6 @@
         </w:tc>
       </w:tr>
       <w:tr>
-        <w:tblPrEx>
-          <w:tblCellMar>
-            <w:top w:w="0" w:type="dxa"/>
-            <w:bottom w:w="0" w:type="dxa"/>
-          </w:tblCellMar>
-        </w:tblPrEx>
         <w:tc>
           <w:tcPr>
             <w:tcW w:w="2800" w:type="dxa"/>
@@ -5522,30 +4160,12 @@
             </w:tcMar>
           </w:tcPr>
           <w:p>
-            <w:proofErr w:type="spellStart"/>
-            <w:proofErr w:type="gramStart"/>
-            <w:r>
-              <w:rPr>
-                <w:sz w:val="20"/>
-                <w:szCs w:val="20"/>
-              </w:rPr>
-              <w:t>conv</w:t>
-            </w:r>
-            <w:proofErr w:type="gramEnd"/>
-            <w:r>
-              <w:rPr>
-                <w:sz w:val="20"/>
-                <w:szCs w:val="20"/>
-              </w:rPr>
-              <w:t>_useful_a</w:t>
-            </w:r>
-            <w:proofErr w:type="spellEnd"/>
-            <w:r>
-              <w:rPr>
-                <w:sz w:val="20"/>
-                <w:szCs w:val="20"/>
-              </w:rPr>
-              <w:t xml:space="preserve"> / _b</w:t>
+            <w:r>
+              <w:rPr>
+                <w:sz w:val="20"/>
+                <w:szCs w:val="20"/>
+              </w:rPr>
+              <w:t>conv_useful_a / _b</w:t>
             </w:r>
           </w:p>
         </w:tc>
@@ -5567,8 +4187,6 @@
             </w:tcMar>
           </w:tcPr>
           <w:p>
-            <w:proofErr w:type="spellStart"/>
-            <w:proofErr w:type="gramStart"/>
             <w:r>
               <w:rPr>
                 <w:sz w:val="20"/>
@@ -5576,8 +4194,6 @@
               </w:rPr>
               <w:t>bool</w:t>
             </w:r>
-            <w:proofErr w:type="spellEnd"/>
-            <w:proofErr w:type="gramEnd"/>
           </w:p>
         </w:tc>
         <w:tc>
@@ -5609,12 +4225,6 @@
         </w:tc>
       </w:tr>
       <w:tr>
-        <w:tblPrEx>
-          <w:tblCellMar>
-            <w:top w:w="0" w:type="dxa"/>
-            <w:bottom w:w="0" w:type="dxa"/>
-          </w:tblCellMar>
-        </w:tblPrEx>
         <w:tc>
           <w:tcPr>
             <w:tcW w:w="2800" w:type="dxa"/>
@@ -5633,30 +4243,12 @@
             </w:tcMar>
           </w:tcPr>
           <w:p>
-            <w:proofErr w:type="spellStart"/>
-            <w:proofErr w:type="gramStart"/>
-            <w:r>
-              <w:rPr>
-                <w:sz w:val="20"/>
-                <w:szCs w:val="20"/>
-              </w:rPr>
-              <w:t>conv</w:t>
-            </w:r>
-            <w:proofErr w:type="gramEnd"/>
-            <w:r>
-              <w:rPr>
-                <w:sz w:val="20"/>
-                <w:szCs w:val="20"/>
-              </w:rPr>
-              <w:t>_superficial_a</w:t>
-            </w:r>
-            <w:proofErr w:type="spellEnd"/>
-            <w:r>
-              <w:rPr>
-                <w:sz w:val="20"/>
-                <w:szCs w:val="20"/>
-              </w:rPr>
-              <w:t xml:space="preserve"> / _b</w:t>
+            <w:r>
+              <w:rPr>
+                <w:sz w:val="20"/>
+                <w:szCs w:val="20"/>
+              </w:rPr>
+              <w:t>conv_superficial_a / _b</w:t>
             </w:r>
           </w:p>
         </w:tc>
@@ -5678,8 +4270,6 @@
             </w:tcMar>
           </w:tcPr>
           <w:p>
-            <w:proofErr w:type="spellStart"/>
-            <w:proofErr w:type="gramStart"/>
             <w:r>
               <w:rPr>
                 <w:sz w:val="20"/>
@@ -5687,8 +4277,6 @@
               </w:rPr>
               <w:t>bool</w:t>
             </w:r>
-            <w:proofErr w:type="spellEnd"/>
-            <w:proofErr w:type="gramEnd"/>
           </w:p>
         </w:tc>
         <w:tc>
@@ -5720,12 +4308,6 @@
         </w:tc>
       </w:tr>
       <w:tr>
-        <w:tblPrEx>
-          <w:tblCellMar>
-            <w:top w:w="0" w:type="dxa"/>
-            <w:bottom w:w="0" w:type="dxa"/>
-          </w:tblCellMar>
-        </w:tblPrEx>
         <w:tc>
           <w:tcPr>
             <w:tcW w:w="2800" w:type="dxa"/>
@@ -5744,30 +4326,18 @@
             </w:tcMar>
           </w:tcPr>
           <w:p>
-            <w:proofErr w:type="spellStart"/>
-            <w:proofErr w:type="gramStart"/>
-            <w:r>
-              <w:rPr>
-                <w:sz w:val="20"/>
-                <w:szCs w:val="20"/>
-              </w:rPr>
-              <w:t>conv</w:t>
-            </w:r>
-            <w:proofErr w:type="gramEnd"/>
-            <w:r>
-              <w:rPr>
-                <w:sz w:val="20"/>
-                <w:szCs w:val="20"/>
-              </w:rPr>
-              <w:t>_instructions_not_followed_a</w:t>
-            </w:r>
-            <w:proofErr w:type="spellEnd"/>
-            <w:r>
-              <w:rPr>
-                <w:sz w:val="20"/>
-                <w:szCs w:val="20"/>
-              </w:rPr>
-              <w:t xml:space="preserve"> / _b</w:t>
+            <w:pPr>
+              <w:rPr>
+                <w:lang w:val="en-GB"/>
+              </w:rPr>
+            </w:pPr>
+            <w:r>
+              <w:rPr>
+                <w:sz w:val="20"/>
+                <w:szCs w:val="20"/>
+                <w:lang w:val="en-GB"/>
+              </w:rPr>
+              <w:t>conv_instructions_not_followed_a / _b</w:t>
             </w:r>
           </w:p>
         </w:tc>
@@ -5789,8 +4359,6 @@
             </w:tcMar>
           </w:tcPr>
           <w:p>
-            <w:proofErr w:type="spellStart"/>
-            <w:proofErr w:type="gramStart"/>
             <w:r>
               <w:rPr>
                 <w:sz w:val="20"/>
@@ -5798,8 +4366,6 @@
               </w:rPr>
               <w:t>bool</w:t>
             </w:r>
-            <w:proofErr w:type="spellEnd"/>
-            <w:proofErr w:type="gramEnd"/>
           </w:p>
         </w:tc>
         <w:tc>
@@ -5831,12 +4397,6 @@
         </w:tc>
       </w:tr>
       <w:tr>
-        <w:tblPrEx>
-          <w:tblCellMar>
-            <w:top w:w="0" w:type="dxa"/>
-            <w:bottom w:w="0" w:type="dxa"/>
-          </w:tblCellMar>
-        </w:tblPrEx>
         <w:tc>
           <w:tcPr>
             <w:tcW w:w="2800" w:type="dxa"/>
@@ -5855,24 +4415,13 @@
             </w:tcMar>
           </w:tcPr>
           <w:p>
-            <w:proofErr w:type="spellStart"/>
-            <w:proofErr w:type="gramStart"/>
-            <w:r>
-              <w:rPr>
-                <w:sz w:val="20"/>
-                <w:szCs w:val="20"/>
-              </w:rPr>
-              <w:t>opening</w:t>
-            </w:r>
-            <w:proofErr w:type="gramEnd"/>
-            <w:r>
-              <w:rPr>
-                <w:sz w:val="20"/>
-                <w:szCs w:val="20"/>
-              </w:rPr>
-              <w:t>_msg</w:t>
-            </w:r>
-            <w:proofErr w:type="spellEnd"/>
+            <w:r>
+              <w:rPr>
+                <w:sz w:val="20"/>
+                <w:szCs w:val="20"/>
+              </w:rPr>
+              <w:t>opening_msg</w:t>
+            </w:r>
           </w:p>
         </w:tc>
         <w:tc>
@@ -5893,7 +4442,6 @@
             </w:tcMar>
           </w:tcPr>
           <w:p>
-            <w:proofErr w:type="gramStart"/>
             <w:r>
               <w:rPr>
                 <w:sz w:val="20"/>
@@ -5901,7 +4449,6 @@
               </w:rPr>
               <w:t>string</w:t>
             </w:r>
-            <w:proofErr w:type="gramEnd"/>
           </w:p>
         </w:tc>
         <w:tc>
@@ -5933,12 +4480,6 @@
         </w:tc>
       </w:tr>
       <w:tr>
-        <w:tblPrEx>
-          <w:tblCellMar>
-            <w:top w:w="0" w:type="dxa"/>
-            <w:bottom w:w="0" w:type="dxa"/>
-          </w:tblCellMar>
-        </w:tblPrEx>
         <w:tc>
           <w:tcPr>
             <w:tcW w:w="2800" w:type="dxa"/>
@@ -5957,40 +4498,19 @@
             </w:tcMar>
           </w:tcPr>
           <w:p>
-            <w:proofErr w:type="spellStart"/>
-            <w:proofErr w:type="gramStart"/>
-            <w:r>
-              <w:rPr>
-                <w:sz w:val="20"/>
-                <w:szCs w:val="20"/>
-              </w:rPr>
-              <w:t>model</w:t>
-            </w:r>
-            <w:proofErr w:type="gramEnd"/>
-            <w:r>
-              <w:rPr>
-                <w:sz w:val="20"/>
-                <w:szCs w:val="20"/>
-              </w:rPr>
-              <w:t>_a_name</w:t>
-            </w:r>
-            <w:proofErr w:type="spellEnd"/>
-            <w:r>
-              <w:rPr>
-                <w:sz w:val="20"/>
-                <w:szCs w:val="20"/>
-              </w:rPr>
-              <w:t xml:space="preserve"> / </w:t>
-            </w:r>
-            <w:proofErr w:type="spellStart"/>
-            <w:r>
-              <w:rPr>
-                <w:sz w:val="20"/>
-                <w:szCs w:val="20"/>
-              </w:rPr>
-              <w:t>model_b_name</w:t>
-            </w:r>
-            <w:proofErr w:type="spellEnd"/>
+            <w:pPr>
+              <w:rPr>
+                <w:lang w:val="en-GB"/>
+              </w:rPr>
+            </w:pPr>
+            <w:r>
+              <w:rPr>
+                <w:sz w:val="20"/>
+                <w:szCs w:val="20"/>
+                <w:lang w:val="en-GB"/>
+              </w:rPr>
+              <w:t>model_a_name / model_b_name</w:t>
+            </w:r>
           </w:p>
         </w:tc>
         <w:tc>
@@ -6011,7 +4531,6 @@
             </w:tcMar>
           </w:tcPr>
           <w:p>
-            <w:proofErr w:type="gramStart"/>
             <w:r>
               <w:rPr>
                 <w:sz w:val="20"/>
@@ -6019,7 +4538,6 @@
               </w:rPr>
               <w:t>string</w:t>
             </w:r>
-            <w:proofErr w:type="gramEnd"/>
           </w:p>
         </w:tc>
         <w:tc>
@@ -6056,18 +4574,8 @@
       <w:pPr>
         <w:pStyle w:val="Titre3"/>
       </w:pPr>
-      <w:proofErr w:type="spellStart"/>
-      <w:proofErr w:type="gramStart"/>
-      <w:r>
-        <w:t>comparia</w:t>
-      </w:r>
-      <w:proofErr w:type="gramEnd"/>
-      <w:r>
-        <w:t>-reactions</w:t>
-      </w:r>
-      <w:proofErr w:type="spellEnd"/>
-      <w:r>
-        <w:t xml:space="preserve"> — colonnes pertinentes pour la créativité</w:t>
+      <w:r>
+        <w:t>comparia-reactions — colonnes pertinentes pour la créativité</w:t>
       </w:r>
     </w:p>
     <w:tbl>
@@ -6093,12 +4601,6 @@
         <w:gridCol w:w="5660"/>
       </w:tblGrid>
       <w:tr>
-        <w:tblPrEx>
-          <w:tblCellMar>
-            <w:top w:w="0" w:type="dxa"/>
-            <w:bottom w:w="0" w:type="dxa"/>
-          </w:tblCellMar>
-        </w:tblPrEx>
         <w:tc>
           <w:tcPr>
             <w:tcW w:w="2800" w:type="dxa"/>
@@ -6192,12 +4694,6 @@
         </w:tc>
       </w:tr>
       <w:tr>
-        <w:tblPrEx>
-          <w:tblCellMar>
-            <w:top w:w="0" w:type="dxa"/>
-            <w:bottom w:w="0" w:type="dxa"/>
-          </w:tblCellMar>
-        </w:tblPrEx>
         <w:tc>
           <w:tcPr>
             <w:tcW w:w="2800" w:type="dxa"/>
@@ -6216,8 +4712,6 @@
             </w:tcMar>
           </w:tcPr>
           <w:p>
-            <w:proofErr w:type="spellStart"/>
-            <w:proofErr w:type="gramStart"/>
             <w:r>
               <w:rPr>
                 <w:sz w:val="20"/>
@@ -6225,8 +4719,6 @@
               </w:rPr>
               <w:t>creative</w:t>
             </w:r>
-            <w:proofErr w:type="spellEnd"/>
-            <w:proofErr w:type="gramEnd"/>
           </w:p>
         </w:tc>
         <w:tc>
@@ -6247,8 +4739,6 @@
             </w:tcMar>
           </w:tcPr>
           <w:p>
-            <w:proofErr w:type="spellStart"/>
-            <w:proofErr w:type="gramStart"/>
             <w:r>
               <w:rPr>
                 <w:sz w:val="20"/>
@@ -6256,8 +4746,6 @@
               </w:rPr>
               <w:t>bool</w:t>
             </w:r>
-            <w:proofErr w:type="spellEnd"/>
-            <w:proofErr w:type="gramEnd"/>
           </w:p>
         </w:tc>
         <w:tc>
@@ -6289,12 +4777,6 @@
         </w:tc>
       </w:tr>
       <w:tr>
-        <w:tblPrEx>
-          <w:tblCellMar>
-            <w:top w:w="0" w:type="dxa"/>
-            <w:bottom w:w="0" w:type="dxa"/>
-          </w:tblCellMar>
-        </w:tblPrEx>
         <w:tc>
           <w:tcPr>
             <w:tcW w:w="2800" w:type="dxa"/>
@@ -6313,33 +4795,13 @@
             </w:tcMar>
           </w:tcPr>
           <w:p>
-            <w:proofErr w:type="spellStart"/>
-            <w:proofErr w:type="gramStart"/>
-            <w:r>
-              <w:rPr>
-                <w:sz w:val="20"/>
-                <w:szCs w:val="20"/>
-              </w:rPr>
-              <w:t>liked</w:t>
-            </w:r>
-            <w:proofErr w:type="spellEnd"/>
-            <w:proofErr w:type="gramEnd"/>
-            <w:r>
-              <w:rPr>
-                <w:sz w:val="20"/>
-                <w:szCs w:val="20"/>
-              </w:rPr>
-              <w:t xml:space="preserve"> / </w:t>
-            </w:r>
-            <w:proofErr w:type="spellStart"/>
-            <w:r>
-              <w:rPr>
-                <w:sz w:val="20"/>
-                <w:szCs w:val="20"/>
-              </w:rPr>
-              <w:t>disliked</w:t>
-            </w:r>
-            <w:proofErr w:type="spellEnd"/>
+            <w:r>
+              <w:rPr>
+                <w:sz w:val="20"/>
+                <w:szCs w:val="20"/>
+              </w:rPr>
+              <w:t>liked / disliked</w:t>
+            </w:r>
           </w:p>
         </w:tc>
         <w:tc>
@@ -6360,8 +4822,6 @@
             </w:tcMar>
           </w:tcPr>
           <w:p>
-            <w:proofErr w:type="spellStart"/>
-            <w:proofErr w:type="gramStart"/>
             <w:r>
               <w:rPr>
                 <w:sz w:val="20"/>
@@ -6369,8 +4829,6 @@
               </w:rPr>
               <w:t>bool</w:t>
             </w:r>
-            <w:proofErr w:type="spellEnd"/>
-            <w:proofErr w:type="gramEnd"/>
           </w:p>
         </w:tc>
         <w:tc>
@@ -6402,12 +4860,6 @@
         </w:tc>
       </w:tr>
       <w:tr>
-        <w:tblPrEx>
-          <w:tblCellMar>
-            <w:top w:w="0" w:type="dxa"/>
-            <w:bottom w:w="0" w:type="dxa"/>
-          </w:tblCellMar>
-        </w:tblPrEx>
         <w:tc>
           <w:tcPr>
             <w:tcW w:w="2800" w:type="dxa"/>
@@ -6426,8 +4878,6 @@
             </w:tcMar>
           </w:tcPr>
           <w:p>
-            <w:proofErr w:type="spellStart"/>
-            <w:proofErr w:type="gramStart"/>
             <w:r>
               <w:rPr>
                 <w:sz w:val="20"/>
@@ -6435,8 +4885,6 @@
               </w:rPr>
               <w:t>complete</w:t>
             </w:r>
-            <w:proofErr w:type="spellEnd"/>
-            <w:proofErr w:type="gramEnd"/>
           </w:p>
         </w:tc>
         <w:tc>
@@ -6457,8 +4905,6 @@
             </w:tcMar>
           </w:tcPr>
           <w:p>
-            <w:proofErr w:type="spellStart"/>
-            <w:proofErr w:type="gramStart"/>
             <w:r>
               <w:rPr>
                 <w:sz w:val="20"/>
@@ -6466,8 +4912,6 @@
               </w:rPr>
               <w:t>bool</w:t>
             </w:r>
-            <w:proofErr w:type="spellEnd"/>
-            <w:proofErr w:type="gramEnd"/>
           </w:p>
         </w:tc>
         <w:tc>
@@ -6499,12 +4943,6 @@
         </w:tc>
       </w:tr>
       <w:tr>
-        <w:tblPrEx>
-          <w:tblCellMar>
-            <w:top w:w="0" w:type="dxa"/>
-            <w:bottom w:w="0" w:type="dxa"/>
-          </w:tblCellMar>
-        </w:tblPrEx>
         <w:tc>
           <w:tcPr>
             <w:tcW w:w="2800" w:type="dxa"/>
@@ -6523,8 +4961,6 @@
             </w:tcMar>
           </w:tcPr>
           <w:p>
-            <w:proofErr w:type="spellStart"/>
-            <w:proofErr w:type="gramStart"/>
             <w:r>
               <w:rPr>
                 <w:sz w:val="20"/>
@@ -6532,8 +4968,6 @@
               </w:rPr>
               <w:t>superficial</w:t>
             </w:r>
-            <w:proofErr w:type="spellEnd"/>
-            <w:proofErr w:type="gramEnd"/>
           </w:p>
         </w:tc>
         <w:tc>
@@ -6554,8 +4988,6 @@
             </w:tcMar>
           </w:tcPr>
           <w:p>
-            <w:proofErr w:type="spellStart"/>
-            <w:proofErr w:type="gramStart"/>
             <w:r>
               <w:rPr>
                 <w:sz w:val="20"/>
@@ -6563,8 +4995,6 @@
               </w:rPr>
               <w:t>bool</w:t>
             </w:r>
-            <w:proofErr w:type="spellEnd"/>
-            <w:proofErr w:type="gramEnd"/>
           </w:p>
         </w:tc>
         <w:tc>
@@ -6596,12 +5026,6 @@
         </w:tc>
       </w:tr>
       <w:tr>
-        <w:tblPrEx>
-          <w:tblCellMar>
-            <w:top w:w="0" w:type="dxa"/>
-            <w:bottom w:w="0" w:type="dxa"/>
-          </w:tblCellMar>
-        </w:tblPrEx>
         <w:tc>
           <w:tcPr>
             <w:tcW w:w="2800" w:type="dxa"/>
@@ -6620,24 +5044,13 @@
             </w:tcMar>
           </w:tcPr>
           <w:p>
-            <w:proofErr w:type="spellStart"/>
-            <w:proofErr w:type="gramStart"/>
-            <w:r>
-              <w:rPr>
-                <w:sz w:val="20"/>
-                <w:szCs w:val="20"/>
-              </w:rPr>
-              <w:t>response</w:t>
-            </w:r>
-            <w:proofErr w:type="gramEnd"/>
-            <w:r>
-              <w:rPr>
-                <w:sz w:val="20"/>
-                <w:szCs w:val="20"/>
-              </w:rPr>
-              <w:t>_content</w:t>
-            </w:r>
-            <w:proofErr w:type="spellEnd"/>
+            <w:r>
+              <w:rPr>
+                <w:sz w:val="20"/>
+                <w:szCs w:val="20"/>
+              </w:rPr>
+              <w:t>response_content</w:t>
+            </w:r>
           </w:p>
         </w:tc>
         <w:tc>
@@ -6658,7 +5071,6 @@
             </w:tcMar>
           </w:tcPr>
           <w:p>
-            <w:proofErr w:type="gramStart"/>
             <w:r>
               <w:rPr>
                 <w:sz w:val="20"/>
@@ -6666,7 +5078,6 @@
               </w:rPr>
               <w:t>string</w:t>
             </w:r>
-            <w:proofErr w:type="gramEnd"/>
           </w:p>
         </w:tc>
         <w:tc>
@@ -6698,12 +5109,6 @@
         </w:tc>
       </w:tr>
       <w:tr>
-        <w:tblPrEx>
-          <w:tblCellMar>
-            <w:top w:w="0" w:type="dxa"/>
-            <w:bottom w:w="0" w:type="dxa"/>
-          </w:tblCellMar>
-        </w:tblPrEx>
         <w:tc>
           <w:tcPr>
             <w:tcW w:w="2800" w:type="dxa"/>
@@ -6722,24 +5127,13 @@
             </w:tcMar>
           </w:tcPr>
           <w:p>
-            <w:proofErr w:type="spellStart"/>
-            <w:proofErr w:type="gramStart"/>
-            <w:r>
-              <w:rPr>
-                <w:sz w:val="20"/>
-                <w:szCs w:val="20"/>
-              </w:rPr>
-              <w:t>question</w:t>
-            </w:r>
-            <w:proofErr w:type="gramEnd"/>
-            <w:r>
-              <w:rPr>
-                <w:sz w:val="20"/>
-                <w:szCs w:val="20"/>
-              </w:rPr>
-              <w:t>_content</w:t>
-            </w:r>
-            <w:proofErr w:type="spellEnd"/>
+            <w:r>
+              <w:rPr>
+                <w:sz w:val="20"/>
+                <w:szCs w:val="20"/>
+              </w:rPr>
+              <w:t>question_content</w:t>
+            </w:r>
           </w:p>
         </w:tc>
         <w:tc>
@@ -6760,7 +5154,6 @@
             </w:tcMar>
           </w:tcPr>
           <w:p>
-            <w:proofErr w:type="gramStart"/>
             <w:r>
               <w:rPr>
                 <w:sz w:val="20"/>
@@ -6768,7 +5161,6 @@
               </w:rPr>
               <w:t>string</w:t>
             </w:r>
-            <w:proofErr w:type="gramEnd"/>
           </w:p>
         </w:tc>
         <w:tc>
@@ -6800,12 +5192,6 @@
         </w:tc>
       </w:tr>
       <w:tr>
-        <w:tblPrEx>
-          <w:tblCellMar>
-            <w:top w:w="0" w:type="dxa"/>
-            <w:bottom w:w="0" w:type="dxa"/>
-          </w:tblCellMar>
-        </w:tblPrEx>
         <w:tc>
           <w:tcPr>
             <w:tcW w:w="2800" w:type="dxa"/>
@@ -6824,24 +5210,13 @@
             </w:tcMar>
           </w:tcPr>
           <w:p>
-            <w:proofErr w:type="spellStart"/>
-            <w:proofErr w:type="gramStart"/>
-            <w:r>
-              <w:rPr>
-                <w:sz w:val="20"/>
-                <w:szCs w:val="20"/>
-              </w:rPr>
-              <w:t>refers</w:t>
-            </w:r>
-            <w:proofErr w:type="gramEnd"/>
-            <w:r>
-              <w:rPr>
-                <w:sz w:val="20"/>
-                <w:szCs w:val="20"/>
-              </w:rPr>
-              <w:t>_to_model</w:t>
-            </w:r>
-            <w:proofErr w:type="spellEnd"/>
+            <w:r>
+              <w:rPr>
+                <w:sz w:val="20"/>
+                <w:szCs w:val="20"/>
+              </w:rPr>
+              <w:t>refers_to_model</w:t>
+            </w:r>
           </w:p>
         </w:tc>
         <w:tc>
@@ -6862,7 +5237,6 @@
             </w:tcMar>
           </w:tcPr>
           <w:p>
-            <w:proofErr w:type="gramStart"/>
             <w:r>
               <w:rPr>
                 <w:sz w:val="20"/>
@@ -6870,7 +5244,6 @@
               </w:rPr>
               <w:t>string</w:t>
             </w:r>
-            <w:proofErr w:type="gramEnd"/>
           </w:p>
         </w:tc>
         <w:tc>
@@ -6902,12 +5275,6 @@
         </w:tc>
       </w:tr>
       <w:tr>
-        <w:tblPrEx>
-          <w:tblCellMar>
-            <w:top w:w="0" w:type="dxa"/>
-            <w:bottom w:w="0" w:type="dxa"/>
-          </w:tblCellMar>
-        </w:tblPrEx>
         <w:tc>
           <w:tcPr>
             <w:tcW w:w="2800" w:type="dxa"/>
@@ -6926,24 +5293,13 @@
             </w:tcMar>
           </w:tcPr>
           <w:p>
-            <w:proofErr w:type="spellStart"/>
-            <w:proofErr w:type="gramStart"/>
-            <w:r>
-              <w:rPr>
-                <w:sz w:val="20"/>
-                <w:szCs w:val="20"/>
-              </w:rPr>
-              <w:t>msg</w:t>
-            </w:r>
-            <w:proofErr w:type="gramEnd"/>
-            <w:r>
-              <w:rPr>
-                <w:sz w:val="20"/>
-                <w:szCs w:val="20"/>
-              </w:rPr>
-              <w:t>_index</w:t>
-            </w:r>
-            <w:proofErr w:type="spellEnd"/>
+            <w:r>
+              <w:rPr>
+                <w:sz w:val="20"/>
+                <w:szCs w:val="20"/>
+              </w:rPr>
+              <w:t>msg_index</w:t>
+            </w:r>
           </w:p>
         </w:tc>
         <w:tc>
@@ -6964,21 +5320,12 @@
             </w:tcMar>
           </w:tcPr>
           <w:p>
-            <w:proofErr w:type="gramStart"/>
-            <w:r>
-              <w:rPr>
-                <w:sz w:val="20"/>
-                <w:szCs w:val="20"/>
-              </w:rPr>
-              <w:t>int</w:t>
-            </w:r>
-            <w:proofErr w:type="gramEnd"/>
-            <w:r>
-              <w:rPr>
-                <w:sz w:val="20"/>
-                <w:szCs w:val="20"/>
-              </w:rPr>
-              <w:t>64</w:t>
+            <w:r>
+              <w:rPr>
+                <w:sz w:val="20"/>
+                <w:szCs w:val="20"/>
+              </w:rPr>
+              <w:t>int64</w:t>
             </w:r>
           </w:p>
         </w:tc>
@@ -7016,15 +5363,8 @@
       <w:pPr>
         <w:pStyle w:val="Titre3"/>
       </w:pPr>
-      <w:proofErr w:type="spellStart"/>
-      <w:proofErr w:type="gramStart"/>
-      <w:r>
-        <w:t>comparia</w:t>
-      </w:r>
-      <w:proofErr w:type="spellEnd"/>
-      <w:proofErr w:type="gramEnd"/>
-      <w:r>
-        <w:t>-conversations — colonnes pertinentes</w:t>
+      <w:r>
+        <w:t>comparia-conversations — colonnes pertinentes</w:t>
       </w:r>
     </w:p>
     <w:tbl>
@@ -7050,12 +5390,6 @@
         <w:gridCol w:w="5556"/>
       </w:tblGrid>
       <w:tr>
-        <w:tblPrEx>
-          <w:tblCellMar>
-            <w:top w:w="0" w:type="dxa"/>
-            <w:bottom w:w="0" w:type="dxa"/>
-          </w:tblCellMar>
-        </w:tblPrEx>
         <w:tc>
           <w:tcPr>
             <w:tcW w:w="2800" w:type="dxa"/>
@@ -7148,12 +5482,6 @@
         </w:tc>
       </w:tr>
       <w:tr>
-        <w:tblPrEx>
-          <w:tblCellMar>
-            <w:top w:w="0" w:type="dxa"/>
-            <w:bottom w:w="0" w:type="dxa"/>
-          </w:tblCellMar>
-        </w:tblPrEx>
         <w:tc>
           <w:tcPr>
             <w:tcW w:w="2800" w:type="dxa"/>
@@ -7172,30 +5500,12 @@
             </w:tcMar>
           </w:tcPr>
           <w:p>
-            <w:proofErr w:type="spellStart"/>
-            <w:proofErr w:type="gramStart"/>
-            <w:r>
-              <w:rPr>
-                <w:sz w:val="20"/>
-                <w:szCs w:val="20"/>
-              </w:rPr>
-              <w:t>conversation</w:t>
-            </w:r>
-            <w:proofErr w:type="gramEnd"/>
-            <w:r>
-              <w:rPr>
-                <w:sz w:val="20"/>
-                <w:szCs w:val="20"/>
-              </w:rPr>
-              <w:t>_a</w:t>
-            </w:r>
-            <w:proofErr w:type="spellEnd"/>
-            <w:r>
-              <w:rPr>
-                <w:sz w:val="20"/>
-                <w:szCs w:val="20"/>
-              </w:rPr>
-              <w:t xml:space="preserve"> / _b</w:t>
+            <w:r>
+              <w:rPr>
+                <w:sz w:val="20"/>
+                <w:szCs w:val="20"/>
+              </w:rPr>
+              <w:t>conversation_a / _b</w:t>
             </w:r>
           </w:p>
         </w:tc>
@@ -7217,8 +5527,6 @@
             </w:tcMar>
           </w:tcPr>
           <w:p>
-            <w:proofErr w:type="spellStart"/>
-            <w:proofErr w:type="gramStart"/>
             <w:r>
               <w:rPr>
                 <w:sz w:val="20"/>
@@ -7226,8 +5534,6 @@
               </w:rPr>
               <w:t>list</w:t>
             </w:r>
-            <w:proofErr w:type="spellEnd"/>
-            <w:proofErr w:type="gramEnd"/>
           </w:p>
         </w:tc>
         <w:tc>
@@ -7259,12 +5565,6 @@
         </w:tc>
       </w:tr>
       <w:tr>
-        <w:tblPrEx>
-          <w:tblCellMar>
-            <w:top w:w="0" w:type="dxa"/>
-            <w:bottom w:w="0" w:type="dxa"/>
-          </w:tblCellMar>
-        </w:tblPrEx>
         <w:tc>
           <w:tcPr>
             <w:tcW w:w="2800" w:type="dxa"/>
@@ -7283,8 +5583,6 @@
             </w:tcMar>
           </w:tcPr>
           <w:p>
-            <w:proofErr w:type="spellStart"/>
-            <w:proofErr w:type="gramStart"/>
             <w:r>
               <w:rPr>
                 <w:sz w:val="20"/>
@@ -7292,8 +5590,6 @@
               </w:rPr>
               <w:t>categories</w:t>
             </w:r>
-            <w:proofErr w:type="spellEnd"/>
-            <w:proofErr w:type="gramEnd"/>
           </w:p>
         </w:tc>
         <w:tc>
@@ -7314,8 +5610,6 @@
             </w:tcMar>
           </w:tcPr>
           <w:p>
-            <w:proofErr w:type="spellStart"/>
-            <w:proofErr w:type="gramStart"/>
             <w:r>
               <w:rPr>
                 <w:sz w:val="20"/>
@@ -7323,8 +5617,6 @@
               </w:rPr>
               <w:t>list</w:t>
             </w:r>
-            <w:proofErr w:type="spellEnd"/>
-            <w:proofErr w:type="gramEnd"/>
           </w:p>
         </w:tc>
         <w:tc>
@@ -7356,12 +5648,6 @@
         </w:tc>
       </w:tr>
       <w:tr>
-        <w:tblPrEx>
-          <w:tblCellMar>
-            <w:top w:w="0" w:type="dxa"/>
-            <w:bottom w:w="0" w:type="dxa"/>
-          </w:tblCellMar>
-        </w:tblPrEx>
         <w:tc>
           <w:tcPr>
             <w:tcW w:w="2800" w:type="dxa"/>
@@ -7380,7 +5666,6 @@
             </w:tcMar>
           </w:tcPr>
           <w:p>
-            <w:proofErr w:type="gramStart"/>
             <w:r>
               <w:rPr>
                 <w:sz w:val="20"/>
@@ -7388,7 +5673,6 @@
               </w:rPr>
               <w:t>keywords</w:t>
             </w:r>
-            <w:proofErr w:type="gramEnd"/>
           </w:p>
         </w:tc>
         <w:tc>
@@ -7409,8 +5693,6 @@
             </w:tcMar>
           </w:tcPr>
           <w:p>
-            <w:proofErr w:type="spellStart"/>
-            <w:proofErr w:type="gramStart"/>
             <w:r>
               <w:rPr>
                 <w:sz w:val="20"/>
@@ -7418,8 +5700,6 @@
               </w:rPr>
               <w:t>list</w:t>
             </w:r>
-            <w:proofErr w:type="spellEnd"/>
-            <w:proofErr w:type="gramEnd"/>
           </w:p>
         </w:tc>
         <w:tc>
@@ -7451,12 +5731,6 @@
         </w:tc>
       </w:tr>
       <w:tr>
-        <w:tblPrEx>
-          <w:tblCellMar>
-            <w:top w:w="0" w:type="dxa"/>
-            <w:bottom w:w="0" w:type="dxa"/>
-          </w:tblCellMar>
-        </w:tblPrEx>
         <w:tc>
           <w:tcPr>
             <w:tcW w:w="2800" w:type="dxa"/>
@@ -7475,40 +5749,19 @@
             </w:tcMar>
           </w:tcPr>
           <w:p>
-            <w:proofErr w:type="spellStart"/>
-            <w:proofErr w:type="gramStart"/>
-            <w:r>
-              <w:rPr>
-                <w:sz w:val="20"/>
-                <w:szCs w:val="20"/>
-              </w:rPr>
-              <w:t>total</w:t>
-            </w:r>
-            <w:proofErr w:type="gramEnd"/>
-            <w:r>
-              <w:rPr>
-                <w:sz w:val="20"/>
-                <w:szCs w:val="20"/>
-              </w:rPr>
-              <w:t>_conv_a</w:t>
-            </w:r>
-            <w:proofErr w:type="spellEnd"/>
-            <w:r>
-              <w:rPr>
-                <w:sz w:val="20"/>
-                <w:szCs w:val="20"/>
-              </w:rPr>
-              <w:t>/</w:t>
-            </w:r>
-            <w:proofErr w:type="spellStart"/>
-            <w:r>
-              <w:rPr>
-                <w:sz w:val="20"/>
-                <w:szCs w:val="20"/>
-              </w:rPr>
-              <w:t>b_output_tokens</w:t>
-            </w:r>
-            <w:proofErr w:type="spellEnd"/>
+            <w:pPr>
+              <w:rPr>
+                <w:lang w:val="en-GB"/>
+              </w:rPr>
+            </w:pPr>
+            <w:r>
+              <w:rPr>
+                <w:sz w:val="20"/>
+                <w:szCs w:val="20"/>
+                <w:lang w:val="en-GB"/>
+              </w:rPr>
+              <w:t>total_conv_a/b_output_tokens</w:t>
+            </w:r>
           </w:p>
         </w:tc>
         <w:tc>
@@ -7529,8 +5782,6 @@
             </w:tcMar>
           </w:tcPr>
           <w:p>
-            <w:proofErr w:type="spellStart"/>
-            <w:proofErr w:type="gramStart"/>
             <w:r>
               <w:rPr>
                 <w:sz w:val="20"/>
@@ -7538,8 +5789,6 @@
               </w:rPr>
               <w:t>int</w:t>
             </w:r>
-            <w:proofErr w:type="spellEnd"/>
-            <w:proofErr w:type="gramEnd"/>
           </w:p>
         </w:tc>
         <w:tc>
@@ -7571,12 +5820,6 @@
         </w:tc>
       </w:tr>
       <w:tr>
-        <w:tblPrEx>
-          <w:tblCellMar>
-            <w:top w:w="0" w:type="dxa"/>
-            <w:bottom w:w="0" w:type="dxa"/>
-          </w:tblCellMar>
-        </w:tblPrEx>
         <w:tc>
           <w:tcPr>
             <w:tcW w:w="2800" w:type="dxa"/>
@@ -7595,40 +5838,13 @@
             </w:tcMar>
           </w:tcPr>
           <w:p>
-            <w:proofErr w:type="spellStart"/>
-            <w:proofErr w:type="gramStart"/>
-            <w:r>
-              <w:rPr>
-                <w:sz w:val="20"/>
-                <w:szCs w:val="20"/>
-              </w:rPr>
-              <w:t>total</w:t>
-            </w:r>
-            <w:proofErr w:type="gramEnd"/>
-            <w:r>
-              <w:rPr>
-                <w:sz w:val="20"/>
-                <w:szCs w:val="20"/>
-              </w:rPr>
-              <w:t>_conv_a</w:t>
-            </w:r>
-            <w:proofErr w:type="spellEnd"/>
-            <w:r>
-              <w:rPr>
-                <w:sz w:val="20"/>
-                <w:szCs w:val="20"/>
-              </w:rPr>
-              <w:t>/</w:t>
-            </w:r>
-            <w:proofErr w:type="spellStart"/>
-            <w:r>
-              <w:rPr>
-                <w:sz w:val="20"/>
-                <w:szCs w:val="20"/>
-              </w:rPr>
-              <w:t>b_kwh</w:t>
-            </w:r>
-            <w:proofErr w:type="spellEnd"/>
+            <w:r>
+              <w:rPr>
+                <w:sz w:val="20"/>
+                <w:szCs w:val="20"/>
+              </w:rPr>
+              <w:t>total_conv_a/b_kwh</w:t>
+            </w:r>
           </w:p>
         </w:tc>
         <w:tc>
@@ -7649,8 +5865,6 @@
             </w:tcMar>
           </w:tcPr>
           <w:p>
-            <w:proofErr w:type="spellStart"/>
-            <w:proofErr w:type="gramStart"/>
             <w:r>
               <w:rPr>
                 <w:sz w:val="20"/>
@@ -7658,8 +5872,6 @@
               </w:rPr>
               <w:t>float</w:t>
             </w:r>
-            <w:proofErr w:type="spellEnd"/>
-            <w:proofErr w:type="gramEnd"/>
           </w:p>
         </w:tc>
         <w:tc>
@@ -7691,12 +5903,6 @@
         </w:tc>
       </w:tr>
       <w:tr>
-        <w:tblPrEx>
-          <w:tblCellMar>
-            <w:top w:w="0" w:type="dxa"/>
-            <w:bottom w:w="0" w:type="dxa"/>
-          </w:tblCellMar>
-        </w:tblPrEx>
         <w:tc>
           <w:tcPr>
             <w:tcW w:w="2800" w:type="dxa"/>
@@ -7715,24 +5921,13 @@
             </w:tcMar>
           </w:tcPr>
           <w:p>
-            <w:proofErr w:type="spellStart"/>
-            <w:proofErr w:type="gramStart"/>
-            <w:r>
-              <w:rPr>
-                <w:sz w:val="20"/>
-                <w:szCs w:val="20"/>
-              </w:rPr>
-              <w:t>selected</w:t>
-            </w:r>
-            <w:proofErr w:type="gramEnd"/>
-            <w:r>
-              <w:rPr>
-                <w:sz w:val="20"/>
-                <w:szCs w:val="20"/>
-              </w:rPr>
-              <w:t>_category</w:t>
-            </w:r>
-            <w:proofErr w:type="spellEnd"/>
+            <w:r>
+              <w:rPr>
+                <w:sz w:val="20"/>
+                <w:szCs w:val="20"/>
+              </w:rPr>
+              <w:t>selected_category</w:t>
+            </w:r>
           </w:p>
         </w:tc>
         <w:tc>
@@ -7753,7 +5948,6 @@
             </w:tcMar>
           </w:tcPr>
           <w:p>
-            <w:proofErr w:type="gramStart"/>
             <w:r>
               <w:rPr>
                 <w:sz w:val="20"/>
@@ -7761,7 +5955,6 @@
               </w:rPr>
               <w:t>string</w:t>
             </w:r>
-            <w:proofErr w:type="gramEnd"/>
           </w:p>
         </w:tc>
         <w:tc>
@@ -7815,12 +6008,6 @@
         <w:gridCol w:w="9360"/>
       </w:tblGrid>
       <w:tr>
-        <w:tblPrEx>
-          <w:tblCellMar>
-            <w:top w:w="0" w:type="dxa"/>
-            <w:bottom w:w="0" w:type="dxa"/>
-          </w:tblCellMar>
-        </w:tblPrEx>
         <w:tc>
           <w:tcPr>
             <w:tcW w:w="9360" w:type="dxa"/>
@@ -7851,12 +6038,6 @@
         </w:tc>
       </w:tr>
       <w:tr>
-        <w:tblPrEx>
-          <w:tblCellMar>
-            <w:top w:w="0" w:type="dxa"/>
-            <w:bottom w:w="0" w:type="dxa"/>
-          </w:tblCellMar>
-        </w:tblPrEx>
         <w:tc>
           <w:tcPr>
             <w:tcW w:w="9360" w:type="dxa"/>
@@ -7879,23 +6060,7 @@
               <w:spacing w:before="40" w:after="40"/>
             </w:pPr>
             <w:r>
-              <w:t xml:space="preserve">Les trois </w:t>
-            </w:r>
-            <w:proofErr w:type="spellStart"/>
-            <w:r>
-              <w:t>datasets</w:t>
-            </w:r>
-            <w:proofErr w:type="spellEnd"/>
-            <w:r>
-              <w:t xml:space="preserve"> nécessitent d’accepter des conditions d’utilisation sur </w:t>
-            </w:r>
-            <w:proofErr w:type="spellStart"/>
-            <w:r>
-              <w:t>Hugging</w:t>
-            </w:r>
-            <w:proofErr w:type="spellEnd"/>
-            <w:r>
-              <w:t xml:space="preserve"> Face (partage de contact). Ils sont publiés sous licence Etalab 2.0. Une détection de PII a été effectuée et les conversations contenant des informations personnelles ont été anonymisées. Aucun filtrage de contenu toxique n’a été appliqué afin de permettre l’étude des problèmes de sécurité.</w:t>
+              <w:t>Les trois datasets nécessitent d’accepter des conditions d’utilisation sur Hugging Face (partage de contact). Ils sont publiés sous licence Etalab 2.0. Une détection de PII a été effectuée et les conversations contenant des informations personnelles ont été anonymisées. Aucun filtrage de contenu toxique n’a été appliqué afin de permettre l’étude des problèmes de sécurité.</w:t>
             </w:r>
           </w:p>
         </w:tc>
@@ -7915,33 +6080,7 @@
         <w:spacing w:before="80" w:after="80"/>
       </w:pPr>
       <w:r>
-        <w:t xml:space="preserve">Plusieurs propriétés distinguent </w:t>
-      </w:r>
-      <w:proofErr w:type="spellStart"/>
-      <w:proofErr w:type="gramStart"/>
-      <w:r>
-        <w:t>compar:IA</w:t>
-      </w:r>
-      <w:proofErr w:type="spellEnd"/>
-      <w:proofErr w:type="gramEnd"/>
-      <w:r>
-        <w:t xml:space="preserve"> des </w:t>
-      </w:r>
-      <w:proofErr w:type="spellStart"/>
-      <w:r>
-        <w:t>datasets</w:t>
-      </w:r>
-      <w:proofErr w:type="spellEnd"/>
-      <w:r>
-        <w:t xml:space="preserve"> de </w:t>
-      </w:r>
-      <w:proofErr w:type="gramStart"/>
-      <w:r>
-        <w:t>benchmark classiques</w:t>
-      </w:r>
-      <w:proofErr w:type="gramEnd"/>
-      <w:r>
-        <w:t xml:space="preserve"> :</w:t>
+        <w:t>Plusieurs propriétés distinguent compar:IA des datasets de benchmark classiques :</w:t>
       </w:r>
     </w:p>
     <w:p>
@@ -7980,15 +6119,7 @@
         <w:spacing w:before="40" w:after="40"/>
       </w:pPr>
       <w:r>
-        <w:t xml:space="preserve">Conversations multi-tours (colonne </w:t>
-      </w:r>
-      <w:proofErr w:type="spellStart"/>
-      <w:r>
-        <w:t>conv_turns</w:t>
-      </w:r>
-      <w:proofErr w:type="spellEnd"/>
-      <w:r>
-        <w:t>) — plus complexes que les évaluations message unique</w:t>
+        <w:t>Conversations multi-tours (colonne conv_turns) — plus complexes que les évaluations message unique</w:t>
       </w:r>
     </w:p>
     <w:p>
@@ -8001,15 +6132,7 @@
         <w:spacing w:before="40" w:after="40"/>
       </w:pPr>
       <w:r>
-        <w:t>Préférences à deux niveaux de granularité : conversation (votes) et message (</w:t>
-      </w:r>
-      <w:proofErr w:type="spellStart"/>
-      <w:r>
-        <w:t>reactions</w:t>
-      </w:r>
-      <w:proofErr w:type="spellEnd"/>
-      <w:r>
-        <w:t>)</w:t>
+        <w:t>Préférences à deux niveaux de granularité : conversation (votes) et message (reactions)</w:t>
       </w:r>
     </w:p>
     <w:p>
@@ -8020,49 +6143,15 @@
           <w:numId w:val="3"/>
         </w:numPr>
         <w:spacing w:before="40" w:after="40"/>
-      </w:pPr>
-      <w:r>
-        <w:t xml:space="preserve">Qualificatifs multidimensionnels : </w:t>
-      </w:r>
-      <w:proofErr w:type="spellStart"/>
-      <w:r>
-        <w:t>creative</w:t>
-      </w:r>
-      <w:proofErr w:type="spellEnd"/>
-      <w:r>
-        <w:t xml:space="preserve">, </w:t>
-      </w:r>
-      <w:proofErr w:type="spellStart"/>
-      <w:r>
-        <w:t>useful</w:t>
-      </w:r>
-      <w:proofErr w:type="spellEnd"/>
-      <w:r>
-        <w:t xml:space="preserve">, </w:t>
-      </w:r>
-      <w:proofErr w:type="spellStart"/>
-      <w:r>
-        <w:t>complete</w:t>
-      </w:r>
-      <w:proofErr w:type="spellEnd"/>
-      <w:r>
-        <w:t xml:space="preserve">, </w:t>
-      </w:r>
-      <w:proofErr w:type="spellStart"/>
-      <w:r>
-        <w:t>clear_formatting</w:t>
-      </w:r>
-      <w:proofErr w:type="spellEnd"/>
-      <w:r>
-        <w:t xml:space="preserve">, incorrect, </w:t>
-      </w:r>
-      <w:proofErr w:type="spellStart"/>
-      <w:r>
-        <w:t>superficial</w:t>
-      </w:r>
-      <w:proofErr w:type="spellEnd"/>
-      <w:r>
-        <w:t>...</w:t>
+        <w:rPr>
+          <w:lang w:val="en-GB"/>
+        </w:rPr>
+      </w:pPr>
+      <w:r>
+        <w:rPr>
+          <w:lang w:val="en-GB"/>
+        </w:rPr>
+        <w:t>Qualificatifs multidimensionnels : creative, useful, complete, clear_formatting, incorrect, superficial...</w:t>
       </w:r>
     </w:p>
     <w:p>
@@ -8108,49 +6197,7 @@
         <w:t>Problème posé.</w:t>
       </w:r>
       <w:r>
-        <w:t xml:space="preserve"> Les votes </w:t>
-      </w:r>
-      <w:proofErr w:type="spellStart"/>
-      <w:proofErr w:type="gramStart"/>
-      <w:r>
-        <w:t>compar:IA</w:t>
-      </w:r>
-      <w:proofErr w:type="spellEnd"/>
-      <w:proofErr w:type="gramEnd"/>
-      <w:r>
-        <w:t xml:space="preserve"> sont issus d’utilisateurs anonymes du grand public, sans recrutement contrôlé. La colonne « </w:t>
-      </w:r>
-      <w:proofErr w:type="spellStart"/>
-      <w:r>
-        <w:t>creative</w:t>
-      </w:r>
-      <w:proofErr w:type="spellEnd"/>
-      <w:r>
-        <w:t xml:space="preserve"> » dans </w:t>
-      </w:r>
-      <w:proofErr w:type="spellStart"/>
-      <w:r>
-        <w:t>comparia-reactions</w:t>
-      </w:r>
-      <w:proofErr w:type="spellEnd"/>
-      <w:r>
-        <w:t xml:space="preserve"> et les colonnes </w:t>
-      </w:r>
-      <w:proofErr w:type="spellStart"/>
-      <w:r>
-        <w:t>conv_creative</w:t>
-      </w:r>
-      <w:proofErr w:type="spellEnd"/>
-      <w:r>
-        <w:t xml:space="preserve">_* dans </w:t>
-      </w:r>
-      <w:proofErr w:type="spellStart"/>
-      <w:r>
-        <w:t>comparia</w:t>
-      </w:r>
-      <w:proofErr w:type="spellEnd"/>
-      <w:r>
-        <w:t>-votes sont des signaux directs, mais leur fiabilité inter-utilisateurs n’est pas garantie. Il s’agit de l’évaluer avant toute modélisation.</w:t>
+        <w:t xml:space="preserve"> Les votes compar:IA sont issus d’utilisateurs anonymes du grand public, sans recrutement contrôlé. La colonne « creative » dans comparia-reactions et les colonnes conv_creative_* dans comparia-votes sont des signaux directs, mais leur fiabilité inter-utilisateurs n’est pas garantie. Il s’agit de l’évaluer avant toute modélisation.</w:t>
       </w:r>
     </w:p>
     <w:p/>
@@ -8167,25 +6214,7 @@
         <w:spacing w:before="80" w:after="80"/>
       </w:pPr>
       <w:r>
-        <w:t xml:space="preserve">Contrairement aux plateformes comme </w:t>
-      </w:r>
-      <w:proofErr w:type="spellStart"/>
-      <w:r>
-        <w:t>Prolific</w:t>
-      </w:r>
-      <w:proofErr w:type="spellEnd"/>
-      <w:r>
-        <w:t xml:space="preserve">, </w:t>
-      </w:r>
-      <w:proofErr w:type="spellStart"/>
-      <w:proofErr w:type="gramStart"/>
-      <w:r>
-        <w:t>compar:IA</w:t>
-      </w:r>
-      <w:proofErr w:type="spellEnd"/>
-      <w:proofErr w:type="gramEnd"/>
-      <w:r>
-        <w:t xml:space="preserve"> ne contrôle ni l’expertise ni le profil des annotateurs. Les difficultés spécifiques sont :</w:t>
+        <w:t>Contrairement aux plateformes comme Prolific, compar:IA ne contrôle ni l’expertise ni le profil des annotateurs. Les difficultés spécifiques sont :</w:t>
       </w:r>
     </w:p>
     <w:p>
@@ -8224,15 +6253,7 @@
         <w:spacing w:before="40" w:after="40"/>
       </w:pPr>
       <w:r>
-        <w:t xml:space="preserve">Hétérogénéité des catégories : </w:t>
-      </w:r>
-      <w:proofErr w:type="spellStart"/>
-      <w:r>
-        <w:t>categories</w:t>
-      </w:r>
-      <w:proofErr w:type="spellEnd"/>
-      <w:r>
-        <w:t xml:space="preserve"> et keywords permettent de stratifier, mais la catégorisation est automatique</w:t>
+        <w:t>Hétérogénéité des catégories : categories et keywords permettent de stratifier, mais la catégorisation est automatique</w:t>
       </w:r>
     </w:p>
     <w:p>
@@ -8245,15 +6266,7 @@
         <w:spacing w:before="40" w:after="40"/>
       </w:pPr>
       <w:r>
-        <w:t xml:space="preserve">Granularité mixte : les </w:t>
-      </w:r>
-      <w:proofErr w:type="spellStart"/>
-      <w:r>
-        <w:t>reactions</w:t>
-      </w:r>
-      <w:proofErr w:type="spellEnd"/>
-      <w:r>
-        <w:t xml:space="preserve"> sont au niveau message, les votes au niveau conversation — agrégation non triviale</w:t>
+        <w:t>Granularité mixte : les reactions sont au niveau message, les votes au niveau conversation — agrégation non triviale</w:t>
       </w:r>
     </w:p>
     <w:p/>
@@ -8286,12 +6299,6 @@
         <w:gridCol w:w="9360"/>
       </w:tblGrid>
       <w:tr>
-        <w:tblPrEx>
-          <w:tblCellMar>
-            <w:top w:w="0" w:type="dxa"/>
-            <w:bottom w:w="0" w:type="dxa"/>
-          </w:tblCellMar>
-        </w:tblPrEx>
         <w:tc>
           <w:tcPr>
             <w:tcW w:w="9360" w:type="dxa"/>
@@ -8310,42 +6317,28 @@
             </w:tcMar>
           </w:tcPr>
           <w:p>
+            <w:commentRangeStart w:id="1"/>
             <w:r>
               <w:rPr>
                 <w:b/>
                 <w:bCs/>
                 <w:color w:val="FFFFFF"/>
               </w:rPr>
-              <w:t xml:space="preserve">Exercice 1.1 — Accord sur le signal « </w:t>
-            </w:r>
-            <w:proofErr w:type="spellStart"/>
-            <w:r>
-              <w:rPr>
-                <w:b/>
-                <w:bCs/>
-                <w:color w:val="FFFFFF"/>
-              </w:rPr>
-              <w:t>creative</w:t>
-            </w:r>
-            <w:proofErr w:type="spellEnd"/>
-            <w:r>
-              <w:rPr>
-                <w:b/>
-                <w:bCs/>
-                <w:color w:val="FFFFFF"/>
-              </w:rPr>
-              <w:t xml:space="preserve"> »</w:t>
+              <w:t>Exercice 1.1 — Accord sur le signal « creative »</w:t>
+            </w:r>
+            <w:commentRangeEnd w:id="1"/>
+            <w:r>
+              <w:rPr>
+                <w:rStyle w:val="Marquedecommentaire"/>
+                <w:sz w:val="22"/>
+                <w:szCs w:val="22"/>
+              </w:rPr>
+              <w:commentReference w:id="1"/>
             </w:r>
           </w:p>
         </w:tc>
       </w:tr>
       <w:tr>
-        <w:tblPrEx>
-          <w:tblCellMar>
-            <w:top w:w="0" w:type="dxa"/>
-            <w:bottom w:w="0" w:type="dxa"/>
-          </w:tblCellMar>
-        </w:tblPrEx>
         <w:tc>
           <w:tcPr>
             <w:tcW w:w="9360" w:type="dxa"/>
@@ -8368,39 +6361,7 @@
               <w:spacing w:before="40" w:after="40"/>
             </w:pPr>
             <w:r>
-              <w:t xml:space="preserve">Dans </w:t>
-            </w:r>
-            <w:proofErr w:type="spellStart"/>
-            <w:r>
-              <w:t>comparia-reactions</w:t>
-            </w:r>
-            <w:proofErr w:type="spellEnd"/>
-            <w:r>
-              <w:t>, pour chaque paire (</w:t>
-            </w:r>
-            <w:proofErr w:type="spellStart"/>
-            <w:r>
-              <w:t>conversation_pair_id</w:t>
-            </w:r>
-            <w:proofErr w:type="spellEnd"/>
-            <w:r>
-              <w:t xml:space="preserve">, </w:t>
-            </w:r>
-            <w:proofErr w:type="spellStart"/>
-            <w:r>
-              <w:t>msg_index</w:t>
-            </w:r>
-            <w:proofErr w:type="spellEnd"/>
-            <w:r>
-              <w:t xml:space="preserve">), deux réponses distinctes ont été évaluées par plusieurs utilisateurs. Évaluez la consistance du label </w:t>
-            </w:r>
-            <w:proofErr w:type="spellStart"/>
-            <w:r>
-              <w:t>creative</w:t>
-            </w:r>
-            <w:proofErr w:type="spellEnd"/>
-            <w:r>
-              <w:t xml:space="preserve"> :</w:t>
+              <w:t>Dans comparia-reactions, pour chaque paire (conversation_pair_id, msg_index), deux réponses distinctes ont été évaluées par plusieurs utilisateurs. Évaluez la consistance du label creative :</w:t>
             </w:r>
           </w:p>
           <w:p>
@@ -8413,15 +6374,7 @@
               <w:spacing w:before="40" w:after="40"/>
             </w:pPr>
             <w:r>
-              <w:t xml:space="preserve">Calculez le taux d’accord brut sur le label </w:t>
-            </w:r>
-            <w:proofErr w:type="spellStart"/>
-            <w:r>
-              <w:t>creative</w:t>
-            </w:r>
-            <w:proofErr w:type="spellEnd"/>
-            <w:r>
-              <w:t xml:space="preserve"> pour les paires où au moins deux utilisateurs ont réagi au même message.</w:t>
+              <w:t>Calculez le taux d’accord brut sur le label creative pour les paires où au moins deux utilisateurs ont réagi au même message.</w:t>
             </w:r>
           </w:p>
           <w:p>
@@ -8434,23 +6387,7 @@
               <w:spacing w:before="40" w:after="40"/>
             </w:pPr>
             <w:r>
-              <w:t xml:space="preserve">Calculez le κ de Cohen pour les conversations avec réactions multiples. Interprétez le résultat au regard des qualificatifs </w:t>
-            </w:r>
-            <w:proofErr w:type="spellStart"/>
-            <w:r>
-              <w:t>useful</w:t>
-            </w:r>
-            <w:proofErr w:type="spellEnd"/>
-            <w:r>
-              <w:t xml:space="preserve"> et </w:t>
-            </w:r>
-            <w:proofErr w:type="spellStart"/>
-            <w:r>
-              <w:t>complete</w:t>
-            </w:r>
-            <w:proofErr w:type="spellEnd"/>
-            <w:r>
-              <w:t xml:space="preserve"> (comparez leurs κ respectifs).</w:t>
+              <w:t>Calculez le κ de Cohen pour les conversations avec réactions multiples. Interprétez le résultat au regard des qualificatifs useful et complete (comparez leurs κ respectifs).</w:t>
             </w:r>
           </w:p>
           <w:p>
@@ -8463,23 +6400,7 @@
               <w:spacing w:before="40" w:after="40"/>
             </w:pPr>
             <w:r>
-              <w:t xml:space="preserve">Formulez deux hypothèses sur les raisons pour lesquelles le signal </w:t>
-            </w:r>
-            <w:proofErr w:type="spellStart"/>
-            <w:r>
-              <w:t>creative</w:t>
-            </w:r>
-            <w:proofErr w:type="spellEnd"/>
-            <w:r>
-              <w:t xml:space="preserve"> est probablement plus bruité que le signal </w:t>
-            </w:r>
-            <w:proofErr w:type="spellStart"/>
-            <w:r>
-              <w:t>useful</w:t>
-            </w:r>
-            <w:proofErr w:type="spellEnd"/>
-            <w:r>
-              <w:t>.</w:t>
+              <w:t>Formulez deux hypothèses sur les raisons pour lesquelles le signal creative est probablement plus bruité que le signal useful.</w:t>
             </w:r>
           </w:p>
         </w:tc>
@@ -8507,12 +6428,6 @@
         <w:gridCol w:w="9360"/>
       </w:tblGrid>
       <w:tr>
-        <w:tblPrEx>
-          <w:tblCellMar>
-            <w:top w:w="0" w:type="dxa"/>
-            <w:bottom w:w="0" w:type="dxa"/>
-          </w:tblCellMar>
-        </w:tblPrEx>
         <w:tc>
           <w:tcPr>
             <w:tcW w:w="9360" w:type="dxa"/>
@@ -8531,6 +6446,7 @@
             </w:tcMar>
           </w:tcPr>
           <w:p>
+            <w:commentRangeStart w:id="2"/>
             <w:r>
               <w:rPr>
                 <w:b/>
@@ -8539,16 +6455,19 @@
               </w:rPr>
               <w:t>Exercice 1.2 — Biais de sélection des votants</w:t>
             </w:r>
+            <w:commentRangeEnd w:id="2"/>
+            <w:r>
+              <w:rPr>
+                <w:rStyle w:val="Marquedecommentaire"/>
+                <w:sz w:val="22"/>
+                <w:szCs w:val="22"/>
+              </w:rPr>
+              <w:commentReference w:id="2"/>
+            </w:r>
           </w:p>
         </w:tc>
       </w:tr>
       <w:tr>
-        <w:tblPrEx>
-          <w:tblCellMar>
-            <w:top w:w="0" w:type="dxa"/>
-            <w:bottom w:w="0" w:type="dxa"/>
-          </w:tblCellMar>
-        </w:tblPrEx>
         <w:tc>
           <w:tcPr>
             <w:tcW w:w="9360" w:type="dxa"/>
@@ -8571,55 +6490,7 @@
               <w:spacing w:before="40" w:after="40"/>
             </w:pPr>
             <w:r>
-              <w:t xml:space="preserve">Sur les 400k+ conversations de </w:t>
-            </w:r>
-            <w:proofErr w:type="spellStart"/>
-            <w:r>
-              <w:t>comparia</w:t>
-            </w:r>
-            <w:proofErr w:type="spellEnd"/>
-            <w:r>
-              <w:t>-conversations, seules env. 150k ont reçu un vote (</w:t>
-            </w:r>
-            <w:proofErr w:type="spellStart"/>
-            <w:r>
-              <w:t>comparia</w:t>
-            </w:r>
-            <w:proofErr w:type="spellEnd"/>
-            <w:r>
-              <w:t xml:space="preserve">-votes). Analysez si les conversations votées sont représentatives du corpus global. Comparez les distributions de </w:t>
-            </w:r>
-            <w:proofErr w:type="spellStart"/>
-            <w:r>
-              <w:t>conv_turns</w:t>
-            </w:r>
-            <w:proofErr w:type="spellEnd"/>
-            <w:r>
-              <w:t xml:space="preserve">, </w:t>
-            </w:r>
-            <w:proofErr w:type="spellStart"/>
-            <w:r>
-              <w:t>categories</w:t>
-            </w:r>
-            <w:proofErr w:type="spellEnd"/>
-            <w:r>
-              <w:t xml:space="preserve">, et </w:t>
-            </w:r>
-            <w:proofErr w:type="spellStart"/>
-            <w:r>
-              <w:t>total_output_tokens</w:t>
-            </w:r>
-            <w:proofErr w:type="spellEnd"/>
-            <w:r>
-              <w:t xml:space="preserve"> entre conversations votées et non votées. Quelles implications pour la </w:t>
-            </w:r>
-            <w:proofErr w:type="spellStart"/>
-            <w:r>
-              <w:t>généralisabilité</w:t>
-            </w:r>
-            <w:proofErr w:type="spellEnd"/>
-            <w:r>
-              <w:t xml:space="preserve"> des classements ?</w:t>
+              <w:t>Sur les 400k+ conversations de comparia-conversations, seules env. 150k ont reçu un vote (comparia-votes). Analysez si les conversations votées sont représentatives du corpus global. Comparez les distributions de conv_turns, categories, et total_output_tokens entre conversations votées et non votées. Quelles implications pour la généralisabilité des classements ?</w:t>
             </w:r>
           </w:p>
         </w:tc>
@@ -8647,12 +6518,6 @@
         <w:gridCol w:w="9360"/>
       </w:tblGrid>
       <w:tr>
-        <w:tblPrEx>
-          <w:tblCellMar>
-            <w:top w:w="0" w:type="dxa"/>
-            <w:bottom w:w="0" w:type="dxa"/>
-          </w:tblCellMar>
-        </w:tblPrEx>
         <w:tc>
           <w:tcPr>
             <w:tcW w:w="9360" w:type="dxa"/>
@@ -8671,6 +6536,7 @@
             </w:tcMar>
           </w:tcPr>
           <w:p>
+            <w:commentRangeStart w:id="3"/>
             <w:r>
               <w:rPr>
                 <w:b/>
@@ -8679,16 +6545,19 @@
               </w:rPr>
               <w:t>Exercice 1.3 (code — Python)</w:t>
             </w:r>
+            <w:commentRangeEnd w:id="3"/>
+            <w:r>
+              <w:rPr>
+                <w:rStyle w:val="Marquedecommentaire"/>
+                <w:sz w:val="22"/>
+                <w:szCs w:val="22"/>
+              </w:rPr>
+              <w:commentReference w:id="3"/>
+            </w:r>
           </w:p>
         </w:tc>
       </w:tr>
       <w:tr>
-        <w:tblPrEx>
-          <w:tblCellMar>
-            <w:top w:w="0" w:type="dxa"/>
-            <w:bottom w:w="0" w:type="dxa"/>
-          </w:tblCellMar>
-        </w:tblPrEx>
         <w:tc>
           <w:tcPr>
             <w:tcW w:w="9360" w:type="dxa"/>
@@ -8712,39 +6581,7 @@
             </w:pPr>
             <w:r>
               <w:lastRenderedPageBreak/>
-              <w:t xml:space="preserve">Implémentez le calcul du κ de </w:t>
-            </w:r>
-            <w:proofErr w:type="spellStart"/>
-            <w:r>
-              <w:t>Krippendorff</w:t>
-            </w:r>
-            <w:proofErr w:type="spellEnd"/>
-            <w:r>
-              <w:t xml:space="preserve"> sur le sous-ensemble des réactions où le même message a été évalué par au moins 3 utilisateurs distincts (</w:t>
-            </w:r>
-            <w:proofErr w:type="spellStart"/>
-            <w:r>
-              <w:t>visitor_id</w:t>
-            </w:r>
-            <w:proofErr w:type="spellEnd"/>
-            <w:r>
-              <w:t xml:space="preserve">). Comparez les résultats pour </w:t>
-            </w:r>
-            <w:proofErr w:type="spellStart"/>
-            <w:r>
-              <w:t>creative</w:t>
-            </w:r>
-            <w:proofErr w:type="spellEnd"/>
-            <w:r>
-              <w:t xml:space="preserve">, </w:t>
-            </w:r>
-            <w:proofErr w:type="spellStart"/>
-            <w:r>
-              <w:t>useful</w:t>
-            </w:r>
-            <w:proofErr w:type="spellEnd"/>
-            <w:r>
-              <w:t xml:space="preserve"> et incorrect. Commentez les différences.</w:t>
+              <w:t>Implémentez le calcul du κ de Krippendorff sur le sous-ensemble des réactions où le même message a été évalué par au moins 3 utilisateurs distincts (visitor_id). Comparez les résultats pour creative, useful et incorrect. Commentez les différences.</w:t>
             </w:r>
           </w:p>
         </w:tc>
@@ -8772,33 +6609,7 @@
         <w:spacing w:before="80" w:after="80"/>
       </w:pPr>
       <w:r>
-        <w:t xml:space="preserve">Les votes </w:t>
-      </w:r>
-      <w:proofErr w:type="spellStart"/>
-      <w:proofErr w:type="gramStart"/>
-      <w:r>
-        <w:t>compar:IA</w:t>
-      </w:r>
-      <w:proofErr w:type="spellEnd"/>
-      <w:proofErr w:type="gramEnd"/>
-      <w:r>
-        <w:t xml:space="preserve"> (</w:t>
-      </w:r>
-      <w:proofErr w:type="spellStart"/>
-      <w:r>
-        <w:t>comparia</w:t>
-      </w:r>
-      <w:proofErr w:type="spellEnd"/>
-      <w:r>
-        <w:t xml:space="preserve">-votes) fournissent des préférences paires avec ex-æquo (colonne </w:t>
-      </w:r>
-      <w:proofErr w:type="spellStart"/>
-      <w:r>
-        <w:t>both_equal</w:t>
-      </w:r>
-      <w:proofErr w:type="spellEnd"/>
-      <w:r>
-        <w:t>). Pour produire un classement global, on utilise le modèle de Bradley-Terry.</w:t>
+        <w:t>Les votes compar:IA (comparia-votes) fournissent des préférences paires avec ex-æquo (colonne both_equal). Pour produire un classement global, on utilise le modèle de Bradley-Terry.</w:t>
       </w:r>
     </w:p>
     <w:p/>
@@ -8823,12 +6634,6 @@
         <w:gridCol w:w="9360"/>
       </w:tblGrid>
       <w:tr>
-        <w:tblPrEx>
-          <w:tblCellMar>
-            <w:top w:w="0" w:type="dxa"/>
-            <w:bottom w:w="0" w:type="dxa"/>
-          </w:tblCellMar>
-        </w:tblPrEx>
         <w:tc>
           <w:tcPr>
             <w:tcW w:w="9360" w:type="dxa"/>
@@ -8859,12 +6664,6 @@
         </w:tc>
       </w:tr>
       <w:tr>
-        <w:tblPrEx>
-          <w:tblCellMar>
-            <w:top w:w="0" w:type="dxa"/>
-            <w:bottom w:w="0" w:type="dxa"/>
-          </w:tblCellMar>
-        </w:tblPrEx>
         <w:tc>
           <w:tcPr>
             <w:tcW w:w="9360" w:type="dxa"/>
@@ -8885,51 +6684,70 @@
           <w:p>
             <w:pPr>
               <w:spacing w:before="40" w:after="40"/>
+              <w:rPr>
+                <w:lang w:val="en-GB"/>
+              </w:rPr>
             </w:pPr>
-            <w:proofErr w:type="gramStart"/>
             <w:r>
               <w:rPr>
                 <w:b/>
                 <w:bCs/>
-              </w:rPr>
-              <w:t>P(</w:t>
-            </w:r>
-            <w:proofErr w:type="gramEnd"/>
+                <w:lang w:val="en-GB"/>
+              </w:rPr>
+              <w:t xml:space="preserve">P(i bat j) = </w:t>
+            </w:r>
             <w:r>
               <w:rPr>
                 <w:b/>
                 <w:bCs/>
               </w:rPr>
-              <w:t>i bat j) = βᵢ / (βᵢ + βⱼ)</w:t>
+              <w:t>βᵢ</w:t>
+            </w:r>
+            <w:r>
+              <w:rPr>
+                <w:b/>
+                <w:bCs/>
+                <w:lang w:val="en-GB"/>
+              </w:rPr>
+              <w:t xml:space="preserve"> / (</w:t>
+            </w:r>
+            <w:r>
+              <w:rPr>
+                <w:b/>
+                <w:bCs/>
+              </w:rPr>
+              <w:t>βᵢ</w:t>
+            </w:r>
+            <w:r>
+              <w:rPr>
+                <w:b/>
+                <w:bCs/>
+                <w:lang w:val="en-GB"/>
+              </w:rPr>
+              <w:t xml:space="preserve"> + </w:t>
+            </w:r>
+            <w:r>
+              <w:rPr>
+                <w:b/>
+                <w:bCs/>
+              </w:rPr>
+              <w:t>βⱼ</w:t>
+            </w:r>
+            <w:r>
+              <w:rPr>
+                <w:b/>
+                <w:bCs/>
+                <w:lang w:val="en-GB"/>
+              </w:rPr>
+              <w:t>)</w:t>
             </w:r>
           </w:p>
           <w:p>
             <w:pPr>
               <w:spacing w:before="40" w:after="40"/>
             </w:pPr>
-            <w:proofErr w:type="gramStart"/>
-            <w:r>
-              <w:t>où</w:t>
-            </w:r>
-            <w:proofErr w:type="gramEnd"/>
-            <w:r>
-              <w:t xml:space="preserve"> βᵢ est le paramètre de « force créative » du modèle i, estimé par maximum de vraisemblance. Les ex-æquo (</w:t>
-            </w:r>
-            <w:proofErr w:type="spellStart"/>
-            <w:r>
-              <w:t>both_equal</w:t>
-            </w:r>
-            <w:proofErr w:type="spellEnd"/>
-            <w:r>
-              <w:t xml:space="preserve"> = </w:t>
-            </w:r>
-            <w:proofErr w:type="spellStart"/>
-            <w:r>
-              <w:t>True</w:t>
-            </w:r>
-            <w:proofErr w:type="spellEnd"/>
-            <w:r>
-              <w:t>) peuvent être gérés par l’extension Davidson (1970).</w:t>
+            <w:r>
+              <w:t>où βᵢ est le paramètre de « force créative » du modèle i, estimé par maximum de vraisemblance. Les ex-æquo (both_equal = True) peuvent être gérés par l’extension Davidson (1970).</w:t>
             </w:r>
           </w:p>
         </w:tc>
@@ -8949,25 +6767,7 @@
         <w:spacing w:before="80" w:after="80"/>
       </w:pPr>
       <w:r>
-        <w:t xml:space="preserve">Le jeu de données </w:t>
-      </w:r>
-      <w:proofErr w:type="spellStart"/>
-      <w:r>
-        <w:t>comparia</w:t>
-      </w:r>
-      <w:proofErr w:type="spellEnd"/>
-      <w:r>
-        <w:t>-votes doit être transformé en matrice de gains W[</w:t>
-      </w:r>
-      <w:proofErr w:type="spellStart"/>
-      <w:proofErr w:type="gramStart"/>
-      <w:r>
-        <w:t>i,j</w:t>
-      </w:r>
-      <w:proofErr w:type="spellEnd"/>
-      <w:proofErr w:type="gramEnd"/>
-      <w:r>
-        <w:t>] = nombre de fois que le modèle i a été préféré au modèle j. Points d’attention :</w:t>
+        <w:t>Le jeu de données comparia-votes doit être transformé en matrice de gains W[i,j] = nombre de fois que le modèle i a été préféré au modèle j. Points d’attention :</w:t>
       </w:r>
     </w:p>
     <w:p>
@@ -8979,21 +6779,8 @@
         </w:numPr>
         <w:spacing w:before="40" w:after="40"/>
       </w:pPr>
-      <w:proofErr w:type="spellStart"/>
-      <w:r>
-        <w:t>Filter</w:t>
-      </w:r>
-      <w:proofErr w:type="spellEnd"/>
-      <w:r>
-        <w:t xml:space="preserve"> uniquement les votes avec </w:t>
-      </w:r>
-      <w:proofErr w:type="spellStart"/>
-      <w:r>
-        <w:t>both_equal</w:t>
-      </w:r>
-      <w:proofErr w:type="spellEnd"/>
-      <w:r>
-        <w:t xml:space="preserve"> = False pour le modèle Bradley-Terry de base</w:t>
+      <w:r>
+        <w:t>Filter uniquement les votes avec both_equal = False pour le modèle Bradley-Terry de base</w:t>
       </w:r>
     </w:p>
     <w:p>
@@ -9006,21 +6793,8 @@
         <w:spacing w:before="40" w:after="40"/>
       </w:pPr>
       <w:r>
-        <w:t xml:space="preserve">Pour l’extension créativité : filtrer les conversations où au moins l’un des </w:t>
-      </w:r>
-      <w:proofErr w:type="spellStart"/>
-      <w:r>
-        <w:t>conv_creative</w:t>
-      </w:r>
-      <w:proofErr w:type="spellEnd"/>
-      <w:r>
-        <w:t xml:space="preserve">_* est </w:t>
-      </w:r>
-      <w:proofErr w:type="spellStart"/>
-      <w:r>
-        <w:t>True</w:t>
-      </w:r>
-      <w:proofErr w:type="spellEnd"/>
+        <w:t>Pour l’extension créativité : filtrer les conversations où au moins l’un des conv_creative_* est True</w:t>
+      </w:r>
     </w:p>
     <w:p>
       <w:pPr>
@@ -9078,12 +6852,6 @@
         <w:gridCol w:w="9360"/>
       </w:tblGrid>
       <w:tr>
-        <w:tblPrEx>
-          <w:tblCellMar>
-            <w:top w:w="0" w:type="dxa"/>
-            <w:bottom w:w="0" w:type="dxa"/>
-          </w:tblCellMar>
-        </w:tblPrEx>
         <w:tc>
           <w:tcPr>
             <w:tcW w:w="9360" w:type="dxa"/>
@@ -9102,42 +6870,28 @@
             </w:tcMar>
           </w:tcPr>
           <w:p>
+            <w:commentRangeStart w:id="4"/>
             <w:r>
               <w:rPr>
                 <w:b/>
                 <w:bCs/>
                 <w:color w:val="FFFFFF"/>
               </w:rPr>
-              <w:t xml:space="preserve">Exercice 2.1 — Classement global vs. </w:t>
-            </w:r>
-            <w:proofErr w:type="gramStart"/>
-            <w:r>
-              <w:rPr>
-                <w:b/>
-                <w:bCs/>
-                <w:color w:val="FFFFFF"/>
-              </w:rPr>
-              <w:t>classement</w:t>
-            </w:r>
-            <w:proofErr w:type="gramEnd"/>
-            <w:r>
-              <w:rPr>
-                <w:b/>
-                <w:bCs/>
-                <w:color w:val="FFFFFF"/>
-              </w:rPr>
-              <w:t xml:space="preserve"> créativité</w:t>
+              <w:t>Exercice 2.1 — Classement global vs. classement créativité</w:t>
+            </w:r>
+            <w:commentRangeEnd w:id="4"/>
+            <w:r>
+              <w:rPr>
+                <w:rStyle w:val="Marquedecommentaire"/>
+                <w:sz w:val="22"/>
+                <w:szCs w:val="22"/>
+              </w:rPr>
+              <w:commentReference w:id="4"/>
             </w:r>
           </w:p>
         </w:tc>
       </w:tr>
       <w:tr>
-        <w:tblPrEx>
-          <w:tblCellMar>
-            <w:top w:w="0" w:type="dxa"/>
-            <w:bottom w:w="0" w:type="dxa"/>
-          </w:tblCellMar>
-        </w:tblPrEx>
         <w:tc>
           <w:tcPr>
             <w:tcW w:w="9360" w:type="dxa"/>
@@ -9173,31 +6927,7 @@
               <w:spacing w:before="40" w:after="40"/>
             </w:pPr>
             <w:r>
-              <w:t xml:space="preserve">Classement global : basé sur tous les votes de </w:t>
-            </w:r>
-            <w:proofErr w:type="spellStart"/>
-            <w:r>
-              <w:t>comparia</w:t>
-            </w:r>
-            <w:proofErr w:type="spellEnd"/>
-            <w:r>
-              <w:t>-votes (</w:t>
-            </w:r>
-            <w:proofErr w:type="spellStart"/>
-            <w:r>
-              <w:t>chosen_model_name</w:t>
-            </w:r>
-            <w:proofErr w:type="spellEnd"/>
-            <w:r>
-              <w:t xml:space="preserve">, </w:t>
-            </w:r>
-            <w:proofErr w:type="spellStart"/>
-            <w:r>
-              <w:t>both_equal</w:t>
-            </w:r>
-            <w:proofErr w:type="spellEnd"/>
-            <w:r>
-              <w:t>).</w:t>
+              <w:t>Classement global : basé sur tous les votes de comparia-votes (chosen_model_name, both_equal).</w:t>
             </w:r>
           </w:p>
           <w:p>
@@ -9210,31 +6940,7 @@
               <w:spacing w:before="40" w:after="40"/>
             </w:pPr>
             <w:r>
-              <w:t xml:space="preserve">Classement créativité : basé uniquement sur les conversations où </w:t>
-            </w:r>
-            <w:proofErr w:type="spellStart"/>
-            <w:r>
-              <w:t>conv_creative_a</w:t>
-            </w:r>
-            <w:proofErr w:type="spellEnd"/>
-            <w:r>
-              <w:t xml:space="preserve"> ou </w:t>
-            </w:r>
-            <w:proofErr w:type="spellStart"/>
-            <w:r>
-              <w:t>conv_creative_b</w:t>
-            </w:r>
-            <w:proofErr w:type="spellEnd"/>
-            <w:r>
-              <w:t xml:space="preserve"> est </w:t>
-            </w:r>
-            <w:proofErr w:type="spellStart"/>
-            <w:r>
-              <w:t>True</w:t>
-            </w:r>
-            <w:proofErr w:type="spellEnd"/>
-            <w:r>
-              <w:t>.</w:t>
+              <w:t>Classement créativité : basé uniquement sur les conversations où conv_creative_a ou conv_creative_b est True.</w:t>
             </w:r>
           </w:p>
           <w:p>
@@ -9275,12 +6981,6 @@
         <w:gridCol w:w="9360"/>
       </w:tblGrid>
       <w:tr>
-        <w:tblPrEx>
-          <w:tblCellMar>
-            <w:top w:w="0" w:type="dxa"/>
-            <w:bottom w:w="0" w:type="dxa"/>
-          </w:tblCellMar>
-        </w:tblPrEx>
         <w:tc>
           <w:tcPr>
             <w:tcW w:w="9360" w:type="dxa"/>
@@ -9299,6 +6999,7 @@
             </w:tcMar>
           </w:tcPr>
           <w:p>
+            <w:commentRangeStart w:id="5"/>
             <w:r>
               <w:rPr>
                 <w:b/>
@@ -9307,16 +7008,19 @@
               </w:rPr>
               <w:t>Exercice 2.2 — Transitivité stochastique et ex-æquo</w:t>
             </w:r>
+            <w:commentRangeEnd w:id="5"/>
+            <w:r>
+              <w:rPr>
+                <w:rStyle w:val="Marquedecommentaire"/>
+                <w:sz w:val="22"/>
+                <w:szCs w:val="22"/>
+              </w:rPr>
+              <w:commentReference w:id="5"/>
+            </w:r>
           </w:p>
         </w:tc>
       </w:tr>
       <w:tr>
-        <w:tblPrEx>
-          <w:tblCellMar>
-            <w:top w:w="0" w:type="dxa"/>
-            <w:bottom w:w="0" w:type="dxa"/>
-          </w:tblCellMar>
-        </w:tblPrEx>
         <w:tc>
           <w:tcPr>
             <w:tcW w:w="9360" w:type="dxa"/>
@@ -9368,12 +7072,6 @@
         <w:gridCol w:w="9360"/>
       </w:tblGrid>
       <w:tr>
-        <w:tblPrEx>
-          <w:tblCellMar>
-            <w:top w:w="0" w:type="dxa"/>
-            <w:bottom w:w="0" w:type="dxa"/>
-          </w:tblCellMar>
-        </w:tblPrEx>
         <w:tc>
           <w:tcPr>
             <w:tcW w:w="9360" w:type="dxa"/>
@@ -9392,34 +7090,28 @@
             </w:tcMar>
           </w:tcPr>
           <w:p>
+            <w:commentRangeStart w:id="6"/>
             <w:r>
               <w:rPr>
                 <w:b/>
                 <w:bCs/>
                 <w:color w:val="FFFFFF"/>
               </w:rPr>
-              <w:t xml:space="preserve">Exercice 2.3 (avancé) — Modèle avec </w:t>
-            </w:r>
-            <w:proofErr w:type="spellStart"/>
-            <w:r>
-              <w:rPr>
-                <w:b/>
-                <w:bCs/>
-                <w:color w:val="FFFFFF"/>
-              </w:rPr>
-              <w:t>covariables</w:t>
-            </w:r>
-            <w:proofErr w:type="spellEnd"/>
+              <w:t>Exercice 2.3 (avancé) — Modèle avec covariables</w:t>
+            </w:r>
+            <w:commentRangeEnd w:id="6"/>
+            <w:r>
+              <w:rPr>
+                <w:rStyle w:val="Marquedecommentaire"/>
+                <w:sz w:val="22"/>
+                <w:szCs w:val="22"/>
+              </w:rPr>
+              <w:commentReference w:id="6"/>
+            </w:r>
           </w:p>
         </w:tc>
       </w:tr>
       <w:tr>
-        <w:tblPrEx>
-          <w:tblCellMar>
-            <w:top w:w="0" w:type="dxa"/>
-            <w:bottom w:w="0" w:type="dxa"/>
-          </w:tblCellMar>
-        </w:tblPrEx>
         <w:tc>
           <w:tcPr>
             <w:tcW w:w="9360" w:type="dxa"/>
@@ -9442,55 +7134,7 @@
               <w:spacing w:before="40" w:after="40"/>
             </w:pPr>
             <w:r>
-              <w:t>Proposez un modèle Bradley-Terry avec effets mixtes (GLMM) intégrant : le nombre de tours de conversation (</w:t>
-            </w:r>
-            <w:proofErr w:type="spellStart"/>
-            <w:r>
-              <w:t>conv_turns</w:t>
-            </w:r>
-            <w:proofErr w:type="spellEnd"/>
-            <w:r>
-              <w:t>), la catégorie thématique (</w:t>
-            </w:r>
-            <w:proofErr w:type="spellStart"/>
-            <w:r>
-              <w:t>categories</w:t>
-            </w:r>
-            <w:proofErr w:type="spellEnd"/>
-            <w:r>
-              <w:t>), et la longueur des réponses (</w:t>
-            </w:r>
-            <w:proofErr w:type="spellStart"/>
-            <w:r>
-              <w:t>total_output_tokens</w:t>
-            </w:r>
-            <w:proofErr w:type="spellEnd"/>
-            <w:r>
-              <w:t xml:space="preserve">) comme </w:t>
-            </w:r>
-            <w:proofErr w:type="spellStart"/>
-            <w:r>
-              <w:t>covariables</w:t>
-            </w:r>
-            <w:proofErr w:type="spellEnd"/>
-            <w:r>
-              <w:t xml:space="preserve">. Utilisez lme4 (R) ou </w:t>
-            </w:r>
-            <w:proofErr w:type="spellStart"/>
-            <w:r>
-              <w:t>statsmodels</w:t>
-            </w:r>
-            <w:proofErr w:type="spellEnd"/>
-            <w:r>
-              <w:t xml:space="preserve"> (Python). Montrez comment ces </w:t>
-            </w:r>
-            <w:proofErr w:type="spellStart"/>
-            <w:r>
-              <w:t>covariables</w:t>
-            </w:r>
-            <w:proofErr w:type="spellEnd"/>
-            <w:r>
-              <w:t xml:space="preserve"> modifient les scores β.</w:t>
+              <w:t>Proposez un modèle Bradley-Terry avec effets mixtes (GLMM) intégrant : le nombre de tours de conversation (conv_turns), la catégorie thématique (categories), et la longueur des réponses (total_output_tokens) comme covariables. Utilisez lme4 (R) ou statsmodels (Python). Montrez comment ces covariables modifient les scores β.</w:t>
             </w:r>
           </w:p>
         </w:tc>
@@ -9518,33 +7162,7 @@
         <w:spacing w:before="80" w:after="80"/>
       </w:pPr>
       <w:r>
-        <w:t xml:space="preserve">La nature de </w:t>
-      </w:r>
-      <w:proofErr w:type="spellStart"/>
-      <w:proofErr w:type="gramStart"/>
-      <w:r>
-        <w:t>compar:IA</w:t>
-      </w:r>
-      <w:proofErr w:type="spellEnd"/>
-      <w:proofErr w:type="gramEnd"/>
-      <w:r>
-        <w:t xml:space="preserve"> — usages réels, annotateurs publics anonymes, interface web — introduit des biais systématiques spécifiques. Voici trois biais documentés dans la littérature sur les </w:t>
-      </w:r>
-      <w:proofErr w:type="spellStart"/>
-      <w:r>
-        <w:t>chatbot</w:t>
-      </w:r>
-      <w:proofErr w:type="spellEnd"/>
-      <w:r>
-        <w:t xml:space="preserve"> </w:t>
-      </w:r>
-      <w:proofErr w:type="spellStart"/>
-      <w:r>
-        <w:t>arenas</w:t>
-      </w:r>
-      <w:proofErr w:type="spellEnd"/>
-      <w:r>
-        <w:t xml:space="preserve"> :</w:t>
+        <w:t>La nature de compar:IA — usages réels, annotateurs publics anonymes, interface web — introduit des biais systématiques spécifiques. Voici trois biais documentés dans la littérature sur les chatbot arenas :</w:t>
       </w:r>
     </w:p>
     <w:p/>
@@ -9580,12 +7198,6 @@
         <w:gridCol w:w="2457"/>
       </w:tblGrid>
       <w:tr>
-        <w:tblPrEx>
-          <w:tblCellMar>
-            <w:top w:w="0" w:type="dxa"/>
-            <w:bottom w:w="0" w:type="dxa"/>
-          </w:tblCellMar>
-        </w:tblPrEx>
         <w:tc>
           <w:tcPr>
             <w:tcW w:w="1800" w:type="dxa"/>
@@ -9708,12 +7320,6 @@
         </w:tc>
       </w:tr>
       <w:tr>
-        <w:tblPrEx>
-          <w:tblCellMar>
-            <w:top w:w="0" w:type="dxa"/>
-            <w:bottom w:w="0" w:type="dxa"/>
-          </w:tblCellMar>
-        </w:tblPrEx>
         <w:tc>
           <w:tcPr>
             <w:tcW w:w="1800" w:type="dxa"/>
@@ -9786,72 +7392,13 @@
             </w:tcMar>
           </w:tcPr>
           <w:p>
-            <w:proofErr w:type="spellStart"/>
-            <w:proofErr w:type="gramStart"/>
-            <w:r>
-              <w:rPr>
-                <w:sz w:val="20"/>
-                <w:szCs w:val="20"/>
-              </w:rPr>
-              <w:t>model</w:t>
-            </w:r>
-            <w:proofErr w:type="gramEnd"/>
-            <w:r>
-              <w:rPr>
-                <w:sz w:val="20"/>
-                <w:szCs w:val="20"/>
-              </w:rPr>
-              <w:t>_a_name</w:t>
-            </w:r>
-            <w:proofErr w:type="spellEnd"/>
-            <w:r>
-              <w:rPr>
-                <w:sz w:val="20"/>
-                <w:szCs w:val="20"/>
-              </w:rPr>
-              <w:t xml:space="preserve">, </w:t>
-            </w:r>
-            <w:proofErr w:type="spellStart"/>
-            <w:r>
-              <w:rPr>
-                <w:sz w:val="20"/>
-                <w:szCs w:val="20"/>
-              </w:rPr>
-              <w:t>model_b_name</w:t>
-            </w:r>
-            <w:proofErr w:type="spellEnd"/>
-            <w:r>
-              <w:rPr>
-                <w:sz w:val="20"/>
-                <w:szCs w:val="20"/>
-              </w:rPr>
-              <w:t xml:space="preserve">, </w:t>
-            </w:r>
-            <w:proofErr w:type="spellStart"/>
-            <w:r>
-              <w:rPr>
-                <w:sz w:val="20"/>
-                <w:szCs w:val="20"/>
-              </w:rPr>
-              <w:t>chosen_model_name</w:t>
-            </w:r>
-            <w:proofErr w:type="spellEnd"/>
-            <w:r>
-              <w:rPr>
-                <w:sz w:val="20"/>
-                <w:szCs w:val="20"/>
-              </w:rPr>
-              <w:t xml:space="preserve">, </w:t>
-            </w:r>
-            <w:proofErr w:type="spellStart"/>
-            <w:r>
-              <w:rPr>
-                <w:sz w:val="20"/>
-                <w:szCs w:val="20"/>
-              </w:rPr>
-              <w:t>model_pos</w:t>
-            </w:r>
-            <w:proofErr w:type="spellEnd"/>
+            <w:r>
+              <w:rPr>
+                <w:sz w:val="20"/>
+                <w:szCs w:val="20"/>
+              </w:rPr>
+              <w:t>model_a_name, model_b_name, chosen_model_name, model_pos</w:t>
+            </w:r>
           </w:p>
         </w:tc>
         <w:tc>
@@ -9877,34 +7424,12 @@
                 <w:sz w:val="20"/>
                 <w:szCs w:val="20"/>
               </w:rPr>
-              <w:t xml:space="preserve">Contrebalancement ; estimer l’effet de position comme </w:t>
-            </w:r>
-            <w:proofErr w:type="spellStart"/>
-            <w:r>
-              <w:rPr>
-                <w:sz w:val="20"/>
-                <w:szCs w:val="20"/>
-              </w:rPr>
-              <w:t>covariable</w:t>
-            </w:r>
-            <w:proofErr w:type="spellEnd"/>
-            <w:r>
-              <w:rPr>
-                <w:sz w:val="20"/>
-                <w:szCs w:val="20"/>
-              </w:rPr>
-              <w:t xml:space="preserve"> dans BT</w:t>
+              <w:t>Contrebalancement ; estimer l’effet de position comme covariable dans BT</w:t>
             </w:r>
           </w:p>
         </w:tc>
       </w:tr>
       <w:tr>
-        <w:tblPrEx>
-          <w:tblCellMar>
-            <w:top w:w="0" w:type="dxa"/>
-            <w:bottom w:w="0" w:type="dxa"/>
-          </w:tblCellMar>
-        </w:tblPrEx>
         <w:tc>
           <w:tcPr>
             <w:tcW w:w="1800" w:type="dxa"/>
@@ -9977,81 +7502,19 @@
             </w:tcMar>
           </w:tcPr>
           <w:p>
-            <w:proofErr w:type="spellStart"/>
-            <w:proofErr w:type="gramStart"/>
-            <w:r>
-              <w:rPr>
-                <w:sz w:val="20"/>
-                <w:szCs w:val="20"/>
-              </w:rPr>
-              <w:t>total</w:t>
-            </w:r>
-            <w:proofErr w:type="gramEnd"/>
-            <w:r>
-              <w:rPr>
-                <w:sz w:val="20"/>
-                <w:szCs w:val="20"/>
-              </w:rPr>
-              <w:t>_conv_a</w:t>
-            </w:r>
-            <w:proofErr w:type="spellEnd"/>
-            <w:r>
-              <w:rPr>
-                <w:sz w:val="20"/>
-                <w:szCs w:val="20"/>
-              </w:rPr>
-              <w:t>/</w:t>
-            </w:r>
-            <w:proofErr w:type="spellStart"/>
-            <w:r>
-              <w:rPr>
-                <w:sz w:val="20"/>
-                <w:szCs w:val="20"/>
-              </w:rPr>
-              <w:t>b_output_tokens</w:t>
-            </w:r>
-            <w:proofErr w:type="spellEnd"/>
-            <w:r>
-              <w:rPr>
-                <w:sz w:val="20"/>
-                <w:szCs w:val="20"/>
-              </w:rPr>
-              <w:t xml:space="preserve"> vs. </w:t>
-            </w:r>
-            <w:proofErr w:type="spellStart"/>
-            <w:proofErr w:type="gramStart"/>
-            <w:r>
-              <w:rPr>
-                <w:sz w:val="20"/>
-                <w:szCs w:val="20"/>
-              </w:rPr>
-              <w:t>conv</w:t>
-            </w:r>
-            <w:proofErr w:type="gramEnd"/>
-            <w:r>
-              <w:rPr>
-                <w:sz w:val="20"/>
-                <w:szCs w:val="20"/>
-              </w:rPr>
-              <w:t>_creative</w:t>
-            </w:r>
-            <w:proofErr w:type="spellEnd"/>
-            <w:r>
-              <w:rPr>
-                <w:sz w:val="20"/>
-                <w:szCs w:val="20"/>
-              </w:rPr>
-              <w:t xml:space="preserve">_*, </w:t>
-            </w:r>
-            <w:proofErr w:type="spellStart"/>
-            <w:r>
-              <w:rPr>
-                <w:sz w:val="20"/>
-                <w:szCs w:val="20"/>
-              </w:rPr>
-              <w:t>chosen_model_name</w:t>
-            </w:r>
-            <w:proofErr w:type="spellEnd"/>
+            <w:pPr>
+              <w:rPr>
+                <w:lang w:val="en-GB"/>
+              </w:rPr>
+            </w:pPr>
+            <w:r>
+              <w:rPr>
+                <w:sz w:val="20"/>
+                <w:szCs w:val="20"/>
+                <w:lang w:val="en-GB"/>
+              </w:rPr>
+              <w:t>total_conv_a/b_output_tokens vs. conv_creative_*, chosen_model_name</w:t>
+            </w:r>
           </w:p>
         </w:tc>
         <w:tc>
@@ -10083,12 +7546,6 @@
         </w:tc>
       </w:tr>
       <w:tr>
-        <w:tblPrEx>
-          <w:tblCellMar>
-            <w:top w:w="0" w:type="dxa"/>
-            <w:bottom w:w="0" w:type="dxa"/>
-          </w:tblCellMar>
-        </w:tblPrEx>
         <w:tc>
           <w:tcPr>
             <w:tcW w:w="1800" w:type="dxa"/>
@@ -10139,39 +7596,7 @@
                 <w:sz w:val="20"/>
                 <w:szCs w:val="20"/>
               </w:rPr>
-              <w:t xml:space="preserve">Les utilisateurs posant des questions « créatives » sont sur-représentés dans </w:t>
-            </w:r>
-            <w:proofErr w:type="spellStart"/>
-            <w:r>
-              <w:rPr>
-                <w:sz w:val="20"/>
-                <w:szCs w:val="20"/>
-              </w:rPr>
-              <w:t>comparia-reactions</w:t>
-            </w:r>
-            <w:proofErr w:type="spellEnd"/>
-            <w:r>
-              <w:rPr>
-                <w:sz w:val="20"/>
-                <w:szCs w:val="20"/>
-              </w:rPr>
-              <w:t xml:space="preserve"> (</w:t>
-            </w:r>
-            <w:proofErr w:type="spellStart"/>
-            <w:r>
-              <w:rPr>
-                <w:sz w:val="20"/>
-                <w:szCs w:val="20"/>
-              </w:rPr>
-              <w:t>selected_category</w:t>
-            </w:r>
-            <w:proofErr w:type="spellEnd"/>
-            <w:r>
-              <w:rPr>
-                <w:sz w:val="20"/>
-                <w:szCs w:val="20"/>
-              </w:rPr>
-              <w:t>)</w:t>
+              <w:t>Les utilisateurs posant des questions « créatives » sont sur-représentés dans comparia-reactions (selected_category)</w:t>
             </w:r>
           </w:p>
         </w:tc>
@@ -10193,56 +7618,19 @@
             </w:tcMar>
           </w:tcPr>
           <w:p>
-            <w:proofErr w:type="spellStart"/>
-            <w:proofErr w:type="gramStart"/>
-            <w:r>
-              <w:rPr>
-                <w:sz w:val="20"/>
-                <w:szCs w:val="20"/>
-              </w:rPr>
-              <w:t>selected</w:t>
-            </w:r>
-            <w:proofErr w:type="gramEnd"/>
-            <w:r>
-              <w:rPr>
-                <w:sz w:val="20"/>
-                <w:szCs w:val="20"/>
-              </w:rPr>
-              <w:t>_category</w:t>
-            </w:r>
-            <w:proofErr w:type="spellEnd"/>
-            <w:r>
-              <w:rPr>
-                <w:sz w:val="20"/>
-                <w:szCs w:val="20"/>
-              </w:rPr>
-              <w:t xml:space="preserve">, </w:t>
-            </w:r>
-            <w:proofErr w:type="spellStart"/>
-            <w:r>
-              <w:rPr>
-                <w:sz w:val="20"/>
-                <w:szCs w:val="20"/>
-              </w:rPr>
-              <w:t>categories</w:t>
-            </w:r>
-            <w:proofErr w:type="spellEnd"/>
-            <w:r>
-              <w:rPr>
-                <w:sz w:val="20"/>
-                <w:szCs w:val="20"/>
-              </w:rPr>
-              <w:t xml:space="preserve">, </w:t>
-            </w:r>
-            <w:proofErr w:type="spellStart"/>
-            <w:r>
-              <w:rPr>
-                <w:sz w:val="20"/>
-                <w:szCs w:val="20"/>
-              </w:rPr>
-              <w:t>is_unedited_prompt</w:t>
-            </w:r>
-            <w:proofErr w:type="spellEnd"/>
+            <w:pPr>
+              <w:rPr>
+                <w:lang w:val="en-GB"/>
+              </w:rPr>
+            </w:pPr>
+            <w:r>
+              <w:rPr>
+                <w:sz w:val="20"/>
+                <w:szCs w:val="20"/>
+                <w:lang w:val="en-GB"/>
+              </w:rPr>
+              <w:t>selected_category, categories, is_unedited_prompt</w:t>
+            </w:r>
           </w:p>
         </w:tc>
         <w:tc>
@@ -10274,12 +7662,6 @@
         </w:tc>
       </w:tr>
       <w:tr>
-        <w:tblPrEx>
-          <w:tblCellMar>
-            <w:top w:w="0" w:type="dxa"/>
-            <w:bottom w:w="0" w:type="dxa"/>
-          </w:tblCellMar>
-        </w:tblPrEx>
         <w:tc>
           <w:tcPr>
             <w:tcW w:w="1800" w:type="dxa"/>
@@ -10330,23 +7712,7 @@
                 <w:sz w:val="20"/>
                 <w:szCs w:val="20"/>
               </w:rPr>
-              <w:t xml:space="preserve">Les gros modèles (plus de </w:t>
-            </w:r>
-            <w:proofErr w:type="spellStart"/>
-            <w:r>
-              <w:rPr>
-                <w:sz w:val="20"/>
-                <w:szCs w:val="20"/>
-              </w:rPr>
-              <w:t>tokens</w:t>
-            </w:r>
-            <w:proofErr w:type="spellEnd"/>
-            <w:r>
-              <w:rPr>
-                <w:sz w:val="20"/>
-                <w:szCs w:val="20"/>
-              </w:rPr>
-              <w:t>, plus de kWh) pourraient être systématiquement favorisés</w:t>
+              <w:t>Les gros modèles (plus de tokens, plus de kWh) pourraient être systématiquement favorisés</w:t>
             </w:r>
           </w:p>
         </w:tc>
@@ -10368,72 +7734,13 @@
             </w:tcMar>
           </w:tcPr>
           <w:p>
-            <w:proofErr w:type="spellStart"/>
-            <w:proofErr w:type="gramStart"/>
-            <w:r>
-              <w:rPr>
-                <w:sz w:val="20"/>
-                <w:szCs w:val="20"/>
-              </w:rPr>
-              <w:t>model</w:t>
-            </w:r>
-            <w:proofErr w:type="gramEnd"/>
-            <w:r>
-              <w:rPr>
-                <w:sz w:val="20"/>
-                <w:szCs w:val="20"/>
-              </w:rPr>
-              <w:t>_a</w:t>
-            </w:r>
-            <w:proofErr w:type="spellEnd"/>
-            <w:r>
-              <w:rPr>
-                <w:sz w:val="20"/>
-                <w:szCs w:val="20"/>
-              </w:rPr>
-              <w:t>/</w:t>
-            </w:r>
-            <w:proofErr w:type="spellStart"/>
-            <w:r>
-              <w:rPr>
-                <w:sz w:val="20"/>
-                <w:szCs w:val="20"/>
-              </w:rPr>
-              <w:t>b_total_params</w:t>
-            </w:r>
-            <w:proofErr w:type="spellEnd"/>
-            <w:r>
-              <w:rPr>
-                <w:sz w:val="20"/>
-                <w:szCs w:val="20"/>
-              </w:rPr>
-              <w:t xml:space="preserve">, </w:t>
-            </w:r>
-            <w:proofErr w:type="spellStart"/>
-            <w:r>
-              <w:rPr>
-                <w:sz w:val="20"/>
-                <w:szCs w:val="20"/>
-              </w:rPr>
-              <w:t>total_conv_a</w:t>
-            </w:r>
-            <w:proofErr w:type="spellEnd"/>
-            <w:r>
-              <w:rPr>
-                <w:sz w:val="20"/>
-                <w:szCs w:val="20"/>
-              </w:rPr>
-              <w:t>/</w:t>
-            </w:r>
-            <w:proofErr w:type="spellStart"/>
-            <w:r>
-              <w:rPr>
-                <w:sz w:val="20"/>
-                <w:szCs w:val="20"/>
-              </w:rPr>
-              <w:t>b_kwh</w:t>
-            </w:r>
-            <w:proofErr w:type="spellEnd"/>
+            <w:r>
+              <w:rPr>
+                <w:sz w:val="20"/>
+                <w:szCs w:val="20"/>
+              </w:rPr>
+              <w:t>model_a/b_total_params, total_conv_a/b_kwh</w:t>
+            </w:r>
           </w:p>
         </w:tc>
         <w:tc>
@@ -10495,12 +7802,6 @@
         <w:gridCol w:w="9360"/>
       </w:tblGrid>
       <w:tr>
-        <w:tblPrEx>
-          <w:tblCellMar>
-            <w:top w:w="0" w:type="dxa"/>
-            <w:bottom w:w="0" w:type="dxa"/>
-          </w:tblCellMar>
-        </w:tblPrEx>
         <w:tc>
           <w:tcPr>
             <w:tcW w:w="9360" w:type="dxa"/>
@@ -10531,12 +7832,6 @@
         </w:tc>
       </w:tr>
       <w:tr>
-        <w:tblPrEx>
-          <w:tblCellMar>
-            <w:top w:w="0" w:type="dxa"/>
-            <w:bottom w:w="0" w:type="dxa"/>
-          </w:tblCellMar>
-        </w:tblPrEx>
         <w:tc>
           <w:tcPr>
             <w:tcW w:w="9360" w:type="dxa"/>
@@ -10560,55 +7855,7 @@
             </w:pPr>
             <w:r>
               <w:lastRenderedPageBreak/>
-              <w:t xml:space="preserve">Dans </w:t>
-            </w:r>
-            <w:proofErr w:type="spellStart"/>
-            <w:r>
-              <w:t>comparia</w:t>
-            </w:r>
-            <w:proofErr w:type="spellEnd"/>
-            <w:r>
-              <w:t>-votes, calculez la corrélation entre (</w:t>
-            </w:r>
-            <w:proofErr w:type="spellStart"/>
-            <w:r>
-              <w:t>total_conv_a_output_tokens</w:t>
-            </w:r>
-            <w:proofErr w:type="spellEnd"/>
-            <w:r>
-              <w:t xml:space="preserve"> − </w:t>
-            </w:r>
-            <w:proofErr w:type="spellStart"/>
-            <w:r>
-              <w:t>total_conv_b_output_tokens</w:t>
-            </w:r>
-            <w:proofErr w:type="spellEnd"/>
-            <w:r>
-              <w:t>) et (</w:t>
-            </w:r>
-            <w:proofErr w:type="spellStart"/>
-            <w:r>
-              <w:t>chosen_model_name</w:t>
-            </w:r>
-            <w:proofErr w:type="spellEnd"/>
-            <w:r>
-              <w:t xml:space="preserve"> == </w:t>
-            </w:r>
-            <w:proofErr w:type="spellStart"/>
-            <w:r>
-              <w:t>model_a_name</w:t>
-            </w:r>
-            <w:proofErr w:type="spellEnd"/>
-            <w:r>
-              <w:t xml:space="preserve">). Interprétez. Introduisez cette différence de longueur comme </w:t>
-            </w:r>
-            <w:proofErr w:type="spellStart"/>
-            <w:r>
-              <w:t>covariable</w:t>
-            </w:r>
-            <w:proofErr w:type="spellEnd"/>
-            <w:r>
-              <w:t xml:space="preserve"> dans un modèle de régression logistique prédisant le vote. Le classement Bradley-Terry change-t-il après correction ?</w:t>
+              <w:t>Dans comparia-votes, calculez la corrélation entre (total_conv_a_output_tokens − total_conv_b_output_tokens) et (chosen_model_name == model_a_name). Interprétez. Introduisez cette différence de longueur comme covariable dans un modèle de régression logistique prédisant le vote. Le classement Bradley-Terry change-t-il après correction ?</w:t>
             </w:r>
           </w:p>
         </w:tc>
@@ -10636,12 +7883,6 @@
         <w:gridCol w:w="9360"/>
       </w:tblGrid>
       <w:tr>
-        <w:tblPrEx>
-          <w:tblCellMar>
-            <w:top w:w="0" w:type="dxa"/>
-            <w:bottom w:w="0" w:type="dxa"/>
-          </w:tblCellMar>
-        </w:tblPrEx>
         <w:tc>
           <w:tcPr>
             <w:tcW w:w="9360" w:type="dxa"/>
@@ -10660,6 +7901,7 @@
             </w:tcMar>
           </w:tcPr>
           <w:p>
+            <w:commentRangeStart w:id="7"/>
             <w:r>
               <w:rPr>
                 <w:b/>
@@ -10668,16 +7910,19 @@
               </w:rPr>
               <w:t>Exercice 3.2 — Biais de position A/B</w:t>
             </w:r>
+            <w:commentRangeEnd w:id="7"/>
+            <w:r>
+              <w:rPr>
+                <w:rStyle w:val="Marquedecommentaire"/>
+                <w:sz w:val="22"/>
+                <w:szCs w:val="22"/>
+              </w:rPr>
+              <w:commentReference w:id="7"/>
+            </w:r>
           </w:p>
         </w:tc>
       </w:tr>
       <w:tr>
-        <w:tblPrEx>
-          <w:tblCellMar>
-            <w:top w:w="0" w:type="dxa"/>
-            <w:bottom w:w="0" w:type="dxa"/>
-          </w:tblCellMar>
-        </w:tblPrEx>
         <w:tc>
           <w:tcPr>
             <w:tcW w:w="9360" w:type="dxa"/>
@@ -10700,63 +7945,7 @@
               <w:spacing w:before="40" w:after="40"/>
             </w:pPr>
             <w:r>
-              <w:t xml:space="preserve">Dans </w:t>
-            </w:r>
-            <w:proofErr w:type="spellStart"/>
-            <w:r>
-              <w:t>comparia-reactions</w:t>
-            </w:r>
-            <w:proofErr w:type="spellEnd"/>
-            <w:r>
-              <w:t xml:space="preserve">, la colonne </w:t>
-            </w:r>
-            <w:proofErr w:type="spellStart"/>
-            <w:r>
-              <w:t>model_pos</w:t>
-            </w:r>
-            <w:proofErr w:type="spellEnd"/>
-            <w:r>
-              <w:t xml:space="preserve"> indique si le modèle était présenté en position A ou B. Testez si le taux de réactions positives (</w:t>
-            </w:r>
-            <w:proofErr w:type="spellStart"/>
-            <w:r>
-              <w:t>liked</w:t>
-            </w:r>
-            <w:proofErr w:type="spellEnd"/>
-            <w:r>
-              <w:t xml:space="preserve"> = </w:t>
-            </w:r>
-            <w:proofErr w:type="spellStart"/>
-            <w:r>
-              <w:t>True</w:t>
-            </w:r>
-            <w:proofErr w:type="spellEnd"/>
-            <w:r>
-              <w:t xml:space="preserve">) diffère significativement selon </w:t>
-            </w:r>
-            <w:proofErr w:type="spellStart"/>
-            <w:r>
-              <w:t>model_pos</w:t>
-            </w:r>
-            <w:proofErr w:type="spellEnd"/>
-            <w:r>
-              <w:t xml:space="preserve"> (test du chi-deux). Calculez l’effet de position séparément pour les qualificatifs </w:t>
-            </w:r>
-            <w:proofErr w:type="spellStart"/>
-            <w:r>
-              <w:t>creative</w:t>
-            </w:r>
-            <w:proofErr w:type="spellEnd"/>
-            <w:r>
-              <w:t xml:space="preserve">, </w:t>
-            </w:r>
-            <w:proofErr w:type="spellStart"/>
-            <w:r>
-              <w:t>useful</w:t>
-            </w:r>
-            <w:proofErr w:type="spellEnd"/>
-            <w:r>
-              <w:t xml:space="preserve"> et incorrect.</w:t>
+              <w:t>Dans comparia-reactions, la colonne model_pos indique si le modèle était présenté en position A ou B. Testez si le taux de réactions positives (liked = True) diffère significativement selon model_pos (test du chi-deux). Calculez l’effet de position séparément pour les qualificatifs creative, useful et incorrect.</w:t>
             </w:r>
           </w:p>
         </w:tc>
@@ -10784,12 +7973,6 @@
         <w:gridCol w:w="9360"/>
       </w:tblGrid>
       <w:tr>
-        <w:tblPrEx>
-          <w:tblCellMar>
-            <w:top w:w="0" w:type="dxa"/>
-            <w:bottom w:w="0" w:type="dxa"/>
-          </w:tblCellMar>
-        </w:tblPrEx>
         <w:tc>
           <w:tcPr>
             <w:tcW w:w="9360" w:type="dxa"/>
@@ -10808,6 +7991,7 @@
             </w:tcMar>
           </w:tcPr>
           <w:p>
+            <w:commentRangeStart w:id="8"/>
             <w:r>
               <w:rPr>
                 <w:b/>
@@ -10816,16 +8000,19 @@
               </w:rPr>
               <w:t>Exercice 3.3 — Protocole d’annotation amélioré</w:t>
             </w:r>
+            <w:commentRangeEnd w:id="8"/>
+            <w:r>
+              <w:rPr>
+                <w:rStyle w:val="Marquedecommentaire"/>
+                <w:sz w:val="22"/>
+                <w:szCs w:val="22"/>
+              </w:rPr>
+              <w:commentReference w:id="8"/>
+            </w:r>
           </w:p>
         </w:tc>
       </w:tr>
       <w:tr>
-        <w:tblPrEx>
-          <w:tblCellMar>
-            <w:top w:w="0" w:type="dxa"/>
-            <w:bottom w:w="0" w:type="dxa"/>
-          </w:tblCellMar>
-        </w:tblPrEx>
         <w:tc>
           <w:tcPr>
             <w:tcW w:w="9360" w:type="dxa"/>
@@ -10848,33 +8035,7 @@
               <w:spacing w:before="40" w:after="40"/>
             </w:pPr>
             <w:r>
-              <w:t xml:space="preserve">Concevez un protocole d’annotation amélioré pour une prochaine version de </w:t>
-            </w:r>
-            <w:proofErr w:type="spellStart"/>
-            <w:proofErr w:type="gramStart"/>
-            <w:r>
-              <w:t>compar:IA</w:t>
-            </w:r>
-            <w:proofErr w:type="spellEnd"/>
-            <w:proofErr w:type="gramEnd"/>
-            <w:r>
-              <w:t xml:space="preserve"> qui réduirait simultanément les biais de position, de longueur et de sélection, sans augmenter le taux d’abandon des utilisateurs de plus de 15%. Justifiez chaque choix de design avec des références à la littérature sur les </w:t>
-            </w:r>
-            <w:proofErr w:type="spellStart"/>
-            <w:r>
-              <w:t>chatbot</w:t>
-            </w:r>
-            <w:proofErr w:type="spellEnd"/>
-            <w:r>
-              <w:t xml:space="preserve"> </w:t>
-            </w:r>
-            <w:proofErr w:type="spellStart"/>
-            <w:r>
-              <w:t>arenas</w:t>
-            </w:r>
-            <w:proofErr w:type="spellEnd"/>
-            <w:r>
-              <w:t>.</w:t>
+              <w:t>Concevez un protocole d’annotation amélioré pour une prochaine version de compar:IA qui réduirait simultanément les biais de position, de longueur et de sélection, sans augmenter le taux d’abandon des utilisateurs de plus de 15%. Justifiez chaque choix de design avec des références à la littérature sur les chatbot arenas.</w:t>
             </w:r>
           </w:p>
         </w:tc>
@@ -10909,25 +8070,7 @@
         <w:t>Question centrale :</w:t>
       </w:r>
       <w:r>
-        <w:t xml:space="preserve"> est-ce que le signal </w:t>
-      </w:r>
-      <w:proofErr w:type="spellStart"/>
-      <w:r>
-        <w:t>creative</w:t>
-      </w:r>
-      <w:proofErr w:type="spellEnd"/>
-      <w:r>
-        <w:t xml:space="preserve"> dans </w:t>
-      </w:r>
-      <w:proofErr w:type="spellStart"/>
-      <w:proofErr w:type="gramStart"/>
-      <w:r>
-        <w:t>compar:IA</w:t>
-      </w:r>
-      <w:proofErr w:type="spellEnd"/>
-      <w:proofErr w:type="gramEnd"/>
-      <w:r>
-        <w:t xml:space="preserve"> mesure vraiment la créativité, ou capture-t-il autre chose (longueur, familiarité stylistique, conformisme avec les attentes culturelles françaises) ?</w:t>
+        <w:t xml:space="preserve"> est-ce que le signal creative dans compar:IA mesure vraiment la créativité, ou capture-t-il autre chose (longueur, familiarité stylistique, conformisme avec les attentes culturelles françaises) ?</w:t>
       </w:r>
     </w:p>
     <w:p/>
@@ -10944,25 +8087,7 @@
         <w:spacing w:before="80" w:after="80"/>
       </w:pPr>
       <w:r>
-        <w:t xml:space="preserve">Si le label </w:t>
-      </w:r>
-      <w:proofErr w:type="spellStart"/>
-      <w:r>
-        <w:t>creative</w:t>
-      </w:r>
-      <w:proofErr w:type="spellEnd"/>
-      <w:r>
-        <w:t xml:space="preserve"> de </w:t>
-      </w:r>
-      <w:proofErr w:type="spellStart"/>
-      <w:proofErr w:type="gramStart"/>
-      <w:r>
-        <w:t>compar:IA</w:t>
-      </w:r>
-      <w:proofErr w:type="spellEnd"/>
-      <w:proofErr w:type="gramEnd"/>
-      <w:r>
-        <w:t xml:space="preserve"> mesure bien la créativité, il devrait corréler positivement (r &gt; 0.40) avec les métriques automatiques que vous avez proposées en section 3 :</w:t>
+        <w:t>Si le label creative de compar:IA mesure bien la créativité, il devrait corréler positivement (r &gt; 0.40) avec les métriques automatiques que vous avez proposées en section 3 :</w:t>
       </w:r>
     </w:p>
     <w:p>
@@ -10975,21 +8100,8 @@
         <w:spacing w:before="40" w:after="40"/>
       </w:pPr>
       <w:r>
-        <w:t xml:space="preserve">MATTR (Famille A) appliqué au champ </w:t>
-      </w:r>
-      <w:proofErr w:type="spellStart"/>
-      <w:r>
-        <w:t>response_content</w:t>
-      </w:r>
-      <w:proofErr w:type="spellEnd"/>
-      <w:r>
-        <w:t xml:space="preserve"> de </w:t>
-      </w:r>
-      <w:proofErr w:type="spellStart"/>
-      <w:r>
-        <w:t>comparia-reactions</w:t>
-      </w:r>
-      <w:proofErr w:type="spellEnd"/>
+        <w:t>MATTR (Famille A) appliqué au champ response_content de comparia-reactions</w:t>
+      </w:r>
     </w:p>
     <w:p>
       <w:pPr>
@@ -11001,23 +8113,7 @@
         <w:spacing w:before="40" w:after="40"/>
       </w:pPr>
       <w:r>
-        <w:t xml:space="preserve">N-gramme </w:t>
-      </w:r>
-      <w:proofErr w:type="spellStart"/>
-      <w:r>
-        <w:t>Rarity</w:t>
-      </w:r>
-      <w:proofErr w:type="spellEnd"/>
-      <w:r>
-        <w:t xml:space="preserve"> Score calculé sur les réponses vs. </w:t>
-      </w:r>
-      <w:proofErr w:type="gramStart"/>
-      <w:r>
-        <w:t>un</w:t>
-      </w:r>
-      <w:proofErr w:type="gramEnd"/>
-      <w:r>
-        <w:t xml:space="preserve"> corpus de référence français</w:t>
+        <w:t>N-gramme Rarity Score calculé sur les réponses vs. un corpus de référence français</w:t>
       </w:r>
     </w:p>
     <w:p>
@@ -11030,29 +8126,8 @@
         <w:spacing w:before="40" w:after="40"/>
       </w:pPr>
       <w:r>
-        <w:t>Distance d’</w:t>
-      </w:r>
-      <w:proofErr w:type="spellStart"/>
-      <w:r>
-        <w:t>embedding</w:t>
-      </w:r>
-      <w:proofErr w:type="spellEnd"/>
-      <w:r>
-        <w:t xml:space="preserve"> entre </w:t>
-      </w:r>
-      <w:proofErr w:type="spellStart"/>
-      <w:r>
-        <w:t>response_content</w:t>
-      </w:r>
-      <w:proofErr w:type="spellEnd"/>
-      <w:r>
-        <w:t xml:space="preserve"> et </w:t>
-      </w:r>
-      <w:proofErr w:type="spellStart"/>
-      <w:r>
-        <w:t>question_content</w:t>
-      </w:r>
-      <w:proofErr w:type="spellEnd"/>
+        <w:t>Distance d’embedding entre response_content et question_content</w:t>
+      </w:r>
     </w:p>
     <w:p/>
     <w:p>
@@ -11068,15 +8143,7 @@
         <w:spacing w:before="80" w:after="80"/>
       </w:pPr>
       <w:r>
-        <w:t xml:space="preserve">Le signal </w:t>
-      </w:r>
-      <w:proofErr w:type="spellStart"/>
-      <w:r>
-        <w:t>creative</w:t>
-      </w:r>
-      <w:proofErr w:type="spellEnd"/>
-      <w:r>
-        <w:t xml:space="preserve"> ne devrait pas corréler (r &lt; 0.20) avec des mesures sans lien conceptuel :</w:t>
+        <w:t>Le signal creative ne devrait pas corréler (r &lt; 0.20) avec des mesures sans lien conceptuel :</w:t>
       </w:r>
     </w:p>
     <w:p>
@@ -11088,18 +8155,8 @@
         </w:numPr>
         <w:spacing w:before="40" w:after="40"/>
       </w:pPr>
-      <w:proofErr w:type="spellStart"/>
-      <w:proofErr w:type="gramStart"/>
-      <w:r>
-        <w:t>total</w:t>
-      </w:r>
-      <w:proofErr w:type="gramEnd"/>
-      <w:r>
-        <w:t>_conv_output_tokens</w:t>
-      </w:r>
-      <w:proofErr w:type="spellEnd"/>
-      <w:r>
-        <w:t xml:space="preserve"> (longueur — variable confondante déjà analysée)</w:t>
+      <w:r>
+        <w:t>total_conv_output_tokens (longueur — variable confondante déjà analysée)</w:t>
       </w:r>
     </w:p>
     <w:p>
@@ -11111,18 +8168,8 @@
         </w:numPr>
         <w:spacing w:before="40" w:after="40"/>
       </w:pPr>
-      <w:proofErr w:type="spellStart"/>
-      <w:proofErr w:type="gramStart"/>
-      <w:r>
-        <w:t>clear</w:t>
-      </w:r>
-      <w:proofErr w:type="gramEnd"/>
-      <w:r>
-        <w:t>_formatting</w:t>
-      </w:r>
-      <w:proofErr w:type="spellEnd"/>
-      <w:r>
-        <w:t xml:space="preserve"> (qualité formelle, indépendante de la créativité)</w:t>
+      <w:r>
+        <w:t>clear_formatting (qualité formelle, indépendante de la créativité)</w:t>
       </w:r>
     </w:p>
     <w:p>
@@ -11135,15 +8182,7 @@
         <w:spacing w:before="40" w:after="40"/>
       </w:pPr>
       <w:r>
-        <w:t xml:space="preserve">Corrélation entre </w:t>
-      </w:r>
-      <w:proofErr w:type="spellStart"/>
-      <w:r>
-        <w:t>creative</w:t>
-      </w:r>
-      <w:proofErr w:type="spellEnd"/>
-      <w:r>
-        <w:t xml:space="preserve"> et incorrect (deux dimensions orthogonales en théorie)</w:t>
+        <w:t>Corrélation entre creative et incorrect (deux dimensions orthogonales en théorie)</w:t>
       </w:r>
     </w:p>
     <w:p/>
@@ -11168,12 +8207,6 @@
         <w:gridCol w:w="9360"/>
       </w:tblGrid>
       <w:tr>
-        <w:tblPrEx>
-          <w:tblCellMar>
-            <w:top w:w="0" w:type="dxa"/>
-            <w:bottom w:w="0" w:type="dxa"/>
-          </w:tblCellMar>
-        </w:tblPrEx>
         <w:tc>
           <w:tcPr>
             <w:tcW w:w="9360" w:type="dxa"/>
@@ -11192,44 +8225,28 @@
             </w:tcMar>
           </w:tcPr>
           <w:p>
+            <w:commentRangeStart w:id="9"/>
             <w:r>
               <w:rPr>
                 <w:b/>
                 <w:bCs/>
                 <w:color w:val="FFFFFF"/>
               </w:rPr>
-              <w:t xml:space="preserve">Exercice 4.3 — Le paradoxe du juge dans le contexte </w:t>
-            </w:r>
-            <w:proofErr w:type="spellStart"/>
-            <w:proofErr w:type="gramStart"/>
-            <w:r>
-              <w:rPr>
-                <w:b/>
-                <w:bCs/>
-                <w:color w:val="FFFFFF"/>
-              </w:rPr>
-              <w:t>compar:IA</w:t>
-            </w:r>
-            <w:proofErr w:type="spellEnd"/>
-            <w:proofErr w:type="gramEnd"/>
-            <w:r>
-              <w:rPr>
-                <w:b/>
-                <w:bCs/>
-                <w:color w:val="FFFFFF"/>
-              </w:rPr>
-              <w:t xml:space="preserve"> (discussion)</w:t>
+              <w:t>Exercice 4.3 — Le paradoxe du juge dans le contexte compar:IA (discussion)</w:t>
+            </w:r>
+            <w:commentRangeEnd w:id="9"/>
+            <w:r>
+              <w:rPr>
+                <w:rStyle w:val="Marquedecommentaire"/>
+                <w:sz w:val="22"/>
+                <w:szCs w:val="22"/>
+              </w:rPr>
+              <w:commentReference w:id="9"/>
             </w:r>
           </w:p>
         </w:tc>
       </w:tr>
       <w:tr>
-        <w:tblPrEx>
-          <w:tblCellMar>
-            <w:top w:w="0" w:type="dxa"/>
-            <w:bottom w:w="0" w:type="dxa"/>
-          </w:tblCellMar>
-        </w:tblPrEx>
         <w:tc>
           <w:tcPr>
             <w:tcW w:w="9360" w:type="dxa"/>
@@ -11253,27 +8270,7 @@
             </w:pPr>
             <w:r>
               <w:lastRenderedPageBreak/>
-              <w:t xml:space="preserve">Les utilisateurs de </w:t>
-            </w:r>
-            <w:proofErr w:type="spellStart"/>
-            <w:proofErr w:type="gramStart"/>
-            <w:r>
-              <w:t>compar:IA</w:t>
-            </w:r>
-            <w:proofErr w:type="spellEnd"/>
-            <w:proofErr w:type="gramEnd"/>
-            <w:r>
-              <w:t xml:space="preserve"> sont anonymes, divers, et posent leurs propres questions. Discutez le paradoxe du juge dans ce contexte : un utilisateur ne peut reconnaître une réponse vraiment nouvelle que s’il dispose des structures cognitives adéquates. En quoi la diversité des utilisateurs </w:t>
-            </w:r>
-            <w:proofErr w:type="spellStart"/>
-            <w:proofErr w:type="gramStart"/>
-            <w:r>
-              <w:t>compar:IA</w:t>
-            </w:r>
-            <w:proofErr w:type="spellEnd"/>
-            <w:proofErr w:type="gramEnd"/>
-            <w:r>
-              <w:t xml:space="preserve"> est-elle à la fois une force et une faiblesse pour mesurer la créativité ? Comparez avec un panel d’experts contrôlé. Quelle serait la méthodologie idéale ?</w:t>
+              <w:t>Les utilisateurs de compar:IA sont anonymes, divers, et posent leurs propres questions. Discutez le paradoxe du juge dans ce contexte : un utilisateur ne peut reconnaître une réponse vraiment nouvelle que s’il dispose des structures cognitives adéquates. En quoi la diversité des utilisateurs compar:IA est-elle à la fois une force et une faiblesse pour mesurer la créativité ? Comparez avec un panel d’experts contrôlé. Quelle serait la méthodologie idéale ?</w:t>
             </w:r>
           </w:p>
         </w:tc>
@@ -11329,12 +8326,6 @@
         <w:gridCol w:w="3077"/>
       </w:tblGrid>
       <w:tr>
-        <w:tblPrEx>
-          <w:tblCellMar>
-            <w:top w:w="0" w:type="dxa"/>
-            <w:bottom w:w="0" w:type="dxa"/>
-          </w:tblCellMar>
-        </w:tblPrEx>
         <w:tc>
           <w:tcPr>
             <w:tcW w:w="1800" w:type="dxa"/>
@@ -11457,12 +8448,6 @@
         </w:tc>
       </w:tr>
       <w:tr>
-        <w:tblPrEx>
-          <w:tblCellMar>
-            <w:top w:w="0" w:type="dxa"/>
-            <w:bottom w:w="0" w:type="dxa"/>
-          </w:tblCellMar>
-        </w:tblPrEx>
         <w:tc>
           <w:tcPr>
             <w:tcW w:w="1800" w:type="dxa"/>
@@ -11486,23 +8471,7 @@
                 <w:sz w:val="20"/>
                 <w:szCs w:val="20"/>
               </w:rPr>
-              <w:t>1. Cadre métrique (</w:t>
-            </w:r>
-            <w:proofErr w:type="spellStart"/>
-            <w:r>
-              <w:rPr>
-                <w:sz w:val="20"/>
-                <w:szCs w:val="20"/>
-              </w:rPr>
-              <w:t>Obj</w:t>
-            </w:r>
-            <w:proofErr w:type="spellEnd"/>
-            <w:r>
-              <w:rPr>
-                <w:sz w:val="20"/>
-                <w:szCs w:val="20"/>
-              </w:rPr>
-              <w:t>. 1)</w:t>
+              <w:t>1. Cadre métrique (Obj. 1)</w:t>
             </w:r>
           </w:p>
         </w:tc>
@@ -11529,23 +8498,7 @@
                 <w:sz w:val="20"/>
                 <w:szCs w:val="20"/>
               </w:rPr>
-              <w:t xml:space="preserve">Proposition justifiée, </w:t>
-            </w:r>
-            <w:proofErr w:type="spellStart"/>
-            <w:r>
-              <w:rPr>
-                <w:sz w:val="20"/>
-                <w:szCs w:val="20"/>
-              </w:rPr>
-              <w:t>Creativity</w:t>
-            </w:r>
-            <w:proofErr w:type="spellEnd"/>
-            <w:r>
-              <w:rPr>
-                <w:sz w:val="20"/>
-                <w:szCs w:val="20"/>
-              </w:rPr>
-              <w:t xml:space="preserve"> Index, protocole de validation sur les données réelles</w:t>
+              <w:t>Proposition justifiée, Creativity Index, protocole de validation sur les données réelles</w:t>
             </w:r>
           </w:p>
         </w:tc>
@@ -11605,12 +8558,6 @@
         </w:tc>
       </w:tr>
       <w:tr>
-        <w:tblPrEx>
-          <w:tblCellMar>
-            <w:top w:w="0" w:type="dxa"/>
-            <w:bottom w:w="0" w:type="dxa"/>
-          </w:tblCellMar>
-        </w:tblPrEx>
         <w:tc>
           <w:tcPr>
             <w:tcW w:w="1800" w:type="dxa"/>
@@ -11634,23 +8581,7 @@
                 <w:sz w:val="20"/>
                 <w:szCs w:val="20"/>
               </w:rPr>
-              <w:t>2. Modélisation BT (</w:t>
-            </w:r>
-            <w:proofErr w:type="spellStart"/>
-            <w:r>
-              <w:rPr>
-                <w:sz w:val="20"/>
-                <w:szCs w:val="20"/>
-              </w:rPr>
-              <w:t>Obj</w:t>
-            </w:r>
-            <w:proofErr w:type="spellEnd"/>
-            <w:r>
-              <w:rPr>
-                <w:sz w:val="20"/>
-                <w:szCs w:val="20"/>
-              </w:rPr>
-              <w:t>. 3)</w:t>
+              <w:t>2. Modélisation BT (Obj. 3)</w:t>
             </w:r>
           </w:p>
         </w:tc>
@@ -11677,23 +8608,7 @@
                 <w:sz w:val="20"/>
                 <w:szCs w:val="20"/>
               </w:rPr>
-              <w:t xml:space="preserve">Classement global vs. </w:t>
-            </w:r>
-            <w:proofErr w:type="gramStart"/>
-            <w:r>
-              <w:rPr>
-                <w:sz w:val="20"/>
-                <w:szCs w:val="20"/>
-              </w:rPr>
-              <w:t>créativité</w:t>
-            </w:r>
-            <w:proofErr w:type="gramEnd"/>
-            <w:r>
-              <w:rPr>
-                <w:sz w:val="20"/>
-                <w:szCs w:val="20"/>
-              </w:rPr>
-              <w:t>, tests de transitivité, extension GLMM</w:t>
+              <w:t>Classement global vs. créativité, tests de transitivité, extension GLMM</w:t>
             </w:r>
           </w:p>
         </w:tc>
@@ -11753,12 +8668,6 @@
         </w:tc>
       </w:tr>
       <w:tr>
-        <w:tblPrEx>
-          <w:tblCellMar>
-            <w:top w:w="0" w:type="dxa"/>
-            <w:bottom w:w="0" w:type="dxa"/>
-          </w:tblCellMar>
-        </w:tblPrEx>
         <w:tc>
           <w:tcPr>
             <w:tcW w:w="1800" w:type="dxa"/>
@@ -11782,23 +8691,7 @@
                 <w:sz w:val="20"/>
                 <w:szCs w:val="20"/>
               </w:rPr>
-              <w:t>3. Audit des biais (</w:t>
-            </w:r>
-            <w:proofErr w:type="spellStart"/>
-            <w:r>
-              <w:rPr>
-                <w:sz w:val="20"/>
-                <w:szCs w:val="20"/>
-              </w:rPr>
-              <w:t>Obj</w:t>
-            </w:r>
-            <w:proofErr w:type="spellEnd"/>
-            <w:r>
-              <w:rPr>
-                <w:sz w:val="20"/>
-                <w:szCs w:val="20"/>
-              </w:rPr>
-              <w:t>. 4)</w:t>
+              <w:t>3. Audit des biais (Obj. 4)</w:t>
             </w:r>
           </w:p>
         </w:tc>
@@ -11885,12 +8778,6 @@
         </w:tc>
       </w:tr>
       <w:tr>
-        <w:tblPrEx>
-          <w:tblCellMar>
-            <w:top w:w="0" w:type="dxa"/>
-            <w:bottom w:w="0" w:type="dxa"/>
-          </w:tblCellMar>
-        </w:tblPrEx>
         <w:tc>
           <w:tcPr>
             <w:tcW w:w="1800" w:type="dxa"/>
@@ -11914,23 +8801,7 @@
                 <w:sz w:val="20"/>
                 <w:szCs w:val="20"/>
               </w:rPr>
-              <w:t>4. Validité de construit (</w:t>
-            </w:r>
-            <w:proofErr w:type="spellStart"/>
-            <w:r>
-              <w:rPr>
-                <w:sz w:val="20"/>
-                <w:szCs w:val="20"/>
-              </w:rPr>
-              <w:t>Obj</w:t>
-            </w:r>
-            <w:proofErr w:type="spellEnd"/>
-            <w:r>
-              <w:rPr>
-                <w:sz w:val="20"/>
-                <w:szCs w:val="20"/>
-              </w:rPr>
-              <w:t>. 5)</w:t>
+              <w:t>4. Validité de construit (Obj. 5)</w:t>
             </w:r>
           </w:p>
         </w:tc>
@@ -11957,23 +8828,7 @@
                 <w:sz w:val="20"/>
                 <w:szCs w:val="20"/>
               </w:rPr>
-              <w:t xml:space="preserve">Tests de validité sur </w:t>
-            </w:r>
-            <w:proofErr w:type="spellStart"/>
-            <w:r>
-              <w:rPr>
-                <w:sz w:val="20"/>
-                <w:szCs w:val="20"/>
-              </w:rPr>
-              <w:t>comparia-reactions</w:t>
-            </w:r>
-            <w:proofErr w:type="spellEnd"/>
-            <w:r>
-              <w:rPr>
-                <w:sz w:val="20"/>
-                <w:szCs w:val="20"/>
-              </w:rPr>
-              <w:t>, discussion du paradoxe du juge</w:t>
+              <w:t>Tests de validité sur comparia-reactions, discussion du paradoxe du juge</w:t>
             </w:r>
           </w:p>
         </w:tc>
@@ -12055,15 +8910,8 @@
         <w:pStyle w:val="Titre2"/>
       </w:pPr>
       <w:r>
-        <w:t xml:space="preserve">10.1 Jeux de données </w:t>
-      </w:r>
-      <w:proofErr w:type="spellStart"/>
-      <w:proofErr w:type="gramStart"/>
-      <w:r>
-        <w:t>compar:IA</w:t>
-      </w:r>
-      <w:proofErr w:type="spellEnd"/>
-      <w:proofErr w:type="gramEnd"/>
+        <w:t>10.1 Jeux de données compar:IA</w:t>
+      </w:r>
     </w:p>
     <w:p>
       <w:pPr>
@@ -12075,25 +8923,7 @@
         <w:spacing w:before="40" w:after="40"/>
       </w:pPr>
       <w:r>
-        <w:t xml:space="preserve">Collection </w:t>
-      </w:r>
-      <w:proofErr w:type="spellStart"/>
-      <w:proofErr w:type="gramStart"/>
-      <w:r>
-        <w:t>compar:IA</w:t>
-      </w:r>
-      <w:proofErr w:type="spellEnd"/>
-      <w:proofErr w:type="gramEnd"/>
-      <w:r>
-        <w:t xml:space="preserve"> sur </w:t>
-      </w:r>
-      <w:proofErr w:type="spellStart"/>
-      <w:r>
-        <w:t>Hugging</w:t>
-      </w:r>
-      <w:proofErr w:type="spellEnd"/>
-      <w:r>
-        <w:t xml:space="preserve"> Face : https://huggingface.co/collections/comparIA/jeux-de-donnees-compar-ia</w:t>
+        <w:t>Collection compar:IA sur Hugging Face : https://huggingface.co/collections/comparIA/jeux-de-donnees-compar-ia</w:t>
       </w:r>
     </w:p>
     <w:p>
@@ -12105,31 +8935,8 @@
         </w:numPr>
         <w:spacing w:before="40" w:after="40"/>
       </w:pPr>
-      <w:proofErr w:type="spellStart"/>
-      <w:proofErr w:type="gramStart"/>
-      <w:r>
-        <w:t>comparia</w:t>
-      </w:r>
-      <w:proofErr w:type="spellEnd"/>
-      <w:proofErr w:type="gramEnd"/>
-      <w:r>
-        <w:t xml:space="preserve">-conversations : 472k conversations avec métadonnées — </w:t>
-      </w:r>
-      <w:proofErr w:type="spellStart"/>
-      <w:r>
-        <w:t>ministere</w:t>
-      </w:r>
-      <w:proofErr w:type="spellEnd"/>
-      <w:r>
-        <w:t>-culture/</w:t>
-      </w:r>
-      <w:proofErr w:type="spellStart"/>
-      <w:r>
-        <w:t>comparia</w:t>
-      </w:r>
-      <w:proofErr w:type="spellEnd"/>
-      <w:r>
-        <w:t>-conversations</w:t>
+      <w:r>
+        <w:t>comparia-conversations : 472k conversations avec métadonnées — ministere-culture/comparia-conversations</w:t>
       </w:r>
     </w:p>
     <w:p>
@@ -12141,39 +8948,8 @@
         </w:numPr>
         <w:spacing w:before="40" w:after="40"/>
       </w:pPr>
-      <w:proofErr w:type="spellStart"/>
-      <w:proofErr w:type="gramStart"/>
-      <w:r>
-        <w:t>comparia</w:t>
-      </w:r>
-      <w:proofErr w:type="spellEnd"/>
-      <w:proofErr w:type="gramEnd"/>
-      <w:r>
-        <w:t>-votes : 157k votes conversation-</w:t>
-      </w:r>
-      <w:proofErr w:type="spellStart"/>
-      <w:r>
-        <w:t>level</w:t>
-      </w:r>
-      <w:proofErr w:type="spellEnd"/>
-      <w:r>
-        <w:t xml:space="preserve"> — </w:t>
-      </w:r>
-      <w:proofErr w:type="spellStart"/>
-      <w:r>
-        <w:t>ministere</w:t>
-      </w:r>
-      <w:proofErr w:type="spellEnd"/>
-      <w:r>
-        <w:t>-culture/</w:t>
-      </w:r>
-      <w:proofErr w:type="spellStart"/>
-      <w:r>
-        <w:t>comparia</w:t>
-      </w:r>
-      <w:proofErr w:type="spellEnd"/>
-      <w:r>
-        <w:t>-votes</w:t>
+      <w:r>
+        <w:t>comparia-votes : 157k votes conversation-level — ministere-culture/comparia-votes</w:t>
       </w:r>
     </w:p>
     <w:p>
@@ -12185,40 +8961,9 @@
         </w:numPr>
         <w:spacing w:before="40" w:after="40"/>
       </w:pPr>
-      <w:proofErr w:type="spellStart"/>
-      <w:proofErr w:type="gramStart"/>
-      <w:r>
-        <w:t>comparia</w:t>
-      </w:r>
-      <w:proofErr w:type="gramEnd"/>
-      <w:r>
-        <w:t>-reactions</w:t>
-      </w:r>
-      <w:proofErr w:type="spellEnd"/>
-      <w:r>
-        <w:t xml:space="preserve"> : 94k réactions message-</w:t>
-      </w:r>
-      <w:proofErr w:type="spellStart"/>
-      <w:r>
-        <w:t>level</w:t>
-      </w:r>
-      <w:proofErr w:type="spellEnd"/>
-      <w:r>
-        <w:t xml:space="preserve"> — </w:t>
-      </w:r>
-      <w:proofErr w:type="spellStart"/>
-      <w:r>
-        <w:t>ministere</w:t>
-      </w:r>
-      <w:proofErr w:type="spellEnd"/>
-      <w:r>
-        <w:t>-culture/</w:t>
-      </w:r>
-      <w:proofErr w:type="spellStart"/>
-      <w:r>
-        <w:t>comparia-reactions</w:t>
-      </w:r>
-      <w:proofErr w:type="spellEnd"/>
+      <w:r>
+        <w:t>comparia-reactions : 94k réactions message-level — ministere-culture/comparia-reactions</w:t>
+      </w:r>
     </w:p>
     <w:p>
       <w:pPr>
@@ -12245,7 +8990,7 @@
       <w:r>
         <w:t xml:space="preserve">Code source : </w:t>
       </w:r>
-      <w:hyperlink r:id="rId8" w:history="1">
+      <w:hyperlink r:id="rId12" w:history="1">
         <w:r>
           <w:rPr>
             <w:rStyle w:val="Lienhypertexte"/>
@@ -12283,53 +9028,14 @@
         </w:numPr>
         <w:spacing w:before="40" w:after="40"/>
       </w:pPr>
-      <w:proofErr w:type="spellStart"/>
-      <w:r>
-        <w:t>Franceschelli</w:t>
-      </w:r>
-      <w:proofErr w:type="spellEnd"/>
-      <w:r>
-        <w:t xml:space="preserve"> &amp; </w:t>
-      </w:r>
-      <w:proofErr w:type="spellStart"/>
-      <w:r>
-        <w:t>Musolesi</w:t>
-      </w:r>
-      <w:proofErr w:type="spellEnd"/>
-      <w:r>
-        <w:t xml:space="preserve"> (2023). On the </w:t>
-      </w:r>
-      <w:proofErr w:type="spellStart"/>
-      <w:r>
-        <w:t>Creativity</w:t>
-      </w:r>
-      <w:proofErr w:type="spellEnd"/>
-      <w:r>
-        <w:t xml:space="preserve"> of Large </w:t>
-      </w:r>
-      <w:proofErr w:type="spellStart"/>
-      <w:r>
-        <w:t>Language</w:t>
-      </w:r>
-      <w:proofErr w:type="spellEnd"/>
-      <w:r>
-        <w:t xml:space="preserve"> </w:t>
-      </w:r>
-      <w:proofErr w:type="spellStart"/>
-      <w:r>
-        <w:t>Models</w:t>
-      </w:r>
-      <w:proofErr w:type="spellEnd"/>
-      <w:r>
-        <w:t xml:space="preserve">. </w:t>
-      </w:r>
-      <w:proofErr w:type="spellStart"/>
-      <w:r>
-        <w:t>ArXiv</w:t>
-      </w:r>
-      <w:proofErr w:type="spellEnd"/>
-      <w:r>
-        <w:t xml:space="preserve"> 2304.00008</w:t>
+      <w:r>
+        <w:rPr>
+          <w:lang w:val="en-GB"/>
+        </w:rPr>
+        <w:t xml:space="preserve">Franceschelli &amp; Musolesi (2023). On the Creativity of Large Language Models. </w:t>
+      </w:r>
+      <w:r>
+        <w:t>ArXiv 2304.00008</w:t>
       </w:r>
     </w:p>
     <w:p>
@@ -12342,31 +9048,13 @@
         <w:spacing w:before="40" w:after="40"/>
       </w:pPr>
       <w:r>
-        <w:t xml:space="preserve">Bradley &amp; Terry (1952). Rank </w:t>
-      </w:r>
-      <w:proofErr w:type="spellStart"/>
-      <w:r>
-        <w:t>Analysis</w:t>
-      </w:r>
-      <w:proofErr w:type="spellEnd"/>
-      <w:r>
-        <w:t xml:space="preserve"> of </w:t>
-      </w:r>
-      <w:proofErr w:type="spellStart"/>
-      <w:r>
-        <w:t>Incomplete</w:t>
-      </w:r>
-      <w:proofErr w:type="spellEnd"/>
-      <w:r>
-        <w:t xml:space="preserve"> Block Designs. </w:t>
-      </w:r>
-      <w:proofErr w:type="spellStart"/>
-      <w:r>
-        <w:t>Biometrika</w:t>
-      </w:r>
-      <w:proofErr w:type="spellEnd"/>
-      <w:r>
-        <w:t>, 39(3), 324–345</w:t>
+        <w:rPr>
+          <w:lang w:val="en-GB"/>
+        </w:rPr>
+        <w:t xml:space="preserve">Bradley &amp; Terry (1952). Rank Analysis of Incomplete Block Designs. </w:t>
+      </w:r>
+      <w:r>
+        <w:t>Biometrika, 39(3), 324–345</w:t>
       </w:r>
     </w:p>
     <w:p>
@@ -12379,23 +9067,13 @@
         <w:spacing w:before="40" w:after="40"/>
       </w:pPr>
       <w:r>
-        <w:t xml:space="preserve">Davidson (1970). On </w:t>
-      </w:r>
-      <w:proofErr w:type="spellStart"/>
-      <w:r>
-        <w:t>Extending</w:t>
-      </w:r>
-      <w:proofErr w:type="spellEnd"/>
-      <w:r>
-        <w:t xml:space="preserve"> the Bradley-Terry Model to </w:t>
-      </w:r>
-      <w:proofErr w:type="spellStart"/>
-      <w:r>
-        <w:t>Accommodate</w:t>
-      </w:r>
-      <w:proofErr w:type="spellEnd"/>
-      <w:r>
-        <w:t xml:space="preserve"> Ties. JASA, 65(329), 317–328</w:t>
+        <w:rPr>
+          <w:lang w:val="en-GB"/>
+        </w:rPr>
+        <w:t xml:space="preserve">Davidson (1970). On Extending the Bradley-Terry Model to Accommodate Ties. </w:t>
+      </w:r>
+      <w:r>
+        <w:t>JASA, 65(329), 317–328</w:t>
       </w:r>
     </w:p>
     <w:p>
@@ -12408,31 +9086,13 @@
         <w:spacing w:before="40" w:after="40"/>
       </w:pPr>
       <w:r>
-        <w:t xml:space="preserve">Landis &amp; Koch (1977). The </w:t>
-      </w:r>
-      <w:proofErr w:type="spellStart"/>
-      <w:r>
-        <w:t>Measurement</w:t>
-      </w:r>
-      <w:proofErr w:type="spellEnd"/>
-      <w:r>
-        <w:t xml:space="preserve"> of Observer Agreement for </w:t>
-      </w:r>
-      <w:proofErr w:type="spellStart"/>
-      <w:r>
-        <w:t>Categorical</w:t>
-      </w:r>
-      <w:proofErr w:type="spellEnd"/>
-      <w:r>
-        <w:t xml:space="preserve"> Data. </w:t>
-      </w:r>
-      <w:proofErr w:type="spellStart"/>
-      <w:r>
-        <w:t>Biometrics</w:t>
-      </w:r>
-      <w:proofErr w:type="spellEnd"/>
-      <w:r>
-        <w:t>, 33(1), 159–174</w:t>
+        <w:rPr>
+          <w:lang w:val="en-GB"/>
+        </w:rPr>
+        <w:t xml:space="preserve">Landis &amp; Koch (1977). The Measurement of Observer Agreement for Categorical Data. </w:t>
+      </w:r>
+      <w:r>
+        <w:t>Biometrics, 33(1), 159–174</w:t>
       </w:r>
     </w:p>
     <w:p/>
@@ -12454,39 +9114,13 @@
         <w:spacing w:before="40" w:after="40"/>
       </w:pPr>
       <w:r>
-        <w:t xml:space="preserve">Zheng et al. (2023). </w:t>
-      </w:r>
-      <w:proofErr w:type="spellStart"/>
-      <w:r>
-        <w:t>Judging</w:t>
-      </w:r>
-      <w:proofErr w:type="spellEnd"/>
-      <w:r>
-        <w:t xml:space="preserve"> LLM-as-a-Judge </w:t>
-      </w:r>
-      <w:proofErr w:type="spellStart"/>
-      <w:r>
-        <w:t>with</w:t>
-      </w:r>
-      <w:proofErr w:type="spellEnd"/>
-      <w:r>
-        <w:t xml:space="preserve"> MT-Bench and </w:t>
-      </w:r>
-      <w:proofErr w:type="spellStart"/>
-      <w:r>
-        <w:t>Chatbot</w:t>
-      </w:r>
-      <w:proofErr w:type="spellEnd"/>
-      <w:r>
-        <w:t xml:space="preserve"> Arena. </w:t>
-      </w:r>
-      <w:proofErr w:type="spellStart"/>
-      <w:r>
-        <w:t>ArXiv</w:t>
-      </w:r>
-      <w:proofErr w:type="spellEnd"/>
-      <w:r>
-        <w:t xml:space="preserve"> 2306.05685</w:t>
+        <w:rPr>
+          <w:lang w:val="en-GB"/>
+        </w:rPr>
+        <w:t xml:space="preserve">Zheng et al. (2023). Judging LLM-as-a-Judge with MT-Bench and Chatbot Arena. </w:t>
+      </w:r>
+      <w:r>
+        <w:t>ArXiv 2306.05685</w:t>
       </w:r>
     </w:p>
     <w:p>
@@ -12498,61 +9132,14 @@
         </w:numPr>
         <w:spacing w:before="40" w:after="40"/>
       </w:pPr>
-      <w:proofErr w:type="spellStart"/>
-      <w:r>
-        <w:t>Pezeshkpour</w:t>
-      </w:r>
-      <w:proofErr w:type="spellEnd"/>
-      <w:r>
-        <w:t xml:space="preserve"> &amp; </w:t>
-      </w:r>
-      <w:proofErr w:type="spellStart"/>
-      <w:r>
-        <w:t>Hruschka</w:t>
-      </w:r>
-      <w:proofErr w:type="spellEnd"/>
-      <w:r>
-        <w:t xml:space="preserve"> (2023). Large </w:t>
-      </w:r>
-      <w:proofErr w:type="spellStart"/>
-      <w:r>
-        <w:t>Language</w:t>
-      </w:r>
-      <w:proofErr w:type="spellEnd"/>
-      <w:r>
-        <w:t xml:space="preserve"> </w:t>
-      </w:r>
-      <w:proofErr w:type="spellStart"/>
-      <w:r>
-        <w:t>Models</w:t>
-      </w:r>
-      <w:proofErr w:type="spellEnd"/>
-      <w:r>
-        <w:t xml:space="preserve"> </w:t>
-      </w:r>
-      <w:proofErr w:type="spellStart"/>
-      <w:r>
-        <w:t>Sensitivity</w:t>
-      </w:r>
-      <w:proofErr w:type="spellEnd"/>
-      <w:r>
-        <w:t xml:space="preserve"> to the </w:t>
-      </w:r>
-      <w:proofErr w:type="spellStart"/>
-      <w:r>
-        <w:t>Order</w:t>
-      </w:r>
-      <w:proofErr w:type="spellEnd"/>
-      <w:r>
-        <w:t xml:space="preserve"> of Options. </w:t>
-      </w:r>
-      <w:proofErr w:type="spellStart"/>
-      <w:r>
-        <w:t>ArXiv</w:t>
-      </w:r>
-      <w:proofErr w:type="spellEnd"/>
-      <w:r>
-        <w:t xml:space="preserve"> 2308.11483 (biais de position)</w:t>
+      <w:r>
+        <w:rPr>
+          <w:lang w:val="en-GB"/>
+        </w:rPr>
+        <w:t xml:space="preserve">Pezeshkpour &amp; Hruschka (2023). Large Language Models Sensitivity to the Order of Options. </w:t>
+      </w:r>
+      <w:r>
+        <w:t>ArXiv 2308.11483 (biais de position)</w:t>
       </w:r>
     </w:p>
     <w:p>
@@ -12565,31 +9152,7 @@
         <w:spacing w:before="40" w:after="40"/>
       </w:pPr>
       <w:r>
-        <w:t xml:space="preserve">Dubois et al. (2024). </w:t>
-      </w:r>
-      <w:proofErr w:type="spellStart"/>
-      <w:r>
-        <w:t>Length-Controlled</w:t>
-      </w:r>
-      <w:proofErr w:type="spellEnd"/>
-      <w:r>
-        <w:t xml:space="preserve"> </w:t>
-      </w:r>
-      <w:proofErr w:type="spellStart"/>
-      <w:r>
-        <w:t>AlpacaEval</w:t>
-      </w:r>
-      <w:proofErr w:type="spellEnd"/>
-      <w:r>
-        <w:t xml:space="preserve">. </w:t>
-      </w:r>
-      <w:proofErr w:type="spellStart"/>
-      <w:r>
-        <w:t>ArXiv</w:t>
-      </w:r>
-      <w:proofErr w:type="spellEnd"/>
-      <w:r>
-        <w:t xml:space="preserve"> 2404.04475 (biais de longueur)</w:t>
+        <w:t>Dubois et al. (2024). Length-Controlled AlpacaEval. ArXiv 2404.04475 (biais de longueur)</w:t>
       </w:r>
     </w:p>
     <w:p>
@@ -12600,22 +9163,15 @@
           <w:numId w:val="3"/>
         </w:numPr>
         <w:spacing w:before="40" w:after="40"/>
-      </w:pPr>
-      <w:proofErr w:type="spellStart"/>
-      <w:r>
-        <w:t>Gehrmann</w:t>
-      </w:r>
-      <w:proofErr w:type="spellEnd"/>
-      <w:r>
-        <w:t xml:space="preserve"> et al. (2021). The GEM Benchmark. NLP </w:t>
-      </w:r>
-      <w:proofErr w:type="spellStart"/>
-      <w:r>
-        <w:t>Evaluation</w:t>
-      </w:r>
-      <w:proofErr w:type="spellEnd"/>
-      <w:r>
-        <w:t xml:space="preserve"> Workshop (section créativité)</w:t>
+        <w:rPr>
+          <w:lang w:val="en-GB"/>
+        </w:rPr>
+      </w:pPr>
+      <w:r>
+        <w:rPr>
+          <w:lang w:val="en-GB"/>
+        </w:rPr>
+        <w:t>Gehrmann et al. (2021). The GEM Benchmark. NLP Evaluation Workshop (section créativité)</w:t>
       </w:r>
     </w:p>
     <w:p>
@@ -12628,15 +9184,7 @@
         <w:spacing w:before="40" w:after="40"/>
       </w:pPr>
       <w:r>
-        <w:t xml:space="preserve">Amabile (1983). The Social Psychology of </w:t>
-      </w:r>
-      <w:proofErr w:type="spellStart"/>
-      <w:r>
-        <w:t>Creativity</w:t>
-      </w:r>
-      <w:proofErr w:type="spellEnd"/>
-      <w:r>
-        <w:t xml:space="preserve"> — modèle CPSS (fondements psychométriques)</w:t>
+        <w:t>Amabile (1983). The Social Psychology of Creativity — modèle CPSS (fondements psychométriques)</w:t>
       </w:r>
     </w:p>
     <w:p/>
@@ -12661,12 +9209,6 @@
         <w:gridCol w:w="9360"/>
       </w:tblGrid>
       <w:tr>
-        <w:tblPrEx>
-          <w:tblCellMar>
-            <w:top w:w="0" w:type="dxa"/>
-            <w:bottom w:w="0" w:type="dxa"/>
-          </w:tblCellMar>
-        </w:tblPrEx>
         <w:tc>
           <w:tcPr>
             <w:tcW w:w="9360" w:type="dxa"/>
@@ -12697,12 +9239,6 @@
         </w:tc>
       </w:tr>
       <w:tr>
-        <w:tblPrEx>
-          <w:tblCellMar>
-            <w:top w:w="0" w:type="dxa"/>
-            <w:bottom w:w="0" w:type="dxa"/>
-          </w:tblCellMar>
-        </w:tblPrEx>
         <w:tc>
           <w:tcPr>
             <w:tcW w:w="9360" w:type="dxa"/>
@@ -12725,25 +9261,7 @@
               <w:spacing w:before="40" w:after="40"/>
             </w:pPr>
             <w:r>
-              <w:t xml:space="preserve">Les données </w:t>
-            </w:r>
-            <w:proofErr w:type="spellStart"/>
-            <w:proofErr w:type="gramStart"/>
-            <w:r>
-              <w:t>compar:IA</w:t>
-            </w:r>
-            <w:proofErr w:type="spellEnd"/>
-            <w:proofErr w:type="gramEnd"/>
-            <w:r>
-              <w:t xml:space="preserve"> sont publiées sous licence Etalab 2.0 par le </w:t>
-            </w:r>
-            <w:proofErr w:type="gramStart"/>
-            <w:r>
-              <w:t>Ministère</w:t>
-            </w:r>
-            <w:proofErr w:type="gramEnd"/>
-            <w:r>
-              <w:t xml:space="preserve"> de la Culture. Il appartient aux étudiants de respecter les conditions d’utilisation, notamment en matière de protection des données personnelles. Les analyses menées dans ce cadre pédagogique doivent rester conformées aux termes d’utilisation des fournisseurs de modèles concernés.</w:t>
+              <w:t>Les données compar:IA sont publiées sous licence Etalab 2.0 par le Ministère de la Culture. Il appartient aux étudiants de respecter les conditions d’utilisation, notamment en matière de protection des données personnelles. Les analyses menées dans ce cadre pédagogique doivent rester conformées aux termes d’utilisation des fournisseurs de modèles concernés.</w:t>
             </w:r>
           </w:p>
         </w:tc>
@@ -12751,8 +9269,8 @@
     </w:tbl>
     <w:p/>
     <w:sectPr>
-      <w:headerReference w:type="default" r:id="rId9"/>
-      <w:footerReference w:type="default" r:id="rId10"/>
+      <w:headerReference w:type="default" r:id="rId13"/>
+      <w:footerReference w:type="default" r:id="rId14"/>
       <w:pgSz w:w="11906" w:h="16838"/>
       <w:pgMar w:top="1440" w:right="1260" w:bottom="1440" w:left="1260" w:header="708" w:footer="708" w:gutter="0"/>
       <w:cols w:space="720"/>
@@ -12760,6 +9278,254 @@
     </w:sectPr>
   </w:body>
 </w:document>
+</file>
+
+<file path=word/comments.xml><?xml version="1.0" encoding="utf-8"?>
+<w:comments xmlns:wpc="http://schemas.microsoft.com/office/word/2010/wordprocessingCanvas" xmlns:cx="http://schemas.microsoft.com/office/drawing/2014/chartex" xmlns:cx1="http://schemas.microsoft.com/office/drawing/2015/9/8/chartex" xmlns:cx2="http://schemas.microsoft.com/office/drawing/2015/10/21/chartex" xmlns:cx3="http://schemas.microsoft.com/office/drawing/2016/5/9/chartex" xmlns:cx4="http://schemas.microsoft.com/office/drawing/2016/5/10/chartex" xmlns:cx5="http://schemas.microsoft.com/office/drawing/2016/5/11/chartex" xmlns:cx6="http://schemas.microsoft.com/office/drawing/2016/5/12/chartex" xmlns:cx7="http://schemas.microsoft.com/office/drawing/2016/5/13/chartex" xmlns:cx8="http://schemas.microsoft.com/office/drawing/2016/5/14/chartex" xmlns:mc="http://schemas.openxmlformats.org/markup-compatibility/2006" xmlns:aink="http://schemas.microsoft.com/office/drawing/2016/ink" xmlns:am3d="http://schemas.microsoft.com/office/drawing/2017/model3d" xmlns:o="urn:schemas-microsoft-com:office:office" xmlns:oel="http://schemas.microsoft.com/office/2019/extlst" xmlns:r="http://schemas.openxmlformats.org/officeDocument/2006/relationships" xmlns:m="http://schemas.openxmlformats.org/officeDocument/2006/math" xmlns:v="urn:schemas-microsoft-com:vml" xmlns:wp14="http://schemas.microsoft.com/office/word/2010/wordprocessingDrawing" xmlns:wp="http://schemas.openxmlformats.org/drawingml/2006/wordprocessingDrawing" xmlns:w10="urn:schemas-microsoft-com:office:word" xmlns:w="http://schemas.openxmlformats.org/wordprocessingml/2006/main" xmlns:w14="http://schemas.microsoft.com/office/word/2010/wordml" xmlns:w15="http://schemas.microsoft.com/office/word/2012/wordml" xmlns:w16cex="http://schemas.microsoft.com/office/word/2018/wordml/cex" xmlns:w16cid="http://schemas.microsoft.com/office/word/2016/wordml/cid" xmlns:w16="http://schemas.microsoft.com/office/word/2018/wordml" xmlns:w16du="http://schemas.microsoft.com/office/word/2023/wordml/word16du" xmlns:w16sdtdh="http://schemas.microsoft.com/office/word/2020/wordml/sdtdatahash" xmlns:w16sdtfl="http://schemas.microsoft.com/office/word/2024/wordml/sdtformatlock" xmlns:w16se="http://schemas.microsoft.com/office/word/2015/wordml/symex" xmlns:wpg="http://schemas.microsoft.com/office/word/2010/wordprocessingGroup" xmlns:wpi="http://schemas.microsoft.com/office/word/2010/wordprocessingInk" xmlns:wne="http://schemas.microsoft.com/office/word/2006/wordml" xmlns:wps="http://schemas.microsoft.com/office/word/2010/wordprocessingShape" mc:Ignorable="w14 w15 w16se w16cid w16 w16cex w16sdtdh w16sdtfl w16du wp14">
+  <w:comment w:id="0" w:author="Mae Hano" w:date="2026-03-18T10:47:00Z" w:initials="MH">
+    <w:p>
+      <w:pPr>
+        <w:pStyle w:val="Commentaire"/>
+      </w:pPr>
+      <w:r>
+        <w:rPr>
+          <w:rStyle w:val="Marquedecommentaire"/>
+        </w:rPr>
+        <w:annotationRef/>
+      </w:r>
+      <w:r>
+        <w:t xml:space="preserve">Ici "validité écologique" n'a rien à voir avec l'environnement. C'est un terme de </w:t>
+      </w:r>
+      <w:r>
+        <w:rPr>
+          <w:b/>
+          <w:bCs/>
+        </w:rPr>
+        <w:t>méthodologie scientifique</w:t>
+      </w:r>
+      <w:r>
+        <w:t xml:space="preserve"> qui signifie que les données reflètent des situations </w:t>
+      </w:r>
+      <w:r>
+        <w:rPr>
+          <w:b/>
+          <w:bCs/>
+        </w:rPr>
+        <w:t>réelles et naturelles</w:t>
+      </w:r>
+      <w:r>
+        <w:t>, par opposition à des conditions artificielles de laboratoire.</w:t>
+      </w:r>
+    </w:p>
+    <w:p>
+      <w:pPr>
+        <w:pStyle w:val="Commentaire"/>
+      </w:pPr>
+      <w:r>
+        <w:t xml:space="preserve">En gros : les gens ont utilisé compar:IA dans leur vie quotidienne, sans consigne particulière → les données sont donc représentatives de vrais usages, ce qui leur donne une forte </w:t>
+      </w:r>
+      <w:r>
+        <w:rPr>
+          <w:b/>
+          <w:bCs/>
+        </w:rPr>
+        <w:t>validité écologique</w:t>
+      </w:r>
+      <w:r>
+        <w:t>.</w:t>
+      </w:r>
+    </w:p>
+  </w:comment>
+  <w:comment w:id="1" w:author="Mae Hano" w:date="2026-03-18T10:58:00Z" w:initials="MH">
+    <w:p>
+      <w:pPr>
+        <w:pStyle w:val="Commentaire"/>
+      </w:pPr>
+      <w:r>
+        <w:rPr>
+          <w:rStyle w:val="Marquedecommentaire"/>
+        </w:rPr>
+        <w:annotationRef/>
+      </w:r>
+      <w:r>
+        <w:t>Gaël et Raphaël ?</w:t>
+      </w:r>
+    </w:p>
+  </w:comment>
+  <w:comment w:id="2" w:author="Mae Hano" w:date="2026-03-18T10:58:00Z" w:initials="MH">
+    <w:p>
+      <w:pPr>
+        <w:pStyle w:val="Commentaire"/>
+      </w:pPr>
+      <w:r>
+        <w:rPr>
+          <w:rStyle w:val="Marquedecommentaire"/>
+        </w:rPr>
+        <w:annotationRef/>
+      </w:r>
+      <w:r>
+        <w:t>Maëlys</w:t>
+      </w:r>
+    </w:p>
+  </w:comment>
+  <w:comment w:id="3" w:author="Mae Hano" w:date="2026-03-18T10:58:00Z" w:initials="MH">
+    <w:p>
+      <w:pPr>
+        <w:pStyle w:val="Commentaire"/>
+      </w:pPr>
+      <w:r>
+        <w:rPr>
+          <w:rStyle w:val="Marquedecommentaire"/>
+        </w:rPr>
+        <w:annotationRef/>
+      </w:r>
+      <w:r>
+        <w:t>Fanny</w:t>
+      </w:r>
+    </w:p>
+  </w:comment>
+  <w:comment w:id="4" w:author="Mae Hano" w:date="2026-03-18T11:01:00Z" w:initials="MH">
+    <w:p>
+      <w:pPr>
+        <w:pStyle w:val="Commentaire"/>
+      </w:pPr>
+      <w:r>
+        <w:rPr>
+          <w:rStyle w:val="Marquedecommentaire"/>
+        </w:rPr>
+        <w:annotationRef/>
+      </w:r>
+      <w:r>
+        <w:t>Maëlys et qqn d’autre</w:t>
+      </w:r>
+    </w:p>
+  </w:comment>
+  <w:comment w:id="5" w:author="Mae Hano" w:date="2026-03-18T11:01:00Z" w:initials="MH">
+    <w:p>
+      <w:pPr>
+        <w:pStyle w:val="Commentaire"/>
+      </w:pPr>
+      <w:r>
+        <w:rPr>
+          <w:rStyle w:val="Marquedecommentaire"/>
+        </w:rPr>
+        <w:annotationRef/>
+      </w:r>
+      <w:r>
+        <w:t>Fanny et qqn d’autre</w:t>
+      </w:r>
+    </w:p>
+  </w:comment>
+  <w:comment w:id="6" w:author="Mae Hano" w:date="2026-03-18T11:01:00Z" w:initials="MH">
+    <w:p>
+      <w:pPr>
+        <w:pStyle w:val="Commentaire"/>
+      </w:pPr>
+      <w:r>
+        <w:rPr>
+          <w:rStyle w:val="Marquedecommentaire"/>
+        </w:rPr>
+        <w:annotationRef/>
+      </w:r>
+      <w:r>
+        <w:t>Ceux qui ont fini font cette partie</w:t>
+      </w:r>
+    </w:p>
+  </w:comment>
+  <w:comment w:id="7" w:author="Mae Hano" w:date="2026-03-18T11:03:00Z" w:initials="MH">
+    <w:p>
+      <w:pPr>
+        <w:pStyle w:val="Commentaire"/>
+      </w:pPr>
+      <w:r>
+        <w:rPr>
+          <w:rStyle w:val="Marquedecommentaire"/>
+        </w:rPr>
+        <w:annotationRef/>
+      </w:r>
+      <w:r>
+        <w:t>Fanny</w:t>
+      </w:r>
+    </w:p>
+  </w:comment>
+  <w:comment w:id="8" w:author="Mae Hano" w:date="2026-03-18T11:02:00Z" w:initials="MH">
+    <w:p>
+      <w:pPr>
+        <w:pStyle w:val="Commentaire"/>
+      </w:pPr>
+      <w:r>
+        <w:rPr>
+          <w:rStyle w:val="Marquedecommentaire"/>
+        </w:rPr>
+        <w:annotationRef/>
+      </w:r>
+      <w:r>
+        <w:t>Maëlys + qqn potentiellement qqn d’autre</w:t>
+      </w:r>
+    </w:p>
+  </w:comment>
+  <w:comment w:id="9" w:author="Mae Hano" w:date="2026-03-18T11:04:00Z" w:initials="MH">
+    <w:p>
+      <w:pPr>
+        <w:pStyle w:val="Commentaire"/>
+      </w:pPr>
+      <w:r>
+        <w:rPr>
+          <w:rStyle w:val="Marquedecommentaire"/>
+        </w:rPr>
+        <w:annotationRef/>
+      </w:r>
+      <w:r>
+        <w:t>Tout le groupe</w:t>
+      </w:r>
+    </w:p>
+  </w:comment>
+</w:comments>
+</file>
+
+<file path=word/commentsExtended.xml><?xml version="1.0" encoding="utf-8"?>
+<w15:commentsEx xmlns:wpc="http://schemas.microsoft.com/office/word/2010/wordprocessingCanvas" xmlns:cx="http://schemas.microsoft.com/office/drawing/2014/chartex" xmlns:cx1="http://schemas.microsoft.com/office/drawing/2015/9/8/chartex" xmlns:cx2="http://schemas.microsoft.com/office/drawing/2015/10/21/chartex" xmlns:cx3="http://schemas.microsoft.com/office/drawing/2016/5/9/chartex" xmlns:cx4="http://schemas.microsoft.com/office/drawing/2016/5/10/chartex" xmlns:cx5="http://schemas.microsoft.com/office/drawing/2016/5/11/chartex" xmlns:cx6="http://schemas.microsoft.com/office/drawing/2016/5/12/chartex" xmlns:cx7="http://schemas.microsoft.com/office/drawing/2016/5/13/chartex" xmlns:cx8="http://schemas.microsoft.com/office/drawing/2016/5/14/chartex" xmlns:mc="http://schemas.openxmlformats.org/markup-compatibility/2006" xmlns:aink="http://schemas.microsoft.com/office/drawing/2016/ink" xmlns:am3d="http://schemas.microsoft.com/office/drawing/2017/model3d" xmlns:o="urn:schemas-microsoft-com:office:office" xmlns:oel="http://schemas.microsoft.com/office/2019/extlst" xmlns:r="http://schemas.openxmlformats.org/officeDocument/2006/relationships" xmlns:m="http://schemas.openxmlformats.org/officeDocument/2006/math" xmlns:v="urn:schemas-microsoft-com:vml" xmlns:wp14="http://schemas.microsoft.com/office/word/2010/wordprocessingDrawing" xmlns:wp="http://schemas.openxmlformats.org/drawingml/2006/wordprocessingDrawing" xmlns:w10="urn:schemas-microsoft-com:office:word" xmlns:w="http://schemas.openxmlformats.org/wordprocessingml/2006/main" xmlns:w14="http://schemas.microsoft.com/office/word/2010/wordml" xmlns:w15="http://schemas.microsoft.com/office/word/2012/wordml" xmlns:w16cex="http://schemas.microsoft.com/office/word/2018/wordml/cex" xmlns:w16cid="http://schemas.microsoft.com/office/word/2016/wordml/cid" xmlns:w16="http://schemas.microsoft.com/office/word/2018/wordml" xmlns:w16du="http://schemas.microsoft.com/office/word/2023/wordml/word16du" xmlns:w16sdtdh="http://schemas.microsoft.com/office/word/2020/wordml/sdtdatahash" xmlns:w16sdtfl="http://schemas.microsoft.com/office/word/2024/wordml/sdtformatlock" xmlns:w16se="http://schemas.microsoft.com/office/word/2015/wordml/symex" xmlns:wpg="http://schemas.microsoft.com/office/word/2010/wordprocessingGroup" xmlns:wpi="http://schemas.microsoft.com/office/word/2010/wordprocessingInk" xmlns:wne="http://schemas.microsoft.com/office/word/2006/wordml" xmlns:wps="http://schemas.microsoft.com/office/word/2010/wordprocessingShape" mc:Ignorable="w14 w15 w16se w16cid w16 w16cex w16sdtdh w16sdtfl w16du wp14">
+  <w15:commentEx w15:paraId="38C7C9E8" w15:done="0"/>
+  <w15:commentEx w15:paraId="385A8F0A" w15:done="0"/>
+  <w15:commentEx w15:paraId="76BD28B8" w15:done="0"/>
+  <w15:commentEx w15:paraId="5042E2EA" w15:done="0"/>
+  <w15:commentEx w15:paraId="1018AD73" w15:done="0"/>
+  <w15:commentEx w15:paraId="16A21C5B" w15:done="0"/>
+  <w15:commentEx w15:paraId="6FBC99FA" w15:done="0"/>
+  <w15:commentEx w15:paraId="089B62AA" w15:done="0"/>
+  <w15:commentEx w15:paraId="23B57113" w15:done="0"/>
+  <w15:commentEx w15:paraId="4A5DB869" w15:done="0"/>
+</w15:commentsEx>
+</file>
+
+<file path=word/commentsExtensible.xml><?xml version="1.0" encoding="utf-8"?>
+<w16cex:commentsExtensible xmlns:wpc="http://schemas.microsoft.com/office/word/2010/wordprocessingCanvas" xmlns:cx="http://schemas.microsoft.com/office/drawing/2014/chartex" xmlns:cx1="http://schemas.microsoft.com/office/drawing/2015/9/8/chartex" xmlns:cx2="http://schemas.microsoft.com/office/drawing/2015/10/21/chartex" xmlns:cx3="http://schemas.microsoft.com/office/drawing/2016/5/9/chartex" xmlns:cx4="http://schemas.microsoft.com/office/drawing/2016/5/10/chartex" xmlns:cx5="http://schemas.microsoft.com/office/drawing/2016/5/11/chartex" xmlns:cx6="http://schemas.microsoft.com/office/drawing/2016/5/12/chartex" xmlns:cx7="http://schemas.microsoft.com/office/drawing/2016/5/13/chartex" xmlns:cx8="http://schemas.microsoft.com/office/drawing/2016/5/14/chartex" xmlns:cr="http://schemas.microsoft.com/office/comments/2020/reactions" xmlns:mc="http://schemas.openxmlformats.org/markup-compatibility/2006" xmlns:aink="http://schemas.microsoft.com/office/drawing/2016/ink" xmlns:am3d="http://schemas.microsoft.com/office/drawing/2017/model3d" xmlns:o="urn:schemas-microsoft-com:office:office" xmlns:oel="http://schemas.microsoft.com/office/2019/extlst" xmlns:r="http://schemas.openxmlformats.org/officeDocument/2006/relationships" xmlns:m="http://schemas.openxmlformats.org/officeDocument/2006/math" xmlns:v="urn:schemas-microsoft-com:vml" xmlns:wp14="http://schemas.microsoft.com/office/word/2010/wordprocessingDrawing" xmlns:wp="http://schemas.openxmlformats.org/drawingml/2006/wordprocessingDrawing" xmlns:w10="urn:schemas-microsoft-com:office:word" xmlns:w="http://schemas.openxmlformats.org/wordprocessingml/2006/main" xmlns:w14="http://schemas.microsoft.com/office/word/2010/wordml" xmlns:w15="http://schemas.microsoft.com/office/word/2012/wordml" xmlns:w16cex="http://schemas.microsoft.com/office/word/2018/wordml/cex" xmlns:w16cid="http://schemas.microsoft.com/office/word/2016/wordml/cid" xmlns:w16="http://schemas.microsoft.com/office/word/2018/wordml" xmlns:w16du="http://schemas.microsoft.com/office/word/2023/wordml/word16du" xmlns:w16sdtdh="http://schemas.microsoft.com/office/word/2020/wordml/sdtdatahash" xmlns:w16sdtfl="http://schemas.microsoft.com/office/word/2024/wordml/sdtformatlock" xmlns:w16se="http://schemas.microsoft.com/office/word/2015/wordml/symex" xmlns:wpg="http://schemas.microsoft.com/office/word/2010/wordprocessingGroup" xmlns:wpi="http://schemas.microsoft.com/office/word/2010/wordprocessingInk" xmlns:wne="http://schemas.microsoft.com/office/word/2006/wordml" xmlns:wps="http://schemas.microsoft.com/office/word/2010/wordprocessingShape" mc:Ignorable="w14 w15 w16se w16cid w16 w16cex w16sdtdh w16sdtfl cr w16du wp14">
+  <w16cex:commentExtensible w16cex:durableId="0139CB6C" w16cex:dateUtc="2026-03-18T09:47:00Z"/>
+  <w16cex:commentExtensible w16cex:durableId="7A704A84" w16cex:dateUtc="2026-03-18T09:58:00Z"/>
+  <w16cex:commentExtensible w16cex:durableId="114EBE23" w16cex:dateUtc="2026-03-18T09:58:00Z"/>
+  <w16cex:commentExtensible w16cex:durableId="011C67F6" w16cex:dateUtc="2026-03-18T09:58:00Z"/>
+  <w16cex:commentExtensible w16cex:durableId="7190B36C" w16cex:dateUtc="2026-03-18T10:01:00Z"/>
+  <w16cex:commentExtensible w16cex:durableId="0E6F093C" w16cex:dateUtc="2026-03-18T10:01:00Z"/>
+  <w16cex:commentExtensible w16cex:durableId="3C55CFEB" w16cex:dateUtc="2026-03-18T10:01:00Z"/>
+  <w16cex:commentExtensible w16cex:durableId="4B871DC0" w16cex:dateUtc="2026-03-18T10:03:00Z"/>
+  <w16cex:commentExtensible w16cex:durableId="545036A0" w16cex:dateUtc="2026-03-18T10:02:00Z"/>
+  <w16cex:commentExtensible w16cex:durableId="73D42886" w16cex:dateUtc="2026-03-18T10:04:00Z"/>
+</w16cex:commentsExtensible>
+</file>
+
+<file path=word/commentsIds.xml><?xml version="1.0" encoding="utf-8"?>
+<w16cid:commentsIds xmlns:wpc="http://schemas.microsoft.com/office/word/2010/wordprocessingCanvas" xmlns:cx="http://schemas.microsoft.com/office/drawing/2014/chartex" xmlns:cx1="http://schemas.microsoft.com/office/drawing/2015/9/8/chartex" xmlns:cx2="http://schemas.microsoft.com/office/drawing/2015/10/21/chartex" xmlns:cx3="http://schemas.microsoft.com/office/drawing/2016/5/9/chartex" xmlns:cx4="http://schemas.microsoft.com/office/drawing/2016/5/10/chartex" xmlns:cx5="http://schemas.microsoft.com/office/drawing/2016/5/11/chartex" xmlns:cx6="http://schemas.microsoft.com/office/drawing/2016/5/12/chartex" xmlns:cx7="http://schemas.microsoft.com/office/drawing/2016/5/13/chartex" xmlns:cx8="http://schemas.microsoft.com/office/drawing/2016/5/14/chartex" xmlns:mc="http://schemas.openxmlformats.org/markup-compatibility/2006" xmlns:aink="http://schemas.microsoft.com/office/drawing/2016/ink" xmlns:am3d="http://schemas.microsoft.com/office/drawing/2017/model3d" xmlns:o="urn:schemas-microsoft-com:office:office" xmlns:oel="http://schemas.microsoft.com/office/2019/extlst" xmlns:r="http://schemas.openxmlformats.org/officeDocument/2006/relationships" xmlns:m="http://schemas.openxmlformats.org/officeDocument/2006/math" xmlns:v="urn:schemas-microsoft-com:vml" xmlns:wp14="http://schemas.microsoft.com/office/word/2010/wordprocessingDrawing" xmlns:wp="http://schemas.openxmlformats.org/drawingml/2006/wordprocessingDrawing" xmlns:w10="urn:schemas-microsoft-com:office:word" xmlns:w="http://schemas.openxmlformats.org/wordprocessingml/2006/main" xmlns:w14="http://schemas.microsoft.com/office/word/2010/wordml" xmlns:w15="http://schemas.microsoft.com/office/word/2012/wordml" xmlns:w16cex="http://schemas.microsoft.com/office/word/2018/wordml/cex" xmlns:w16cid="http://schemas.microsoft.com/office/word/2016/wordml/cid" xmlns:w16="http://schemas.microsoft.com/office/word/2018/wordml" xmlns:w16du="http://schemas.microsoft.com/office/word/2023/wordml/word16du" xmlns:w16sdtdh="http://schemas.microsoft.com/office/word/2020/wordml/sdtdatahash" xmlns:w16sdtfl="http://schemas.microsoft.com/office/word/2024/wordml/sdtformatlock" xmlns:w16se="http://schemas.microsoft.com/office/word/2015/wordml/symex" xmlns:wpg="http://schemas.microsoft.com/office/word/2010/wordprocessingGroup" xmlns:wpi="http://schemas.microsoft.com/office/word/2010/wordprocessingInk" xmlns:wne="http://schemas.microsoft.com/office/word/2006/wordml" xmlns:wps="http://schemas.microsoft.com/office/word/2010/wordprocessingShape" mc:Ignorable="w14 w15 w16se w16cid w16 w16cex w16sdtdh w16sdtfl w16du wp14">
+  <w16cid:commentId w16cid:paraId="38C7C9E8" w16cid:durableId="0139CB6C"/>
+  <w16cid:commentId w16cid:paraId="385A8F0A" w16cid:durableId="7A704A84"/>
+  <w16cid:commentId w16cid:paraId="76BD28B8" w16cid:durableId="114EBE23"/>
+  <w16cid:commentId w16cid:paraId="5042E2EA" w16cid:durableId="011C67F6"/>
+  <w16cid:commentId w16cid:paraId="1018AD73" w16cid:durableId="7190B36C"/>
+  <w16cid:commentId w16cid:paraId="16A21C5B" w16cid:durableId="0E6F093C"/>
+  <w16cid:commentId w16cid:paraId="6FBC99FA" w16cid:durableId="3C55CFEB"/>
+  <w16cid:commentId w16cid:paraId="089B62AA" w16cid:durableId="4B871DC0"/>
+  <w16cid:commentId w16cid:paraId="23B57113" w16cid:durableId="545036A0"/>
+  <w16cid:commentId w16cid:paraId="4A5DB869" w16cid:durableId="73D42886"/>
+</w16cid:commentsIds>
 </file>
 
 <file path=word/endnotes.xml><?xml version="1.0" encoding="utf-8"?>
@@ -12863,18 +9629,8 @@
         <w:sz w:val="18"/>
         <w:szCs w:val="18"/>
       </w:rPr>
-      <w:t xml:space="preserve"> IA | Mesure de la Créativité des </w:t>
+      <w:t xml:space="preserve"> IA | Mesure de la Créativité des LLMs</w:t>
     </w:r>
-    <w:proofErr w:type="spellStart"/>
-    <w:r>
-      <w:rPr>
-        <w:color w:val="666666"/>
-        <w:sz w:val="18"/>
-        <w:szCs w:val="18"/>
-      </w:rPr>
-      <w:t>LLMs</w:t>
-    </w:r>
-    <w:proofErr w:type="spellEnd"/>
     <w:r>
       <w:rPr>
         <w:sz w:val="18"/>
@@ -12882,8 +9638,6 @@
       </w:rPr>
       <w:tab/>
     </w:r>
-    <w:proofErr w:type="spellStart"/>
-    <w:proofErr w:type="gramStart"/>
     <w:r>
       <w:rPr>
         <w:b/>
@@ -12892,19 +9646,7 @@
         <w:sz w:val="18"/>
         <w:szCs w:val="18"/>
       </w:rPr>
-      <w:t>compar:IA</w:t>
-    </w:r>
-    <w:proofErr w:type="spellEnd"/>
-    <w:proofErr w:type="gramEnd"/>
-    <w:r>
-      <w:rPr>
-        <w:b/>
-        <w:bCs/>
-        <w:color w:val="2E75B6"/>
-        <w:sz w:val="18"/>
-        <w:szCs w:val="18"/>
-      </w:rPr>
-      <w:t xml:space="preserve"> • </w:t>
+      <w:t xml:space="preserve">compar:IA • </w:t>
     </w:r>
     <w:r>
       <w:rPr>
@@ -12979,6 +9721,92 @@
     </w:lvl>
   </w:abstractNum>
   <w:abstractNum w:abstractNumId="1" w15:restartNumberingAfterBreak="0">
+    <w:nsid w:val="4F6E68F7"/>
+    <w:multiLevelType w:val="hybridMultilevel"/>
+    <w:tmpl w:val="21562E9E"/>
+    <w:lvl w:ilvl="0" w:tplc="040C000F">
+      <w:start w:val="1"/>
+      <w:numFmt w:val="decimal"/>
+      <w:lvlText w:val="%1."/>
+      <w:lvlJc w:val="left"/>
+      <w:pPr>
+        <w:ind w:left="1080" w:hanging="360"/>
+      </w:pPr>
+    </w:lvl>
+    <w:lvl w:ilvl="1" w:tplc="040C0019" w:tentative="1">
+      <w:start w:val="1"/>
+      <w:numFmt w:val="lowerLetter"/>
+      <w:lvlText w:val="%2."/>
+      <w:lvlJc w:val="left"/>
+      <w:pPr>
+        <w:ind w:left="1800" w:hanging="360"/>
+      </w:pPr>
+    </w:lvl>
+    <w:lvl w:ilvl="2" w:tplc="040C001B" w:tentative="1">
+      <w:start w:val="1"/>
+      <w:numFmt w:val="lowerRoman"/>
+      <w:lvlText w:val="%3."/>
+      <w:lvlJc w:val="right"/>
+      <w:pPr>
+        <w:ind w:left="2520" w:hanging="180"/>
+      </w:pPr>
+    </w:lvl>
+    <w:lvl w:ilvl="3" w:tplc="040C000F" w:tentative="1">
+      <w:start w:val="1"/>
+      <w:numFmt w:val="decimal"/>
+      <w:lvlText w:val="%4."/>
+      <w:lvlJc w:val="left"/>
+      <w:pPr>
+        <w:ind w:left="3240" w:hanging="360"/>
+      </w:pPr>
+    </w:lvl>
+    <w:lvl w:ilvl="4" w:tplc="040C0019" w:tentative="1">
+      <w:start w:val="1"/>
+      <w:numFmt w:val="lowerLetter"/>
+      <w:lvlText w:val="%5."/>
+      <w:lvlJc w:val="left"/>
+      <w:pPr>
+        <w:ind w:left="3960" w:hanging="360"/>
+      </w:pPr>
+    </w:lvl>
+    <w:lvl w:ilvl="5" w:tplc="040C001B" w:tentative="1">
+      <w:start w:val="1"/>
+      <w:numFmt w:val="lowerRoman"/>
+      <w:lvlText w:val="%6."/>
+      <w:lvlJc w:val="right"/>
+      <w:pPr>
+        <w:ind w:left="4680" w:hanging="180"/>
+      </w:pPr>
+    </w:lvl>
+    <w:lvl w:ilvl="6" w:tplc="040C000F" w:tentative="1">
+      <w:start w:val="1"/>
+      <w:numFmt w:val="decimal"/>
+      <w:lvlText w:val="%7."/>
+      <w:lvlJc w:val="left"/>
+      <w:pPr>
+        <w:ind w:left="5400" w:hanging="360"/>
+      </w:pPr>
+    </w:lvl>
+    <w:lvl w:ilvl="7" w:tplc="040C0019" w:tentative="1">
+      <w:start w:val="1"/>
+      <w:numFmt w:val="lowerLetter"/>
+      <w:lvlText w:val="%8."/>
+      <w:lvlJc w:val="left"/>
+      <w:pPr>
+        <w:ind w:left="6120" w:hanging="360"/>
+      </w:pPr>
+    </w:lvl>
+    <w:lvl w:ilvl="8" w:tplc="040C001B" w:tentative="1">
+      <w:start w:val="1"/>
+      <w:numFmt w:val="lowerRoman"/>
+      <w:lvlText w:val="%9."/>
+      <w:lvlJc w:val="right"/>
+      <w:pPr>
+        <w:ind w:left="6840" w:hanging="180"/>
+      </w:pPr>
+    </w:lvl>
+  </w:abstractNum>
+  <w:abstractNum w:abstractNumId="2" w15:restartNumberingAfterBreak="0">
     <w:nsid w:val="73635FD5"/>
     <w:multiLevelType w:val="hybridMultilevel"/>
     <w:tmpl w:val="973EAD50"/>
@@ -13064,7 +9892,7 @@
       </w:pPr>
     </w:lvl>
   </w:abstractNum>
-  <w:abstractNum w:abstractNumId="2" w15:restartNumberingAfterBreak="0">
+  <w:abstractNum w:abstractNumId="3" w15:restartNumberingAfterBreak="0">
     <w:nsid w:val="7CBA3B54"/>
     <w:multiLevelType w:val="hybridMultilevel"/>
     <w:tmpl w:val="7398EA82"/>
@@ -13119,13 +9947,13 @@
     </w:lvl>
   </w:abstractNum>
   <w:num w:numId="1" w16cid:durableId="1466047350">
-    <w:abstractNumId w:val="1"/>
+    <w:abstractNumId w:val="2"/>
     <w:lvlOverride w:ilvl="0">
       <w:startOverride w:val="1"/>
     </w:lvlOverride>
   </w:num>
   <w:num w:numId="2" w16cid:durableId="464009235">
-    <w:abstractNumId w:val="2"/>
+    <w:abstractNumId w:val="3"/>
     <w:lvlOverride w:ilvl="0">
       <w:startOverride w:val="1"/>
     </w:lvlOverride>
@@ -13136,7 +9964,18 @@
       <w:startOverride w:val="1"/>
     </w:lvlOverride>
   </w:num>
+  <w:num w:numId="4" w16cid:durableId="799226275">
+    <w:abstractNumId w:val="1"/>
+  </w:num>
 </w:numbering>
+</file>
+
+<file path=word/people.xml><?xml version="1.0" encoding="utf-8"?>
+<w15:people xmlns:wpc="http://schemas.microsoft.com/office/word/2010/wordprocessingCanvas" xmlns:cx="http://schemas.microsoft.com/office/drawing/2014/chartex" xmlns:cx1="http://schemas.microsoft.com/office/drawing/2015/9/8/chartex" xmlns:cx2="http://schemas.microsoft.com/office/drawing/2015/10/21/chartex" xmlns:cx3="http://schemas.microsoft.com/office/drawing/2016/5/9/chartex" xmlns:cx4="http://schemas.microsoft.com/office/drawing/2016/5/10/chartex" xmlns:cx5="http://schemas.microsoft.com/office/drawing/2016/5/11/chartex" xmlns:cx6="http://schemas.microsoft.com/office/drawing/2016/5/12/chartex" xmlns:cx7="http://schemas.microsoft.com/office/drawing/2016/5/13/chartex" xmlns:cx8="http://schemas.microsoft.com/office/drawing/2016/5/14/chartex" xmlns:mc="http://schemas.openxmlformats.org/markup-compatibility/2006" xmlns:aink="http://schemas.microsoft.com/office/drawing/2016/ink" xmlns:am3d="http://schemas.microsoft.com/office/drawing/2017/model3d" xmlns:o="urn:schemas-microsoft-com:office:office" xmlns:oel="http://schemas.microsoft.com/office/2019/extlst" xmlns:r="http://schemas.openxmlformats.org/officeDocument/2006/relationships" xmlns:m="http://schemas.openxmlformats.org/officeDocument/2006/math" xmlns:v="urn:schemas-microsoft-com:vml" xmlns:wp14="http://schemas.microsoft.com/office/word/2010/wordprocessingDrawing" xmlns:wp="http://schemas.openxmlformats.org/drawingml/2006/wordprocessingDrawing" xmlns:w10="urn:schemas-microsoft-com:office:word" xmlns:w="http://schemas.openxmlformats.org/wordprocessingml/2006/main" xmlns:w14="http://schemas.microsoft.com/office/word/2010/wordml" xmlns:w15="http://schemas.microsoft.com/office/word/2012/wordml" xmlns:w16cex="http://schemas.microsoft.com/office/word/2018/wordml/cex" xmlns:w16cid="http://schemas.microsoft.com/office/word/2016/wordml/cid" xmlns:w16="http://schemas.microsoft.com/office/word/2018/wordml" xmlns:w16du="http://schemas.microsoft.com/office/word/2023/wordml/word16du" xmlns:w16sdtdh="http://schemas.microsoft.com/office/word/2020/wordml/sdtdatahash" xmlns:w16sdtfl="http://schemas.microsoft.com/office/word/2024/wordml/sdtformatlock" xmlns:w16se="http://schemas.microsoft.com/office/word/2015/wordml/symex" xmlns:wpg="http://schemas.microsoft.com/office/word/2010/wordprocessingGroup" xmlns:wpi="http://schemas.microsoft.com/office/word/2010/wordprocessingInk" xmlns:wne="http://schemas.microsoft.com/office/word/2006/wordml" xmlns:wps="http://schemas.microsoft.com/office/word/2010/wordprocessingShape" mc:Ignorable="w14 w15 w16se w16cid w16 w16cex w16sdtdh w16sdtfl w16du wp14">
+  <w15:person w15:author="Mae Hano">
+    <w15:presenceInfo w15:providerId="None" w15:userId="Mae Hano"/>
+  </w15:person>
+</w15:people>
 </file>
 
 <file path=word/styles.xml><?xml version="1.0" encoding="utf-8"?>
@@ -13768,6 +10607,69 @@
       <w:shd w:val="clear" w:color="auto" w:fill="E1DFDD"/>
     </w:rPr>
   </w:style>
+  <w:style w:type="character" w:styleId="Marquedecommentaire">
+    <w:name w:val="annotation reference"/>
+    <w:basedOn w:val="Policepardfaut"/>
+    <w:uiPriority w:val="99"/>
+    <w:semiHidden/>
+    <w:unhideWhenUsed/>
+    <w:rsid w:val="00C21F39"/>
+    <w:rPr>
+      <w:sz w:val="16"/>
+      <w:szCs w:val="16"/>
+    </w:rPr>
+  </w:style>
+  <w:style w:type="paragraph" w:styleId="Commentaire">
+    <w:name w:val="annotation text"/>
+    <w:basedOn w:val="Normal"/>
+    <w:link w:val="CommentaireCar"/>
+    <w:uiPriority w:val="99"/>
+    <w:unhideWhenUsed/>
+    <w:rsid w:val="00C21F39"/>
+    <w:rPr>
+      <w:sz w:val="20"/>
+      <w:szCs w:val="20"/>
+    </w:rPr>
+  </w:style>
+  <w:style w:type="character" w:customStyle="1" w:styleId="CommentaireCar">
+    <w:name w:val="Commentaire Car"/>
+    <w:basedOn w:val="Policepardfaut"/>
+    <w:link w:val="Commentaire"/>
+    <w:uiPriority w:val="99"/>
+    <w:rsid w:val="00C21F39"/>
+    <w:rPr>
+      <w:sz w:val="20"/>
+      <w:szCs w:val="20"/>
+    </w:rPr>
+  </w:style>
+  <w:style w:type="paragraph" w:styleId="Objetducommentaire">
+    <w:name w:val="annotation subject"/>
+    <w:basedOn w:val="Commentaire"/>
+    <w:next w:val="Commentaire"/>
+    <w:link w:val="ObjetducommentaireCar"/>
+    <w:uiPriority w:val="99"/>
+    <w:semiHidden/>
+    <w:unhideWhenUsed/>
+    <w:rsid w:val="00C21F39"/>
+    <w:rPr>
+      <w:b/>
+      <w:bCs/>
+    </w:rPr>
+  </w:style>
+  <w:style w:type="character" w:customStyle="1" w:styleId="ObjetducommentaireCar">
+    <w:name w:val="Objet du commentaire Car"/>
+    <w:basedOn w:val="CommentaireCar"/>
+    <w:link w:val="Objetducommentaire"/>
+    <w:uiPriority w:val="99"/>
+    <w:semiHidden/>
+    <w:rsid w:val="00C21F39"/>
+    <w:rPr>
+      <w:b/>
+      <w:bCs/>
+      <w:sz w:val="20"/>
+      <w:szCs w:val="20"/>
+    </w:rPr>
+  </w:style>
 </w:styles>
 </file>
 
